--- a/What Is Anki And Why You Should Use For Vocabulary Learning.docx
+++ b/What Is Anki And Why You Should Use For Vocabulary Learning.docx
@@ -4,7 +4,6 @@
   <w:body>
     <w:p>
       <w:pPr>
-        <w:pBdr/>
         <w:spacing/>
         <w:ind/>
         <w:jc w:val="center"/>
@@ -51,8 +50,7 @@
     </w:p>
     <w:p>
       <w:pPr>
-        <w:pStyle w:val="1051"/>
-        <w:pBdr/>
+        <w:pStyle w:val="1071"/>
         <w:spacing/>
         <w:ind/>
         <w:jc w:val="center"/>
@@ -99,8 +97,7 @@
     </w:p>
     <w:p>
       <w:pPr>
-        <w:pStyle w:val="1051"/>
-        <w:pBdr/>
+        <w:pStyle w:val="1071"/>
         <w:spacing/>
         <w:ind/>
         <w:jc w:val="center"/>
@@ -159,8 +156,7 @@
     </w:p>
     <w:p>
       <w:pPr>
-        <w:pStyle w:val="1051"/>
-        <w:pBdr/>
+        <w:pStyle w:val="1071"/>
         <w:spacing/>
         <w:ind/>
         <w:jc w:val="center"/>
@@ -208,8 +204,7 @@
     </w:p>
     <w:p>
       <w:pPr>
-        <w:pStyle w:val="1051"/>
-        <w:pBdr/>
+        <w:pStyle w:val="1071"/>
         <w:spacing/>
         <w:ind/>
         <w:jc w:val="center"/>
@@ -280,7 +275,6 @@
     </w:p>
     <w:p>
       <w:pPr>
-        <w:pBdr/>
         <w:spacing/>
         <w:ind/>
         <w:rPr/>
@@ -487,9 +481,8 @@
     </w:p>
     <w:p>
       <w:pPr>
-        <w:pStyle w:val="1053"/>
+        <w:pStyle w:val="1073"/>
         <w:suppressLineNumbers w:val="false"/>
-        <w:pBdr/>
         <w:spacing w:after="200" w:before="3168" w:line="276" w:lineRule="auto"/>
         <w:ind/>
         <w:jc w:val="left"/>
@@ -620,7 +613,6 @@
     </w:p>
     <w:p>
       <w:pPr>
-        <w:pBdr/>
         <w:spacing/>
         <w:ind/>
         <w:rPr/>
@@ -630,7 +622,6 @@
     </w:p>
     <w:p>
       <w:pPr>
-        <w:pBdr/>
         <w:spacing/>
         <w:ind/>
         <w:jc w:val="left"/>
@@ -745,7 +736,6 @@
     </w:p>
     <w:p>
       <w:pPr>
-        <w:pBdr/>
         <w:spacing/>
         <w:ind/>
         <w:jc w:val="left"/>
@@ -815,11 +805,20 @@
           <w:highlight w:val="none"/>
         </w:rPr>
       </w:r>
+      <w:r>
+        <w:rPr>
+          <w:b w:val="0"/>
+          <w:bCs w:val="0"/>
+          <w:i w:val="0"/>
+          <w:sz w:val="18"/>
+          <w:szCs w:val="18"/>
+          <w:highlight w:val="none"/>
+        </w:rPr>
+      </w:r>
     </w:p>
     <w:p>
       <w:pPr>
         <w:suppressLineNumbers w:val="false"/>
-        <w:pBdr/>
         <w:spacing/>
         <w:ind/>
         <w:rPr>
@@ -873,8 +872,7 @@
       <w:sdtContent>
         <w:p>
           <w:pPr>
-            <w:pStyle w:val="1079"/>
-            <w:pBdr/>
+            <w:pStyle w:val="1099"/>
             <w:tabs>
               <w:tab w:val="right" w:leader="dot" w:pos="9026"/>
             </w:tabs>
@@ -911,12 +909,12 @@
           <w:hyperlink w:tooltip="#_Toc1" w:anchor="_Toc1" w:history="1">
             <w:r>
               <w:rPr>
-                <w:rStyle w:val="1077"/>
+                <w:rStyle w:val="1097"/>
               </w:rPr>
             </w:r>
             <w:r>
               <w:rPr>
-                <w:rStyle w:val="1077"/>
+                <w:rStyle w:val="1097"/>
                 <w:b/>
                 <w:bCs/>
                 <w:i w:val="0"/>
@@ -927,7 +925,7 @@
             </w:r>
             <w:r>
               <w:rPr>
-                <w:rStyle w:val="1077"/>
+                <w:rStyle w:val="1097"/>
                 <w:b/>
                 <w:bCs/>
                 <w:i w:val="0"/>
@@ -938,7 +936,7 @@
             </w:r>
             <w:r>
               <w:rPr>
-                <w:rStyle w:val="1077"/>
+                <w:rStyle w:val="1097"/>
                 <w:b/>
                 <w:bCs w:val="0"/>
                 <w:i w:val="0"/>
@@ -964,11 +962,18 @@
               <w:highlight w:val="none"/>
             </w:rPr>
           </w:r>
+          <w:r>
+            <w:rPr>
+              <w:b/>
+              <w:bCs w:val="0"/>
+              <w:i w:val="0"/>
+              <w:highlight w:val="none"/>
+            </w:rPr>
+          </w:r>
         </w:p>
         <w:p>
           <w:pPr>
-            <w:pStyle w:val="1079"/>
-            <w:pBdr/>
+            <w:pStyle w:val="1099"/>
             <w:tabs>
               <w:tab w:val="right" w:leader="dot" w:pos="9026"/>
             </w:tabs>
@@ -981,15 +986,16 @@
               <w:highlight w:val="none"/>
             </w:rPr>
           </w:pPr>
+          <w:r/>
           <w:hyperlink w:tooltip="#_Toc2" w:anchor="_Toc2" w:history="1">
             <w:r>
               <w:rPr>
-                <w:rStyle w:val="1077"/>
+                <w:rStyle w:val="1097"/>
               </w:rPr>
             </w:r>
             <w:r>
               <w:rPr>
-                <w:rStyle w:val="1077"/>
+                <w:rStyle w:val="1097"/>
                 <w:b/>
                 <w:bCs/>
                 <w:i w:val="0"/>
@@ -1000,7 +1006,7 @@
             </w:r>
             <w:r>
               <w:rPr>
-                <w:rStyle w:val="1077"/>
+                <w:rStyle w:val="1097"/>
                 <w:b/>
                 <w:bCs w:val="0"/>
                 <w:i w:val="0"/>
@@ -1034,12 +1040,19 @@
               <w:highlight w:val="none"/>
             </w:rPr>
           </w:r>
+          <w:r>
+            <w:rPr>
+              <w:b/>
+              <w:bCs w:val="0"/>
+              <w:i w:val="0"/>
+              <w:highlight w:val="none"/>
+            </w:rPr>
+          </w:r>
         </w:p>
         <w:p>
           <w:pPr>
-            <w:pStyle w:val="1080"/>
+            <w:pStyle w:val="1100"/>
             <w:suppressLineNumbers w:val="false"/>
-            <w:pBdr/>
             <w:tabs>
               <w:tab w:val="right" w:leader="dot" w:pos="9026"/>
             </w:tabs>
@@ -1052,15 +1065,16 @@
               <w:highlight w:val="none"/>
             </w:rPr>
           </w:pPr>
+          <w:r/>
           <w:hyperlink w:tooltip="#_Toc3" w:anchor="_Toc3" w:history="1">
             <w:r>
               <w:rPr>
-                <w:rStyle w:val="1077"/>
+                <w:rStyle w:val="1097"/>
               </w:rPr>
             </w:r>
             <w:r>
               <w:rPr>
-                <w:rStyle w:val="1077"/>
+                <w:rStyle w:val="1097"/>
                 <w:b w:val="0"/>
                 <w:bCs w:val="0"/>
                 <w:i w:val="0"/>
@@ -1071,7 +1085,7 @@
             </w:r>
             <w:r>
               <w:rPr>
-                <w:rStyle w:val="1077"/>
+                <w:rStyle w:val="1097"/>
                 <w:b w:val="0"/>
                 <w:bCs w:val="0"/>
                 <w:i w:val="0"/>
@@ -1111,11 +1125,18 @@
               <w:highlight w:val="none"/>
             </w:rPr>
           </w:r>
+          <w:r>
+            <w:rPr>
+              <w:b w:val="0"/>
+              <w:bCs w:val="0"/>
+              <w:i w:val="0"/>
+              <w:highlight w:val="none"/>
+            </w:rPr>
+          </w:r>
         </w:p>
         <w:p>
           <w:pPr>
-            <w:pStyle w:val="1080"/>
-            <w:pBdr/>
+            <w:pStyle w:val="1100"/>
             <w:tabs>
               <w:tab w:val="right" w:leader="dot" w:pos="9026"/>
             </w:tabs>
@@ -1129,15 +1150,16 @@
               <w:vertAlign w:val="baseline"/>
             </w:rPr>
           </w:pPr>
+          <w:r/>
           <w:hyperlink w:tooltip="#_Toc4" w:anchor="_Toc4" w:history="1">
             <w:r>
               <w:rPr>
-                <w:rStyle w:val="1077"/>
+                <w:rStyle w:val="1097"/>
               </w:rPr>
             </w:r>
             <w:r>
               <w:rPr>
-                <w:rStyle w:val="1077"/>
+                <w:rStyle w:val="1097"/>
                 <w:b w:val="0"/>
                 <w:bCs w:val="0"/>
                 <w:i w:val="0"/>
@@ -1148,13 +1170,13 @@
             </w:r>
             <w:r>
               <w:rPr>
-                <w:rStyle w:val="1077"/>
+                <w:rStyle w:val="1097"/>
               </w:rPr>
               <w:t xml:space="preserve"> </w:t>
             </w:r>
             <w:r>
               <w:rPr>
-                <w:rStyle w:val="1077"/>
+                <w:rStyle w:val="1097"/>
                 <w:b w:val="0"/>
                 <w:bCs w:val="0"/>
                 <w:i w:val="0"/>
@@ -1196,11 +1218,19 @@
               <w:vertAlign w:val="baseline"/>
             </w:rPr>
           </w:r>
+          <w:r>
+            <w:rPr>
+              <w:b w:val="0"/>
+              <w:bCs w:val="0"/>
+              <w:i w:val="0"/>
+              <w:highlight w:val="none"/>
+              <w:vertAlign w:val="baseline"/>
+            </w:rPr>
+          </w:r>
         </w:p>
         <w:p>
           <w:pPr>
-            <w:pStyle w:val="1080"/>
-            <w:pBdr/>
+            <w:pStyle w:val="1100"/>
             <w:tabs>
               <w:tab w:val="right" w:leader="dot" w:pos="9026"/>
             </w:tabs>
@@ -1212,15 +1242,16 @@
               <w:highlight w:val="none"/>
             </w:rPr>
           </w:pPr>
+          <w:r/>
           <w:hyperlink w:tooltip="#_Toc5" w:anchor="_Toc5" w:history="1">
             <w:r>
               <w:rPr>
-                <w:rStyle w:val="1077"/>
+                <w:rStyle w:val="1097"/>
               </w:rPr>
             </w:r>
             <w:r>
               <w:rPr>
-                <w:rStyle w:val="1077"/>
+                <w:rStyle w:val="1097"/>
                 <w:b w:val="0"/>
                 <w:bCs w:val="0"/>
                 <w:highlight w:val="none"/>
@@ -1229,7 +1260,7 @@
             </w:r>
             <w:r>
               <w:rPr>
-                <w:rStyle w:val="1077"/>
+                <w:rStyle w:val="1097"/>
                 <w:b w:val="0"/>
                 <w:bCs w:val="0"/>
                 <w:highlight w:val="none"/>
@@ -1273,11 +1304,17 @@
               <w:highlight w:val="none"/>
             </w:rPr>
           </w:r>
+          <w:r>
+            <w:rPr>
+              <w:b w:val="0"/>
+              <w:bCs w:val="0"/>
+              <w:highlight w:val="none"/>
+            </w:rPr>
+          </w:r>
         </w:p>
         <w:p>
           <w:pPr>
-            <w:pStyle w:val="1079"/>
-            <w:pBdr/>
+            <w:pStyle w:val="1099"/>
             <w:tabs>
               <w:tab w:val="right" w:leader="dot" w:pos="9026"/>
             </w:tabs>
@@ -1287,15 +1324,16 @@
               <w:highlight w:val="none"/>
             </w:rPr>
           </w:pPr>
+          <w:r/>
           <w:hyperlink w:tooltip="#_Toc6" w:anchor="_Toc6" w:history="1">
             <w:r>
               <w:rPr>
-                <w:rStyle w:val="1077"/>
+                <w:rStyle w:val="1097"/>
               </w:rPr>
             </w:r>
             <w:r>
               <w:rPr>
-                <w:rStyle w:val="1077"/>
+                <w:rStyle w:val="1097"/>
                 <w:b/>
                 <w:bCs/>
                 <w:i w:val="0"/>
@@ -1306,7 +1344,7 @@
             </w:r>
             <w:r>
               <w:rPr>
-                <w:rStyle w:val="1077"/>
+                <w:rStyle w:val="1097"/>
                 <w:highlight w:val="none"/>
               </w:rPr>
             </w:r>
@@ -1326,11 +1364,15 @@
               <w:highlight w:val="none"/>
             </w:rPr>
           </w:r>
+          <w:r>
+            <w:rPr>
+              <w:highlight w:val="none"/>
+            </w:rPr>
+          </w:r>
         </w:p>
         <w:p>
           <w:pPr>
-            <w:pStyle w:val="1080"/>
-            <w:pBdr/>
+            <w:pStyle w:val="1100"/>
             <w:tabs>
               <w:tab w:val="right" w:leader="dot" w:pos="9026"/>
             </w:tabs>
@@ -1338,15 +1380,16 @@
             <w:ind/>
             <w:rPr/>
           </w:pPr>
+          <w:r/>
           <w:hyperlink w:tooltip="#_Toc7" w:anchor="_Toc7" w:history="1">
             <w:r>
               <w:rPr>
-                <w:rStyle w:val="1077"/>
+                <w:rStyle w:val="1097"/>
               </w:rPr>
             </w:r>
             <w:r>
               <w:rPr>
-                <w:rStyle w:val="1077"/>
+                <w:rStyle w:val="1097"/>
                 <w:b w:val="0"/>
                 <w:bCs w:val="0"/>
               </w:rPr>
@@ -1354,7 +1397,7 @@
             </w:r>
             <w:r>
               <w:rPr>
-                <w:rStyle w:val="1077"/>
+                <w:rStyle w:val="1097"/>
                 <w:b w:val="0"/>
                 <w:bCs w:val="0"/>
               </w:rPr>
@@ -1385,11 +1428,11 @@
             </w:r>
           </w:hyperlink>
           <w:r/>
+          <w:r/>
         </w:p>
         <w:p>
           <w:pPr>
-            <w:pStyle w:val="1080"/>
-            <w:pBdr/>
+            <w:pStyle w:val="1100"/>
             <w:tabs>
               <w:tab w:val="right" w:leader="dot" w:pos="9026"/>
             </w:tabs>
@@ -1399,15 +1442,16 @@
               <w:rFonts w:ascii="Arial" w:hAnsi="Arial" w:cs="Arial"/>
             </w:rPr>
           </w:pPr>
+          <w:r/>
           <w:hyperlink w:tooltip="#_Toc8" w:anchor="_Toc8" w:history="1">
             <w:r>
               <w:rPr>
-                <w:rStyle w:val="1077"/>
+                <w:rStyle w:val="1097"/>
               </w:rPr>
             </w:r>
             <w:r>
               <w:rPr>
-                <w:rStyle w:val="1077"/>
+                <w:rStyle w:val="1097"/>
                 <w:rFonts w:ascii="Arial" w:hAnsi="Arial" w:eastAsia="Arial" w:cs="Arial"/>
                 <w:b w:val="0"/>
                 <w:bCs w:val="0"/>
@@ -1417,7 +1461,7 @@
             </w:r>
             <w:r>
               <w:rPr>
-                <w:rStyle w:val="1077"/>
+                <w:rStyle w:val="1097"/>
                 <w:rFonts w:ascii="Arial" w:hAnsi="Arial" w:cs="Arial"/>
               </w:rPr>
             </w:r>
@@ -1451,11 +1495,15 @@
               <w:rFonts w:ascii="Arial" w:hAnsi="Arial" w:cs="Arial"/>
             </w:rPr>
           </w:r>
+          <w:r>
+            <w:rPr>
+              <w:rFonts w:ascii="Arial" w:hAnsi="Arial" w:cs="Arial"/>
+            </w:rPr>
+          </w:r>
         </w:p>
         <w:p>
           <w:pPr>
-            <w:pStyle w:val="1079"/>
-            <w:pBdr/>
+            <w:pStyle w:val="1099"/>
             <w:tabs>
               <w:tab w:val="right" w:leader="dot" w:pos="9026"/>
             </w:tabs>
@@ -1468,15 +1516,16 @@
               <w:highlight w:val="none"/>
             </w:rPr>
           </w:pPr>
+          <w:r/>
           <w:hyperlink w:tooltip="#_Toc9" w:anchor="_Toc9" w:history="1">
             <w:r>
               <w:rPr>
-                <w:rStyle w:val="1077"/>
+                <w:rStyle w:val="1097"/>
               </w:rPr>
             </w:r>
             <w:r>
               <w:rPr>
-                <w:rStyle w:val="1077"/>
+                <w:rStyle w:val="1097"/>
                 <w:b/>
                 <w:bCs/>
                 <w:i w:val="0"/>
@@ -1487,7 +1536,7 @@
             </w:r>
             <w:r>
               <w:rPr>
-                <w:rStyle w:val="1077"/>
+                <w:rStyle w:val="1097"/>
                 <w:b/>
                 <w:bCs w:val="0"/>
                 <w:i w:val="0"/>
@@ -1513,12 +1562,19 @@
               <w:highlight w:val="none"/>
             </w:rPr>
           </w:r>
+          <w:r>
+            <w:rPr>
+              <w:b/>
+              <w:bCs w:val="0"/>
+              <w:i w:val="0"/>
+              <w:highlight w:val="none"/>
+            </w:rPr>
+          </w:r>
         </w:p>
         <w:p>
           <w:pPr>
-            <w:pStyle w:val="1079"/>
+            <w:pStyle w:val="1099"/>
             <w:suppressLineNumbers w:val="false"/>
-            <w:pBdr/>
             <w:tabs>
               <w:tab w:val="right" w:leader="dot" w:pos="9026"/>
             </w:tabs>
@@ -1528,15 +1584,16 @@
               <w:highlight w:val="none"/>
             </w:rPr>
           </w:pPr>
+          <w:r/>
           <w:hyperlink w:tooltip="#_Toc10" w:anchor="_Toc10" w:history="1">
             <w:r>
               <w:rPr>
-                <w:rStyle w:val="1077"/>
+                <w:rStyle w:val="1097"/>
               </w:rPr>
             </w:r>
             <w:r>
               <w:rPr>
-                <w:rStyle w:val="1077"/>
+                <w:rStyle w:val="1097"/>
                 <w:b/>
                 <w:bCs/>
                 <w:i w:val="0"/>
@@ -1546,7 +1603,7 @@
             </w:r>
             <w:r>
               <w:rPr>
-                <w:rStyle w:val="1077"/>
+                <w:rStyle w:val="1097"/>
                 <w:highlight w:val="none"/>
               </w:rPr>
             </w:r>
@@ -1566,11 +1623,15 @@
               <w:highlight w:val="none"/>
             </w:rPr>
           </w:r>
+          <w:r>
+            <w:rPr>
+              <w:highlight w:val="none"/>
+            </w:rPr>
+          </w:r>
         </w:p>
         <w:p>
           <w:pPr>
-            <w:pStyle w:val="1080"/>
-            <w:pBdr/>
+            <w:pStyle w:val="1100"/>
             <w:tabs>
               <w:tab w:val="right" w:leader="dot" w:pos="9026"/>
             </w:tabs>
@@ -1578,15 +1639,16 @@
             <w:ind/>
             <w:rPr/>
           </w:pPr>
+          <w:r/>
           <w:hyperlink w:tooltip="#_Toc11" w:anchor="_Toc11" w:history="1">
             <w:r>
               <w:rPr>
-                <w:rStyle w:val="1077"/>
+                <w:rStyle w:val="1097"/>
               </w:rPr>
             </w:r>
             <w:r>
               <w:rPr>
-                <w:rStyle w:val="1077"/>
+                <w:rStyle w:val="1097"/>
                 <w:b w:val="0"/>
                 <w:bCs w:val="0"/>
                 <w:highlight w:val="none"/>
@@ -1595,7 +1657,7 @@
             </w:r>
             <w:r>
               <w:rPr>
-                <w:rStyle w:val="1077"/>
+                <w:rStyle w:val="1097"/>
               </w:rPr>
             </w:r>
             <w:r>
@@ -1618,11 +1680,11 @@
             </w:r>
           </w:hyperlink>
           <w:r/>
+          <w:r/>
         </w:p>
         <w:p>
           <w:pPr>
-            <w:pStyle w:val="1080"/>
-            <w:pBdr/>
+            <w:pStyle w:val="1100"/>
             <w:tabs>
               <w:tab w:val="right" w:leader="dot" w:pos="9026"/>
             </w:tabs>
@@ -1635,15 +1697,16 @@
               <w:highlight w:val="none"/>
             </w:rPr>
           </w:pPr>
+          <w:r/>
           <w:hyperlink w:tooltip="#_Toc12" w:anchor="_Toc12" w:history="1">
             <w:r>
               <w:rPr>
-                <w:rStyle w:val="1077"/>
+                <w:rStyle w:val="1097"/>
               </w:rPr>
             </w:r>
             <w:r>
               <w:rPr>
-                <w:rStyle w:val="1077"/>
+                <w:rStyle w:val="1097"/>
                 <w:b w:val="0"/>
                 <w:bCs w:val="0"/>
                 <w:i w:val="0"/>
@@ -1653,7 +1716,7 @@
             </w:r>
             <w:r>
               <w:rPr>
-                <w:rStyle w:val="1077"/>
+                <w:rStyle w:val="1097"/>
                 <w:b w:val="0"/>
                 <w:bCs w:val="0"/>
                 <w:i w:val="0"/>
@@ -1687,10 +1750,17 @@
               <w:highlight w:val="none"/>
             </w:rPr>
           </w:r>
+          <w:r>
+            <w:rPr>
+              <w:b w:val="0"/>
+              <w:bCs w:val="0"/>
+              <w:i w:val="0"/>
+              <w:highlight w:val="none"/>
+            </w:rPr>
+          </w:r>
         </w:p>
         <w:p>
           <w:pPr>
-            <w:pBdr/>
             <w:spacing/>
             <w:ind/>
             <w:rPr>
@@ -1699,19 +1769,22 @@
               <w:highlight w:val="none"/>
             </w:rPr>
           </w:pPr>
-          <w:r/>
           <w:r>
             <w:fldChar w:fldCharType="end"/>
           </w:r>
-          <w:r/>
-          <w:r/>
+          <w:r>
+            <w:rPr>
+              <w:b/>
+              <w:bCs/>
+              <w:highlight w:val="none"/>
+            </w:rPr>
+          </w:r>
         </w:p>
       </w:sdtContent>
     </w:sdt>
     <w:p>
       <w:pPr>
-        <w:pStyle w:val="1032"/>
-        <w:pBdr/>
+        <w:pStyle w:val="1052"/>
         <w:spacing/>
         <w:ind w:firstLine="0" w:left="0"/>
         <w:rPr>
@@ -1749,9 +1822,17 @@
         </w:rPr>
         <w:t xml:space="preserve">learning vocabulary</w:t>
       </w:r>
-      <w:r/>
       <w:bookmarkEnd w:id="33"/>
-      <w:r/>
+      <w:r>
+        <w:rPr>
+          <w:b/>
+          <w:bCs w:val="0"/>
+          <w:i w:val="0"/>
+          <w:sz w:val="32"/>
+          <w:szCs w:val="32"/>
+          <w:highlight w:val="none"/>
+        </w:rPr>
+      </w:r>
       <w:r>
         <w:rPr>
           <w:b/>
@@ -1765,7 +1846,6 @@
     </w:p>
     <w:p>
       <w:pPr>
-        <w:pBdr/>
         <w:spacing/>
         <w:ind/>
         <w:rPr>
@@ -1833,7 +1913,6 @@
     </w:p>
     <w:p>
       <w:pPr>
-        <w:pBdr/>
         <w:spacing/>
         <w:ind/>
         <w:rPr>
@@ -1901,7 +1980,6 @@
     </w:p>
     <w:p>
       <w:pPr>
-        <w:pBdr/>
         <w:spacing/>
         <w:ind/>
         <w:rPr>
@@ -1968,7 +2046,6 @@
     </w:p>
     <w:p>
       <w:pPr>
-        <w:pBdr/>
         <w:spacing/>
         <w:ind/>
         <w:rPr>
@@ -2061,7 +2138,6 @@
     </w:p>
     <w:p>
       <w:pPr>
-        <w:pBdr/>
         <w:spacing/>
         <w:ind/>
         <w:rPr>
@@ -2126,8 +2202,7 @@
     </w:p>
     <w:p>
       <w:pPr>
-        <w:pStyle w:val="1032"/>
-        <w:pBdr/>
+        <w:pStyle w:val="1052"/>
         <w:spacing/>
         <w:ind/>
         <w:rPr>
@@ -2153,9 +2228,17 @@
         </w:rPr>
         <w:t xml:space="preserve">2. What is Anki and how it works</w:t>
       </w:r>
-      <w:r/>
       <w:bookmarkEnd w:id="34"/>
-      <w:r/>
+      <w:r>
+        <w:rPr>
+          <w:b/>
+          <w:bCs w:val="0"/>
+          <w:i w:val="0"/>
+          <w:sz w:val="32"/>
+          <w:szCs w:val="32"/>
+          <w:highlight w:val="none"/>
+        </w:rPr>
+      </w:r>
       <w:r>
         <w:rPr>
           <w:b/>
@@ -2170,7 +2253,6 @@
     <w:p>
       <w:pPr>
         <w:suppressLineNumbers w:val="false"/>
-        <w:pBdr/>
         <w:shd w:val="nil" w:color="000000"/>
         <w:spacing/>
         <w:ind/>
@@ -2219,7 +2301,7 @@
       </w:r>
       <w:r>
         <w:rPr>
-          <w:rStyle w:val="1073"/>
+          <w:rStyle w:val="1093"/>
           <w:b w:val="0"/>
           <w:bCs w:val="0"/>
           <w:i w:val="0"/>
@@ -2231,7 +2313,7 @@
       </w:r>
       <w:r>
         <w:rPr>
-          <w:rStyle w:val="1073"/>
+          <w:rStyle w:val="1093"/>
           <w:b w:val="0"/>
           <w:bCs w:val="0"/>
           <w:i w:val="0"/>
@@ -2244,7 +2326,7 @@
       </w:r>
       <w:r>
         <w:rPr>
-          <w:rStyle w:val="1073"/>
+          <w:rStyle w:val="1093"/>
           <w:b w:val="0"/>
           <w:bCs w:val="0"/>
           <w:i w:val="0"/>
@@ -2256,7 +2338,7 @@
       </w:r>
       <w:r>
         <w:rPr>
-          <w:rStyle w:val="1073"/>
+          <w:rStyle w:val="1093"/>
           <w:b w:val="0"/>
           <w:bCs w:val="0"/>
           <w:i w:val="0"/>
@@ -2269,7 +2351,7 @@
       </w:r>
       <w:r>
         <w:rPr>
-          <w:rStyle w:val="1073"/>
+          <w:rStyle w:val="1093"/>
           <w:b w:val="0"/>
           <w:bCs w:val="0"/>
           <w:i w:val="0"/>
@@ -2306,7 +2388,6 @@
     <w:p>
       <w:pPr>
         <w:suppressLineNumbers w:val="false"/>
-        <w:pBdr/>
         <w:shd w:val="nil" w:color="000000"/>
         <w:spacing/>
         <w:ind/>
@@ -2368,9 +2449,8 @@
     </w:p>
     <w:p>
       <w:pPr>
-        <w:pStyle w:val="1033"/>
+        <w:pStyle w:val="1053"/>
         <w:suppressLineNumbers w:val="false"/>
-        <w:pBdr/>
         <w:spacing/>
         <w:ind/>
         <w:rPr>
@@ -2384,7 +2464,6 @@
       </w:pPr>
       <w:r/>
       <w:bookmarkStart w:id="35" w:name="_Toc3"/>
-      <w:r/>
       <w:r>
         <w:rPr>
           <w:b w:val="0"/>
@@ -2397,9 +2476,17 @@
         </w:rPr>
         <w:t xml:space="preserve">2.1. What is a flashcard</w:t>
       </w:r>
-      <w:r/>
       <w:bookmarkEnd w:id="35"/>
-      <w:r/>
+      <w:r>
+        <w:rPr>
+          <w:b w:val="0"/>
+          <w:bCs w:val="0"/>
+          <w:i w:val="0"/>
+          <w:sz w:val="28"/>
+          <w:szCs w:val="28"/>
+          <w:highlight w:val="none"/>
+        </w:rPr>
+      </w:r>
       <w:r>
         <w:rPr>
           <w:b w:val="0"/>
@@ -2413,7 +2500,6 @@
     </w:p>
     <w:p>
       <w:pPr>
-        <w:pBdr/>
         <w:spacing/>
         <w:ind/>
         <w:rPr>
@@ -2487,7 +2573,6 @@
     </w:p>
     <w:p>
       <w:pPr>
-        <w:pBdr/>
         <w:spacing/>
         <w:ind/>
         <w:rPr>
@@ -2537,7 +2622,6 @@
     </w:p>
     <w:p>
       <w:pPr>
-        <w:pBdr/>
         <w:spacing/>
         <w:ind/>
         <w:rPr>
@@ -2565,7 +2649,7 @@
       <w:hyperlink w:tooltip="Chapter 4" w:anchor="_4._Anatomy" w:history="1">
         <w:r>
           <w:rPr>
-            <w:rStyle w:val="1077"/>
+            <w:rStyle w:val="1097"/>
             <w:b w:val="0"/>
             <w:bCs w:val="0"/>
             <w:i w:val="0"/>
@@ -2600,11 +2684,21 @@
           <w:vertAlign w:val="baseline"/>
         </w:rPr>
       </w:r>
+      <w:r>
+        <w:rPr>
+          <w:b w:val="0"/>
+          <w:bCs w:val="0"/>
+          <w:i w:val="0"/>
+          <w:sz w:val="24"/>
+          <w:szCs w:val="24"/>
+          <w:highlight w:val="none"/>
+          <w:vertAlign w:val="baseline"/>
+        </w:rPr>
+      </w:r>
     </w:p>
     <w:p>
       <w:pPr>
-        <w:pStyle w:val="1033"/>
-        <w:pBdr/>
+        <w:pStyle w:val="1053"/>
         <w:spacing/>
         <w:ind/>
         <w:rPr>
@@ -2638,9 +2732,18 @@
         </w:rPr>
         <w:t xml:space="preserve"> </w:t>
       </w:r>
-      <w:r/>
       <w:bookmarkEnd w:id="36"/>
-      <w:r/>
+      <w:r>
+        <w:rPr>
+          <w:b w:val="0"/>
+          <w:bCs w:val="0"/>
+          <w:i w:val="0"/>
+          <w:sz w:val="28"/>
+          <w:szCs w:val="28"/>
+          <w:highlight w:val="none"/>
+          <w:vertAlign w:val="baseline"/>
+        </w:rPr>
+      </w:r>
       <w:r>
         <w:rPr>
           <w:b w:val="0"/>
@@ -2655,7 +2758,6 @@
     </w:p>
     <w:p>
       <w:pPr>
-        <w:pBdr/>
         <w:spacing/>
         <w:ind/>
         <w:rPr>
@@ -2717,7 +2819,6 @@
     </w:p>
     <w:p>
       <w:pPr>
-        <w:pBdr/>
         <w:spacing/>
         <w:ind/>
         <w:rPr>
@@ -2792,7 +2893,7 @@
       </w:r>
       <w:r>
         <w:rPr>
-          <w:rStyle w:val="1073"/>
+          <w:rStyle w:val="1093"/>
           <w:b w:val="0"/>
           <w:bCs w:val="0"/>
           <w:i w:val="0"/>
@@ -2864,7 +2965,6 @@
     </w:p>
     <w:p>
       <w:pPr>
-        <w:pBdr/>
         <w:spacing/>
         <w:ind/>
         <w:rPr/>
@@ -2965,7 +3065,6 @@
     </w:p>
     <w:p>
       <w:pPr>
-        <w:pBdr/>
         <w:spacing/>
         <w:ind/>
         <w:jc w:val="center"/>
@@ -3036,8 +3135,7 @@
                         <w:txbxContent>
                           <w:p>
                             <w:pPr>
-                              <w:pStyle w:val="1070"/>
-                              <w:pBdr/>
+                              <w:pStyle w:val="1090"/>
                               <w:spacing/>
                               <w:ind/>
                               <w:rPr>
@@ -3095,8 +3193,7 @@
                   <w:txbxContent>
                     <w:p>
                       <w:pPr>
-                        <w:pStyle w:val="1070"/>
-                        <w:pBdr/>
+                        <w:pStyle w:val="1090"/>
                         <w:spacing/>
                         <w:ind/>
                         <w:rPr>
@@ -3271,8 +3368,7 @@
                         <w:txbxContent>
                           <w:p>
                             <w:pPr>
-                              <w:pStyle w:val="1070"/>
-                              <w:pBdr/>
+                              <w:pStyle w:val="1090"/>
                               <w:spacing/>
                               <w:ind/>
                               <w:rPr>
@@ -3321,8 +3417,7 @@
                   <w:txbxContent>
                     <w:p>
                       <w:pPr>
-                        <w:pStyle w:val="1070"/>
-                        <w:pBdr/>
+                        <w:pStyle w:val="1090"/>
                         <w:spacing/>
                         <w:ind/>
                         <w:rPr>
@@ -3383,8 +3478,7 @@
     </w:p>
     <w:p>
       <w:pPr>
-        <w:pStyle w:val="1032"/>
-        <w:pBdr/>
+        <w:pStyle w:val="1052"/>
         <w:spacing/>
         <w:ind/>
         <w:rPr>
@@ -3424,7 +3518,6 @@
     </w:p>
     <w:p>
       <w:pPr>
-        <w:pBdr/>
         <w:spacing/>
         <w:ind/>
         <w:rPr>
@@ -3464,7 +3557,7 @@
       </w:r>
       <w:r>
         <w:rPr>
-          <w:rStyle w:val="1073"/>
+          <w:rStyle w:val="1093"/>
           <w:sz w:val="24"/>
           <w:szCs w:val="24"/>
           <w:highlight w:val="none"/>
@@ -3496,7 +3589,6 @@
     </w:p>
     <w:p>
       <w:pPr>
-        <w:pBdr/>
         <w:spacing/>
         <w:ind/>
         <w:rPr>
@@ -3538,12 +3630,11 @@
     </w:p>
     <w:p>
       <w:pPr>
-        <w:pStyle w:val="1095"/>
+        <w:pStyle w:val="1115"/>
         <w:numPr>
           <w:ilvl w:val="0"/>
           <w:numId w:val="3"/>
         </w:numPr>
-        <w:pBdr/>
         <w:spacing/>
         <w:ind/>
         <w:rPr>
@@ -3615,15 +3706,23 @@
           <w:highlight w:val="none"/>
         </w:rPr>
       </w:r>
+      <w:r>
+        <w:rPr>
+          <w:b w:val="0"/>
+          <w:bCs w:val="0"/>
+          <w:sz w:val="24"/>
+          <w:szCs w:val="24"/>
+          <w:highlight w:val="none"/>
+        </w:rPr>
+      </w:r>
     </w:p>
     <w:p>
       <w:pPr>
-        <w:pStyle w:val="1095"/>
+        <w:pStyle w:val="1115"/>
         <w:numPr>
           <w:ilvl w:val="0"/>
           <w:numId w:val="3"/>
         </w:numPr>
-        <w:pBdr/>
         <w:spacing/>
         <w:ind/>
         <w:rPr>
@@ -3675,12 +3774,11 @@
     </w:p>
     <w:p>
       <w:pPr>
-        <w:pStyle w:val="1095"/>
+        <w:pStyle w:val="1115"/>
         <w:numPr>
           <w:ilvl w:val="0"/>
           <w:numId w:val="3"/>
         </w:numPr>
-        <w:pBdr/>
         <w:spacing/>
         <w:ind/>
         <w:rPr>
@@ -3742,7 +3840,6 @@
     </w:p>
     <w:p>
       <w:pPr>
-        <w:pBdr/>
         <w:spacing/>
         <w:ind w:firstLine="0" w:left="0"/>
         <w:rPr>
@@ -3784,7 +3881,6 @@
     </w:p>
     <w:p>
       <w:pPr>
-        <w:pBdr/>
         <w:spacing/>
         <w:ind w:firstLine="0" w:left="0"/>
         <w:rPr>
@@ -3807,7 +3903,7 @@
       </w:r>
       <w:r>
         <w:rPr>
-          <w:rStyle w:val="1073"/>
+          <w:rStyle w:val="1093"/>
           <w:b/>
           <w:bCs/>
           <w:sz w:val="24"/>
@@ -3864,19 +3960,9 @@
           <w:highlight w:val="none"/>
         </w:rPr>
       </w:r>
-      <w:r>
-        <w:rPr>
-          <w:b w:val="0"/>
-          <w:bCs w:val="0"/>
-          <w:sz w:val="24"/>
-          <w:szCs w:val="24"/>
-          <w:highlight w:val="none"/>
-        </w:rPr>
-      </w:r>
     </w:p>
     <w:p>
       <w:pPr>
-        <w:pBdr/>
         <w:spacing/>
         <w:ind w:firstLine="0" w:left="0"/>
         <w:rPr>
@@ -3919,7 +4005,7 @@
       </w:r>
       <w:r>
         <w:rPr>
-          <w:rStyle w:val="1073"/>
+          <w:rStyle w:val="1093"/>
           <w:sz w:val="24"/>
           <w:szCs w:val="24"/>
         </w:rPr>
@@ -3934,11 +4020,19 @@
           <w:highlight w:val="none"/>
         </w:rPr>
       </w:r>
+      <w:r>
+        <w:rPr>
+          <w:b w:val="0"/>
+          <w:bCs w:val="0"/>
+          <w:sz w:val="28"/>
+          <w:szCs w:val="28"/>
+          <w:highlight w:val="none"/>
+        </w:rPr>
+      </w:r>
     </w:p>
     <w:p>
       <w:pPr>
-        <w:pStyle w:val="1033"/>
-        <w:pBdr/>
+        <w:pStyle w:val="1053"/>
         <w:spacing/>
         <w:ind/>
         <w:rPr>
@@ -3961,9 +4055,16 @@
         </w:rPr>
         <w:t xml:space="preserve">2.3. Why Anki</w:t>
       </w:r>
-      <w:r/>
       <w:bookmarkEnd w:id="37"/>
-      <w:r/>
+      <w:r>
+        <w:rPr>
+          <w:b w:val="0"/>
+          <w:bCs w:val="0"/>
+          <w:sz w:val="28"/>
+          <w:szCs w:val="28"/>
+          <w:highlight w:val="none"/>
+        </w:rPr>
+      </w:r>
       <w:r>
         <w:rPr>
           <w:b w:val="0"/>
@@ -3976,7 +4077,6 @@
     </w:p>
     <w:p>
       <w:pPr>
-        <w:pBdr/>
         <w:spacing/>
         <w:ind w:firstLine="0" w:left="0"/>
         <w:rPr>
@@ -4024,12 +4124,6 @@
     </w:p>
     <w:p>
       <w:pPr>
-        <w:pBdr>
-          <w:top w:val="none" w:color="000000" w:sz="4" w:space="0"/>
-          <w:left w:val="none" w:color="000000" w:sz="4" w:space="0"/>
-          <w:bottom w:val="none" w:color="000000" w:sz="4" w:space="0"/>
-          <w:right w:val="none" w:color="000000" w:sz="4" w:space="0"/>
-        </w:pBdr>
         <w:spacing/>
         <w:ind w:right="0" w:firstLine="0" w:left="0"/>
         <w:rPr>
@@ -4057,17 +4151,11 @@
     </w:p>
     <w:p>
       <w:pPr>
-        <w:pStyle w:val="1095"/>
+        <w:pStyle w:val="1115"/>
         <w:numPr>
           <w:ilvl w:val="0"/>
           <w:numId w:val="4"/>
         </w:numPr>
-        <w:pBdr>
-          <w:top w:val="none" w:color="000000" w:sz="4" w:space="0"/>
-          <w:left w:val="none" w:color="000000" w:sz="4" w:space="0"/>
-          <w:bottom w:val="none" w:color="000000" w:sz="4" w:space="0"/>
-          <w:right w:val="none" w:color="000000" w:sz="4" w:space="0"/>
-        </w:pBdr>
         <w:spacing/>
         <w:ind w:right="0"/>
         <w:rPr>
@@ -4112,17 +4200,11 @@
     </w:p>
     <w:p>
       <w:pPr>
-        <w:pStyle w:val="1095"/>
+        <w:pStyle w:val="1115"/>
         <w:numPr>
           <w:ilvl w:val="0"/>
           <w:numId w:val="4"/>
         </w:numPr>
-        <w:pBdr>
-          <w:top w:val="none" w:color="000000" w:sz="4" w:space="0"/>
-          <w:left w:val="none" w:color="000000" w:sz="4" w:space="0"/>
-          <w:bottom w:val="none" w:color="000000" w:sz="4" w:space="0"/>
-          <w:right w:val="none" w:color="000000" w:sz="4" w:space="0"/>
-        </w:pBdr>
         <w:spacing/>
         <w:ind w:right="0"/>
         <w:rPr>
@@ -4166,7 +4248,7 @@
       </w:r>
       <w:r>
         <w:rPr>
-          <w:rStyle w:val="1073"/>
+          <w:rStyle w:val="1093"/>
           <w:rFonts w:ascii="Arial" w:hAnsi="Arial" w:eastAsia="Arial" w:cs="Arial"/>
           <w:color w:val="000000"/>
           <w:sz w:val="24"/>
@@ -4194,17 +4276,11 @@
     </w:p>
     <w:p>
       <w:pPr>
-        <w:pStyle w:val="1095"/>
+        <w:pStyle w:val="1115"/>
         <w:numPr>
           <w:ilvl w:val="0"/>
           <w:numId w:val="4"/>
         </w:numPr>
-        <w:pBdr>
-          <w:top w:val="none" w:color="000000" w:sz="4" w:space="0"/>
-          <w:left w:val="none" w:color="000000" w:sz="4" w:space="0"/>
-          <w:bottom w:val="none" w:color="000000" w:sz="4" w:space="0"/>
-          <w:right w:val="none" w:color="000000" w:sz="4" w:space="0"/>
-        </w:pBdr>
         <w:spacing/>
         <w:ind w:right="0"/>
         <w:rPr>
@@ -4241,17 +4317,11 @@
     </w:p>
     <w:p>
       <w:pPr>
-        <w:pStyle w:val="1095"/>
+        <w:pStyle w:val="1115"/>
         <w:numPr>
           <w:ilvl w:val="0"/>
           <w:numId w:val="4"/>
         </w:numPr>
-        <w:pBdr>
-          <w:top w:val="none" w:color="000000" w:sz="4" w:space="0"/>
-          <w:left w:val="none" w:color="000000" w:sz="4" w:space="0"/>
-          <w:bottom w:val="none" w:color="000000" w:sz="4" w:space="0"/>
-          <w:right w:val="none" w:color="000000" w:sz="4" w:space="0"/>
-        </w:pBdr>
         <w:spacing/>
         <w:ind w:right="0"/>
         <w:rPr>
@@ -4288,17 +4358,11 @@
     </w:p>
     <w:p>
       <w:pPr>
-        <w:pStyle w:val="1095"/>
+        <w:pStyle w:val="1115"/>
         <w:numPr>
           <w:ilvl w:val="0"/>
           <w:numId w:val="4"/>
         </w:numPr>
-        <w:pBdr>
-          <w:top w:val="none" w:color="000000" w:sz="4" w:space="0"/>
-          <w:left w:val="none" w:color="000000" w:sz="4" w:space="0"/>
-          <w:bottom w:val="none" w:color="000000" w:sz="4" w:space="0"/>
-          <w:right w:val="none" w:color="000000" w:sz="4" w:space="0"/>
-        </w:pBdr>
         <w:spacing/>
         <w:ind w:right="0"/>
         <w:rPr>
@@ -4334,7 +4398,7 @@
       </w:r>
       <w:r>
         <w:rPr>
-          <w:rStyle w:val="1073"/>
+          <w:rStyle w:val="1093"/>
           <w:rFonts w:ascii="Arial" w:hAnsi="Arial" w:eastAsia="Arial" w:cs="Arial"/>
           <w:color w:val="000000"/>
           <w:sz w:val="24"/>
@@ -4366,8 +4430,7 @@
     </w:p>
     <w:p>
       <w:pPr>
-        <w:pStyle w:val="1032"/>
-        <w:pBdr/>
+        <w:pStyle w:val="1052"/>
         <w:spacing/>
         <w:ind/>
         <w:rPr>
@@ -4388,9 +4451,12 @@
         </w:rPr>
         <w:t xml:space="preserve">3. Considerations for beginners</w:t>
       </w:r>
-      <w:r/>
       <w:bookmarkEnd w:id="38"/>
-      <w:r/>
+      <w:r>
+        <w:rPr>
+          <w:highlight w:val="none"/>
+        </w:rPr>
+      </w:r>
       <w:r>
         <w:rPr>
           <w:highlight w:val="none"/>
@@ -4399,12 +4465,6 @@
     </w:p>
     <w:p>
       <w:pPr>
-        <w:pBdr>
-          <w:top w:val="none" w:color="000000" w:sz="4" w:space="0"/>
-          <w:left w:val="none" w:color="000000" w:sz="4" w:space="0"/>
-          <w:bottom w:val="none" w:color="000000" w:sz="4" w:space="0"/>
-          <w:right w:val="none" w:color="000000" w:sz="4" w:space="0"/>
-        </w:pBdr>
         <w:spacing/>
         <w:ind w:right="0" w:firstLine="0" w:left="0"/>
         <w:rPr>
@@ -4460,17 +4520,11 @@
     </w:p>
     <w:p>
       <w:pPr>
-        <w:pStyle w:val="1095"/>
+        <w:pStyle w:val="1115"/>
         <w:numPr>
           <w:ilvl w:val="0"/>
           <w:numId w:val="7"/>
         </w:numPr>
-        <w:pBdr>
-          <w:top w:val="none" w:color="000000" w:sz="4" w:space="0"/>
-          <w:left w:val="none" w:color="000000" w:sz="4" w:space="0"/>
-          <w:bottom w:val="none" w:color="000000" w:sz="4" w:space="0"/>
-          <w:right w:val="none" w:color="000000" w:sz="4" w:space="0"/>
-        </w:pBdr>
         <w:spacing/>
         <w:ind w:right="0"/>
         <w:rPr>
@@ -4498,17 +4552,11 @@
     </w:p>
     <w:p>
       <w:pPr>
-        <w:pStyle w:val="1095"/>
+        <w:pStyle w:val="1115"/>
         <w:numPr>
           <w:ilvl w:val="0"/>
           <w:numId w:val="7"/>
         </w:numPr>
-        <w:pBdr>
-          <w:top w:val="none" w:color="000000" w:sz="4" w:space="0"/>
-          <w:left w:val="none" w:color="000000" w:sz="4" w:space="0"/>
-          <w:bottom w:val="none" w:color="000000" w:sz="4" w:space="0"/>
-          <w:right w:val="none" w:color="000000" w:sz="4" w:space="0"/>
-        </w:pBdr>
         <w:spacing/>
         <w:ind w:right="0"/>
         <w:rPr>
@@ -4536,17 +4584,11 @@
     </w:p>
     <w:p>
       <w:pPr>
-        <w:pStyle w:val="1095"/>
+        <w:pStyle w:val="1115"/>
         <w:numPr>
           <w:ilvl w:val="0"/>
           <w:numId w:val="7"/>
         </w:numPr>
-        <w:pBdr>
-          <w:top w:val="none" w:color="000000" w:sz="4" w:space="0"/>
-          <w:left w:val="none" w:color="000000" w:sz="4" w:space="0"/>
-          <w:bottom w:val="none" w:color="000000" w:sz="4" w:space="0"/>
-          <w:right w:val="none" w:color="000000" w:sz="4" w:space="0"/>
-        </w:pBdr>
         <w:spacing/>
         <w:ind w:right="0"/>
         <w:rPr>
@@ -4642,17 +4684,11 @@
     </w:p>
     <w:p>
       <w:pPr>
-        <w:pStyle w:val="1095"/>
+        <w:pStyle w:val="1115"/>
         <w:numPr>
           <w:ilvl w:val="0"/>
           <w:numId w:val="7"/>
         </w:numPr>
-        <w:pBdr>
-          <w:top w:val="none" w:color="000000" w:sz="4" w:space="0"/>
-          <w:left w:val="none" w:color="000000" w:sz="4" w:space="0"/>
-          <w:bottom w:val="none" w:color="000000" w:sz="4" w:space="0"/>
-          <w:right w:val="none" w:color="000000" w:sz="4" w:space="0"/>
-        </w:pBdr>
         <w:spacing/>
         <w:ind w:right="0"/>
         <w:rPr>
@@ -4680,17 +4716,11 @@
     </w:p>
     <w:p>
       <w:pPr>
-        <w:pStyle w:val="1095"/>
+        <w:pStyle w:val="1115"/>
         <w:numPr>
           <w:ilvl w:val="0"/>
           <w:numId w:val="7"/>
         </w:numPr>
-        <w:pBdr>
-          <w:top w:val="none" w:color="000000" w:sz="4" w:space="0"/>
-          <w:left w:val="none" w:color="000000" w:sz="4" w:space="0"/>
-          <w:bottom w:val="none" w:color="000000" w:sz="4" w:space="0"/>
-          <w:right w:val="none" w:color="000000" w:sz="4" w:space="0"/>
-        </w:pBdr>
         <w:spacing/>
         <w:ind w:right="0"/>
         <w:rPr>
@@ -4718,12 +4748,6 @@
     </w:p>
     <w:p>
       <w:pPr>
-        <w:pBdr>
-          <w:top w:val="none" w:color="000000" w:sz="4" w:space="0"/>
-          <w:left w:val="none" w:color="000000" w:sz="4" w:space="0"/>
-          <w:bottom w:val="none" w:color="000000" w:sz="4" w:space="0"/>
-          <w:right w:val="none" w:color="000000" w:sz="4" w:space="0"/>
-        </w:pBdr>
         <w:spacing/>
         <w:ind w:right="0" w:firstLine="0" w:left="0"/>
         <w:rPr>
@@ -4760,7 +4784,6 @@
     </w:p>
     <w:p>
       <w:pPr>
-        <w:pBdr/>
         <w:spacing/>
         <w:ind/>
         <w:rPr>
@@ -4802,8 +4825,7 @@
     </w:p>
     <w:p>
       <w:pPr>
-        <w:pStyle w:val="1033"/>
-        <w:pBdr/>
+        <w:pStyle w:val="1053"/>
         <w:spacing/>
         <w:ind/>
         <w:rPr>
@@ -4820,9 +4842,13 @@
         </w:rPr>
         <w:t xml:space="preserve">3.1. Common misconceptions &amp; pitfalls</w:t>
       </w:r>
-      <w:r/>
       <w:bookmarkEnd w:id="39"/>
-      <w:r/>
+      <w:r>
+        <w:rPr>
+          <w:sz w:val="28"/>
+          <w:szCs w:val="28"/>
+        </w:rPr>
+      </w:r>
       <w:r>
         <w:rPr>
           <w:sz w:val="28"/>
@@ -4832,17 +4858,11 @@
     </w:p>
     <w:p>
       <w:pPr>
-        <w:pStyle w:val="1095"/>
+        <w:pStyle w:val="1115"/>
         <w:numPr>
           <w:ilvl w:val="0"/>
           <w:numId w:val="5"/>
         </w:numPr>
-        <w:pBdr>
-          <w:top w:val="none" w:color="000000" w:sz="4" w:space="0"/>
-          <w:left w:val="none" w:color="000000" w:sz="4" w:space="0"/>
-          <w:bottom w:val="none" w:color="000000" w:sz="4" w:space="0"/>
-          <w:right w:val="none" w:color="000000" w:sz="4" w:space="0"/>
-        </w:pBdr>
         <w:spacing/>
         <w:ind w:right="0"/>
         <w:rPr>
@@ -4879,17 +4899,11 @@
     </w:p>
     <w:p>
       <w:pPr>
-        <w:pStyle w:val="1095"/>
+        <w:pStyle w:val="1115"/>
         <w:numPr>
           <w:ilvl w:val="0"/>
           <w:numId w:val="5"/>
         </w:numPr>
-        <w:pBdr>
-          <w:top w:val="none" w:color="000000" w:sz="4" w:space="0"/>
-          <w:left w:val="none" w:color="000000" w:sz="4" w:space="0"/>
-          <w:bottom w:val="none" w:color="000000" w:sz="4" w:space="0"/>
-          <w:right w:val="none" w:color="000000" w:sz="4" w:space="0"/>
-        </w:pBdr>
         <w:spacing/>
         <w:ind w:right="0"/>
         <w:rPr>
@@ -4926,17 +4940,11 @@
     </w:p>
     <w:p>
       <w:pPr>
-        <w:pStyle w:val="1095"/>
+        <w:pStyle w:val="1115"/>
         <w:numPr>
           <w:ilvl w:val="0"/>
           <w:numId w:val="5"/>
         </w:numPr>
-        <w:pBdr>
-          <w:top w:val="none" w:color="000000" w:sz="4" w:space="0"/>
-          <w:left w:val="none" w:color="000000" w:sz="4" w:space="0"/>
-          <w:bottom w:val="none" w:color="000000" w:sz="4" w:space="0"/>
-          <w:right w:val="none" w:color="000000" w:sz="4" w:space="0"/>
-        </w:pBdr>
         <w:spacing/>
         <w:ind w:right="0"/>
         <w:rPr>
@@ -4973,17 +4981,11 @@
     </w:p>
     <w:p>
       <w:pPr>
-        <w:pStyle w:val="1095"/>
+        <w:pStyle w:val="1115"/>
         <w:numPr>
           <w:ilvl w:val="0"/>
           <w:numId w:val="5"/>
         </w:numPr>
-        <w:pBdr>
-          <w:top w:val="none" w:color="000000" w:sz="4" w:space="0"/>
-          <w:left w:val="none" w:color="000000" w:sz="4" w:space="0"/>
-          <w:bottom w:val="none" w:color="000000" w:sz="4" w:space="0"/>
-          <w:right w:val="none" w:color="000000" w:sz="4" w:space="0"/>
-        </w:pBdr>
         <w:spacing/>
         <w:ind w:right="0"/>
         <w:rPr>
@@ -5066,8 +5068,7 @@
     </w:p>
     <w:p>
       <w:pPr>
-        <w:pStyle w:val="1033"/>
-        <w:pBdr/>
+        <w:pStyle w:val="1053"/>
         <w:spacing/>
         <w:ind/>
         <w:rPr>
@@ -5087,9 +5088,14 @@
         </w:rPr>
         <w:t xml:space="preserve">3.2. Habits for success</w:t>
       </w:r>
-      <w:r/>
       <w:bookmarkEnd w:id="40"/>
-      <w:r/>
+      <w:r>
+        <w:rPr>
+          <w:rFonts w:ascii="Arial" w:hAnsi="Arial" w:cs="Arial"/>
+          <w:sz w:val="28"/>
+          <w:szCs w:val="28"/>
+        </w:rPr>
+      </w:r>
       <w:r>
         <w:rPr>
           <w:rFonts w:ascii="Arial" w:hAnsi="Arial" w:cs="Arial"/>
@@ -5100,17 +5106,11 @@
     </w:p>
     <w:p>
       <w:pPr>
-        <w:pStyle w:val="1095"/>
+        <w:pStyle w:val="1115"/>
         <w:numPr>
           <w:ilvl w:val="0"/>
           <w:numId w:val="6"/>
         </w:numPr>
-        <w:pBdr>
-          <w:top w:val="none" w:color="000000" w:sz="4" w:space="0"/>
-          <w:left w:val="none" w:color="000000" w:sz="4" w:space="0"/>
-          <w:bottom w:val="none" w:color="000000" w:sz="4" w:space="0"/>
-          <w:right w:val="none" w:color="000000" w:sz="4" w:space="0"/>
-        </w:pBdr>
         <w:spacing/>
         <w:ind w:right="0"/>
         <w:rPr>
@@ -5165,17 +5165,11 @@
     </w:p>
     <w:p>
       <w:pPr>
-        <w:pStyle w:val="1095"/>
+        <w:pStyle w:val="1115"/>
         <w:numPr>
           <w:ilvl w:val="0"/>
           <w:numId w:val="6"/>
         </w:numPr>
-        <w:pBdr>
-          <w:top w:val="none" w:color="000000" w:sz="4" w:space="0"/>
-          <w:left w:val="none" w:color="000000" w:sz="4" w:space="0"/>
-          <w:bottom w:val="none" w:color="000000" w:sz="4" w:space="0"/>
-          <w:right w:val="none" w:color="000000" w:sz="4" w:space="0"/>
-        </w:pBdr>
         <w:spacing/>
         <w:ind w:right="0"/>
         <w:rPr>
@@ -5212,17 +5206,11 @@
     </w:p>
     <w:p>
       <w:pPr>
-        <w:pStyle w:val="1095"/>
+        <w:pStyle w:val="1115"/>
         <w:numPr>
           <w:ilvl w:val="0"/>
           <w:numId w:val="6"/>
         </w:numPr>
-        <w:pBdr>
-          <w:top w:val="none" w:color="000000" w:sz="4" w:space="0"/>
-          <w:left w:val="none" w:color="000000" w:sz="4" w:space="0"/>
-          <w:bottom w:val="none" w:color="000000" w:sz="4" w:space="0"/>
-          <w:right w:val="none" w:color="000000" w:sz="4" w:space="0"/>
-        </w:pBdr>
         <w:spacing/>
         <w:ind w:right="0"/>
         <w:rPr>
@@ -5267,8 +5255,7 @@
     </w:p>
     <w:p>
       <w:pPr>
-        <w:pStyle w:val="1032"/>
-        <w:pBdr/>
+        <w:pStyle w:val="1052"/>
         <w:spacing/>
         <w:ind/>
         <w:rPr>
@@ -5302,9 +5289,17 @@
         </w:rPr>
         <w:t xml:space="preserve">4. Anatomy of a flashcard</w:t>
       </w:r>
-      <w:r/>
       <w:bookmarkEnd w:id="41"/>
-      <w:r/>
+      <w:r>
+        <w:rPr>
+          <w:b/>
+          <w:bCs w:val="0"/>
+          <w:i w:val="0"/>
+          <w:sz w:val="32"/>
+          <w:szCs w:val="32"/>
+          <w:highlight w:val="none"/>
+        </w:rPr>
+      </w:r>
       <w:r>
         <w:rPr>
           <w:b/>
@@ -5319,7 +5314,6 @@
     <w:p>
       <w:pPr>
         <w:suppressLineNumbers w:val="false"/>
-        <w:pBdr/>
         <w:shd w:val="nil" w:color="auto"/>
         <w:spacing/>
         <w:ind/>
@@ -5377,7 +5371,6 @@
     <w:p>
       <w:pPr>
         <w:suppressLineNumbers w:val="false"/>
-        <w:pBdr/>
         <w:shd w:val="nil" w:color="000000"/>
         <w:spacing/>
         <w:ind/>
@@ -5403,7 +5396,7 @@
       </w:r>
       <w:r>
         <w:rPr>
-          <w:rStyle w:val="1073"/>
+          <w:rStyle w:val="1093"/>
           <w:b/>
           <w:bCs/>
           <w:i w:val="0"/>
@@ -5436,13 +5429,12 @@
     </w:p>
     <w:p>
       <w:pPr>
-        <w:pStyle w:val="1095"/>
+        <w:pStyle w:val="1115"/>
         <w:numPr>
           <w:ilvl w:val="0"/>
           <w:numId w:val="8"/>
         </w:numPr>
         <w:suppressLineNumbers w:val="false"/>
-        <w:pBdr/>
         <w:shd w:val="nil" w:color="000000"/>
         <w:spacing/>
         <w:ind/>
@@ -5521,13 +5513,12 @@
     </w:p>
     <w:p>
       <w:pPr>
-        <w:pStyle w:val="1095"/>
+        <w:pStyle w:val="1115"/>
         <w:numPr>
           <w:ilvl w:val="0"/>
           <w:numId w:val="8"/>
         </w:numPr>
         <w:suppressLineNumbers w:val="false"/>
-        <w:pBdr/>
         <w:shd w:val="nil" w:color="000000"/>
         <w:spacing/>
         <w:ind/>
@@ -5582,13 +5573,12 @@
     </w:p>
     <w:p>
       <w:pPr>
-        <w:pStyle w:val="1095"/>
+        <w:pStyle w:val="1115"/>
         <w:numPr>
           <w:ilvl w:val="0"/>
           <w:numId w:val="8"/>
         </w:numPr>
         <w:suppressLineNumbers w:val="false"/>
-        <w:pBdr/>
         <w:shd w:val="nil" w:color="000000"/>
         <w:spacing/>
         <w:ind/>
@@ -5668,36 +5658,10 @@
           <w:highlight w:val="none"/>
         </w:rPr>
       </w:r>
-    </w:p>
-    <w:p>
-      <w:pPr>
-        <w:suppressLineNumbers w:val="false"/>
-        <w:pBdr/>
-        <w:shd w:val="nil" w:color="auto"/>
-        <w:spacing/>
-        <w:ind/>
-        <w:rPr>
-          <w:b/>
-          <w:bCs/>
-          <w:sz w:val="24"/>
-          <w:szCs w:val="24"/>
-          <w:highlight w:val="none"/>
-        </w:rPr>
-      </w:pPr>
       <w:r>
         <w:rPr>
           <w:highlight w:val="none"/>
         </w:rPr>
-      </w:r>
-      <w:r>
-        <w:rPr>
-          <w:b/>
-          <w:bCs/>
-          <w:sz w:val="24"/>
-          <w:szCs w:val="24"/>
-          <w:highlight w:val="none"/>
-        </w:rPr>
-        <w:t xml:space="preserve">Card creation example:</w:t>
       </w:r>
       <w:r>
         <w:rPr>
@@ -5717,11 +5681,20 @@
           <w:highlight w:val="none"/>
         </w:rPr>
       </w:r>
+      <w:r>
+        <w:rPr>
+          <w:b w:val="0"/>
+          <w:bCs w:val="0"/>
+          <w:i w:val="0"/>
+          <w:sz w:val="24"/>
+          <w:szCs w:val="24"/>
+          <w:highlight w:val="none"/>
+        </w:rPr>
+      </w:r>
     </w:p>
     <w:p>
       <w:pPr>
         <w:suppressLineNumbers w:val="false"/>
-        <w:pBdr/>
         <w:shd w:val="nil" w:color="000000"/>
         <w:spacing/>
         <w:ind/>
@@ -5786,7 +5759,6 @@
                         <w:txbxContent>
                           <w:p>
                             <w:pPr>
-                              <w:pBdr/>
                               <w:spacing/>
                               <w:ind/>
                               <w:rPr/>
@@ -5810,7 +5782,6 @@
                   <w:txbxContent>
                     <w:p>
                       <w:pPr>
-                        <w:pBdr/>
                         <w:spacing/>
                         <w:ind/>
                         <w:rPr/>
@@ -5866,7 +5837,6 @@
                         <w:txbxContent>
                           <w:p>
                             <w:pPr>
-                              <w:pBdr/>
                               <w:spacing/>
                               <w:ind/>
                               <w:rPr>
@@ -5916,7 +5886,6 @@
                   <w:txbxContent>
                     <w:p>
                       <w:pPr>
-                        <w:pBdr/>
                         <w:spacing/>
                         <w:ind/>
                         <w:rPr>
@@ -5998,7 +5967,6 @@
                         <w:txbxContent>
                           <w:p>
                             <w:pPr>
-                              <w:pBdr/>
                               <w:spacing/>
                               <w:ind/>
                               <w:rPr/>
@@ -6024,7 +5992,6 @@
                   <w:txbxContent>
                     <w:p>
                       <w:pPr>
-                        <w:pBdr/>
                         <w:spacing/>
                         <w:ind/>
                         <w:rPr/>
@@ -6084,7 +6051,6 @@
                         <w:txbxContent>
                           <w:p>
                             <w:pPr>
-                              <w:pBdr/>
                               <w:spacing/>
                               <w:ind/>
                               <w:rPr/>
@@ -6110,7 +6076,6 @@
                   <w:txbxContent>
                     <w:p>
                       <w:pPr>
-                        <w:pBdr/>
                         <w:spacing/>
                         <w:ind/>
                         <w:rPr/>
@@ -6170,7 +6135,6 @@
                         <w:txbxContent>
                           <w:p>
                             <w:pPr>
-                              <w:pBdr/>
                               <w:spacing/>
                               <w:ind/>
                               <w:rPr/>
@@ -6196,7 +6160,6 @@
                   <w:txbxContent>
                     <w:p>
                       <w:pPr>
-                        <w:pBdr/>
                         <w:spacing/>
                         <w:ind/>
                         <w:rPr/>
@@ -6256,7 +6219,6 @@
                         <w:txbxContent>
                           <w:p>
                             <w:pPr>
-                              <w:pBdr/>
                               <w:spacing/>
                               <w:ind/>
                               <w:rPr/>
@@ -6282,7 +6244,6 @@
                   <w:txbxContent>
                     <w:p>
                       <w:pPr>
-                        <w:pBdr/>
                         <w:spacing/>
                         <w:ind/>
                         <w:rPr/>
@@ -6342,7 +6303,6 @@
                         <w:txbxContent>
                           <w:p>
                             <w:pPr>
-                              <w:pBdr/>
                               <w:spacing/>
                               <w:ind/>
                               <w:rPr/>
@@ -6368,7 +6328,6 @@
                   <w:txbxContent>
                     <w:p>
                       <w:pPr>
-                        <w:pBdr/>
                         <w:spacing/>
                         <w:ind/>
                         <w:rPr/>
@@ -6428,7 +6387,6 @@
                         <w:txbxContent>
                           <w:p>
                             <w:pPr>
-                              <w:pBdr/>
                               <w:spacing/>
                               <w:ind/>
                               <w:rPr/>
@@ -6456,7 +6414,6 @@
                   <w:txbxContent>
                     <w:p>
                       <w:pPr>
-                        <w:pBdr/>
                         <w:spacing/>
                         <w:ind/>
                         <w:rPr/>
@@ -6543,7 +6500,7 @@
           </mc:Choice>
           <mc:Fallback>
             <w:pict>
-              <v:line id="shape 15" o:spid="_x0000_s15" style="position:absolute;left:0;text-align:left;z-index:94208;mso-wrap-distance-left:9.07pt;mso-wrap-distance-top:0.00pt;mso-wrap-distance-right:9.07pt;mso-wrap-distance-bottom:0.00pt;rotation:0;flip:y;visibility:visible;" from="82.8pt,200.1pt" to="111.3pt,200.1pt" filled="f" strokecolor="#70AD47" strokeweight="4.50pt">
+              <v:line id="shape 15" o:spid="_x0000_s15" style="position:absolute;left:0;text-align:left;z-index:94208;mso-wrap-distance-left:9.07pt;mso-wrap-distance-top:0.00pt;mso-wrap-distance-right:9.07pt;mso-wrap-distance-bottom:0.00pt;rotation:0;flip:y;visibility:visible;" from="0.0pt,0.0pt" to="28.6pt,0.0pt" filled="f" strokecolor="#70AD47" strokeweight="4.50pt">
                 <v:stroke dashstyle="solid"/>
               </v:line>
             </w:pict>
@@ -6593,7 +6550,6 @@
                         <w:txbxContent>
                           <w:p>
                             <w:pPr>
-                              <w:pBdr/>
                               <w:spacing/>
                               <w:ind/>
                               <w:rPr/>
@@ -6622,7 +6578,6 @@
                   <w:txbxContent>
                     <w:p>
                       <w:pPr>
-                        <w:pBdr/>
                         <w:spacing/>
                         <w:ind/>
                         <w:rPr/>
@@ -6710,7 +6665,7 @@
           </mc:Choice>
           <mc:Fallback>
             <w:pict>
-              <v:line id="shape 17" o:spid="_x0000_s17" style="position:absolute;left:0;text-align:left;z-index:96256;mso-wrap-distance-left:9.07pt;mso-wrap-distance-top:0.00pt;mso-wrap-distance-right:9.07pt;mso-wrap-distance-bottom:0.00pt;rotation:0;flip:x;visibility:visible;" from="272.3pt,399.7pt" to="360.8pt,399.7pt" filled="f" strokecolor="#70AD47" strokeweight="4.50pt">
+              <v:line id="shape 17" o:spid="_x0000_s17" style="position:absolute;left:0;text-align:left;z-index:96256;mso-wrap-distance-left:9.07pt;mso-wrap-distance-top:0.00pt;mso-wrap-distance-right:9.07pt;mso-wrap-distance-bottom:0.00pt;rotation:0;flip:x;visibility:visible;" from="0.0pt,0.0pt" to="88.5pt,0.0pt" filled="f" strokecolor="#70AD47" strokeweight="4.50pt">
                 <v:stroke dashstyle="solid"/>
               </v:line>
             </w:pict>
@@ -6785,7 +6740,7 @@
           </mc:Choice>
           <mc:Fallback>
             <w:pict>
-              <v:line id="shape 18" o:spid="_x0000_s18" style="position:absolute;left:0;text-align:left;z-index:94208;mso-wrap-distance-left:9.07pt;mso-wrap-distance-top:0.00pt;mso-wrap-distance-right:9.07pt;mso-wrap-distance-bottom:0.00pt;rotation:0;flip:y;visibility:visible;" from="82.8pt,314.2pt" to="111.3pt,314.2pt" filled="f" strokecolor="#70AD47" strokeweight="4.50pt">
+              <v:line id="shape 18" o:spid="_x0000_s18" style="position:absolute;left:0;text-align:left;z-index:94208;mso-wrap-distance-left:9.07pt;mso-wrap-distance-top:0.00pt;mso-wrap-distance-right:9.07pt;mso-wrap-distance-bottom:0.00pt;rotation:0;flip:y;visibility:visible;" from="0.0pt,0.0pt" to="28.6pt,0.0pt" filled="f" strokecolor="#70AD47" strokeweight="4.50pt">
                 <v:stroke dashstyle="solid"/>
               </v:line>
             </w:pict>
@@ -6860,7 +6815,7 @@
           </mc:Choice>
           <mc:Fallback>
             <w:pict>
-              <v:line id="shape 19" o:spid="_x0000_s19" style="position:absolute;left:0;text-align:left;z-index:96256;mso-wrap-distance-left:9.07pt;mso-wrap-distance-top:0.00pt;mso-wrap-distance-right:9.07pt;mso-wrap-distance-bottom:0.00pt;rotation:0;flip:x;visibility:visible;" from="272.3pt,294.5pt" to="360.8pt,294.5pt" filled="f" strokecolor="#70AD47" strokeweight="4.50pt">
+              <v:line id="shape 19" o:spid="_x0000_s19" style="position:absolute;left:0;text-align:left;z-index:96256;mso-wrap-distance-left:9.07pt;mso-wrap-distance-top:0.00pt;mso-wrap-distance-right:9.07pt;mso-wrap-distance-bottom:0.00pt;rotation:0;flip:x;visibility:visible;" from="0.0pt,0.0pt" to="88.5pt,0.0pt" filled="f" strokecolor="#70AD47" strokeweight="4.50pt">
                 <v:stroke dashstyle="solid"/>
               </v:line>
             </w:pict>
@@ -6935,7 +6890,7 @@
           </mc:Choice>
           <mc:Fallback>
             <w:pict>
-              <v:line id="shape 20" o:spid="_x0000_s20" style="position:absolute;left:0;text-align:left;z-index:94208;mso-wrap-distance-left:9.07pt;mso-wrap-distance-top:0.00pt;mso-wrap-distance-right:9.07pt;mso-wrap-distance-bottom:0.00pt;rotation:0;flip:y;visibility:visible;" from="82.8pt,277.3pt" to="111.3pt,277.3pt" filled="f" strokecolor="#70AD47" strokeweight="4.50pt">
+              <v:line id="shape 20" o:spid="_x0000_s20" style="position:absolute;left:0;text-align:left;z-index:94208;mso-wrap-distance-left:9.07pt;mso-wrap-distance-top:0.00pt;mso-wrap-distance-right:9.07pt;mso-wrap-distance-bottom:0.00pt;rotation:0;flip:y;visibility:visible;" from="0.0pt,0.0pt" to="28.6pt,0.0pt" filled="f" strokecolor="#70AD47" strokeweight="4.50pt">
                 <v:stroke dashstyle="solid"/>
               </v:line>
             </w:pict>
@@ -7010,7 +6965,7 @@
           </mc:Choice>
           <mc:Fallback>
             <w:pict>
-              <v:line id="shape 21" o:spid="_x0000_s21" style="position:absolute;left:0;text-align:left;z-index:96256;mso-wrap-distance-left:9.07pt;mso-wrap-distance-top:0.00pt;mso-wrap-distance-right:9.07pt;mso-wrap-distance-bottom:0.00pt;rotation:0;flip:x;visibility:visible;" from="272.3pt,142.8pt" to="360.8pt,142.8pt" filled="f" strokecolor="#70AD47" strokeweight="4.50pt">
+              <v:line id="shape 21" o:spid="_x0000_s21" style="position:absolute;left:0;text-align:left;z-index:96256;mso-wrap-distance-left:9.07pt;mso-wrap-distance-top:0.00pt;mso-wrap-distance-right:9.07pt;mso-wrap-distance-bottom:0.00pt;rotation:0;flip:x;visibility:visible;" from="0.0pt,0.0pt" to="88.5pt,0.0pt" filled="f" strokecolor="#70AD47" strokeweight="4.50pt">
                 <v:stroke dashstyle="solid"/>
               </v:line>
             </w:pict>
@@ -7085,7 +7040,7 @@
           </mc:Choice>
           <mc:Fallback>
             <w:pict>
-              <v:line id="shape 22" o:spid="_x0000_s22" style="position:absolute;left:0;text-align:left;z-index:94208;mso-wrap-distance-left:9.07pt;mso-wrap-distance-top:0.00pt;mso-wrap-distance-right:9.07pt;mso-wrap-distance-bottom:0.00pt;rotation:0;flip:y;visibility:visible;" from="82.8pt,113.6pt" to="111.3pt,113.6pt" filled="f" strokecolor="#70AD47" strokeweight="4.50pt">
+              <v:line id="shape 22" o:spid="_x0000_s22" style="position:absolute;left:0;text-align:left;z-index:94208;mso-wrap-distance-left:9.07pt;mso-wrap-distance-top:0.00pt;mso-wrap-distance-right:9.07pt;mso-wrap-distance-bottom:0.00pt;rotation:0;flip:y;visibility:visible;" from="0.0pt,0.0pt" to="28.6pt,0.0pt" filled="f" strokecolor="#70AD47" strokeweight="4.50pt">
                 <v:stroke dashstyle="solid"/>
               </v:line>
             </w:pict>
@@ -7190,9 +7145,8 @@
     </w:p>
     <w:p>
       <w:pPr>
-        <w:pStyle w:val="1032"/>
+        <w:pStyle w:val="1052"/>
         <w:suppressLineNumbers w:val="false"/>
-        <w:pBdr/>
         <w:spacing/>
         <w:ind/>
         <w:rPr>
@@ -7216,9 +7170,12 @@
         </w:rPr>
         <w:t xml:space="preserve">Bibliography</w:t>
       </w:r>
-      <w:r/>
       <w:bookmarkEnd w:id="42"/>
-      <w:r/>
+      <w:r>
+        <w:rPr>
+          <w:highlight w:val="none"/>
+        </w:rPr>
+      </w:r>
       <w:r>
         <w:rPr>
           <w:highlight w:val="none"/>
@@ -7227,8 +7184,7 @@
     </w:p>
     <w:p>
       <w:pPr>
-        <w:pStyle w:val="1033"/>
-        <w:pBdr/>
+        <w:pStyle w:val="1053"/>
         <w:spacing/>
         <w:ind/>
         <w:rPr>
@@ -7246,9 +7202,13 @@
         </w:rPr>
         <w:t xml:space="preserve">Anki official links</w:t>
       </w:r>
-      <w:r/>
       <w:bookmarkEnd w:id="43"/>
-      <w:r/>
+      <w:r>
+        <w:rPr>
+          <w:sz w:val="28"/>
+          <w:szCs w:val="28"/>
+        </w:rPr>
+      </w:r>
       <w:r>
         <w:rPr>
           <w:sz w:val="28"/>
@@ -7258,12 +7218,11 @@
     </w:p>
     <w:p>
       <w:pPr>
-        <w:pStyle w:val="1095"/>
+        <w:pStyle w:val="1115"/>
         <w:numPr>
           <w:ilvl w:val="0"/>
           <w:numId w:val="10"/>
         </w:numPr>
-        <w:pBdr/>
         <w:spacing/>
         <w:ind/>
         <w:rPr>
@@ -7289,7 +7248,7 @@
       <w:hyperlink r:id="rId25" w:tooltip="https://apps.ankiweb.net/" w:history="1">
         <w:r>
           <w:rPr>
-            <w:rStyle w:val="1077"/>
+            <w:rStyle w:val="1097"/>
             <w:b w:val="0"/>
             <w:bCs w:val="0"/>
             <w:i w:val="0"/>
@@ -7300,7 +7259,7 @@
         </w:r>
         <w:r>
           <w:rPr>
-            <w:rStyle w:val="1077"/>
+            <w:rStyle w:val="1097"/>
             <w:b w:val="0"/>
             <w:bCs w:val="0"/>
             <w:i w:val="0"/>
@@ -7312,7 +7271,7 @@
         </w:r>
         <w:r>
           <w:rPr>
-            <w:rStyle w:val="1077"/>
+            <w:rStyle w:val="1097"/>
             <w:b w:val="0"/>
             <w:bCs w:val="0"/>
             <w:i w:val="0"/>
@@ -7345,12 +7304,11 @@
     </w:p>
     <w:p>
       <w:pPr>
-        <w:pStyle w:val="1095"/>
+        <w:pStyle w:val="1115"/>
         <w:numPr>
           <w:ilvl w:val="0"/>
           <w:numId w:val="10"/>
         </w:numPr>
-        <w:pBdr/>
         <w:spacing/>
         <w:ind/>
         <w:rPr>
@@ -7386,7 +7344,7 @@
       <w:hyperlink r:id="rId26" w:tooltip="https://docs.ankiweb.net/" w:history="1">
         <w:r>
           <w:rPr>
-            <w:rStyle w:val="1077"/>
+            <w:rStyle w:val="1097"/>
             <w:b w:val="0"/>
             <w:bCs w:val="0"/>
             <w:i w:val="0"/>
@@ -7398,7 +7356,7 @@
         </w:r>
         <w:r>
           <w:rPr>
-            <w:rStyle w:val="1077"/>
+            <w:rStyle w:val="1097"/>
             <w:b w:val="0"/>
             <w:bCs w:val="0"/>
             <w:i w:val="0"/>
@@ -7431,12 +7389,11 @@
     </w:p>
     <w:p>
       <w:pPr>
-        <w:pStyle w:val="1095"/>
+        <w:pStyle w:val="1115"/>
         <w:numPr>
           <w:ilvl w:val="0"/>
           <w:numId w:val="10"/>
         </w:numPr>
-        <w:pBdr/>
         <w:spacing/>
         <w:ind/>
         <w:rPr>
@@ -7462,7 +7419,7 @@
       <w:hyperlink r:id="rId27" w:tooltip="https://ankiweb.net/shared/decks?sort=title" w:history="1">
         <w:r>
           <w:rPr>
-            <w:rStyle w:val="1077"/>
+            <w:rStyle w:val="1097"/>
             <w:b w:val="0"/>
             <w:bCs w:val="0"/>
             <w:i w:val="0"/>
@@ -7474,7 +7431,7 @@
         </w:r>
         <w:r>
           <w:rPr>
-            <w:rStyle w:val="1077"/>
+            <w:rStyle w:val="1097"/>
             <w:b w:val="0"/>
             <w:bCs w:val="0"/>
             <w:i w:val="0"/>
@@ -7507,12 +7464,11 @@
     </w:p>
     <w:p>
       <w:pPr>
-        <w:pStyle w:val="1095"/>
+        <w:pStyle w:val="1115"/>
         <w:numPr>
           <w:ilvl w:val="0"/>
           <w:numId w:val="10"/>
         </w:numPr>
-        <w:pBdr/>
         <w:spacing/>
         <w:ind/>
         <w:rPr>
@@ -7539,7 +7495,7 @@
       <w:hyperlink r:id="rId28" w:tooltip="https://ankiweb.net/about" w:history="1">
         <w:r>
           <w:rPr>
-            <w:rStyle w:val="1077"/>
+            <w:rStyle w:val="1097"/>
             <w:b w:val="0"/>
             <w:bCs/>
             <w:i w:val="0"/>
@@ -7574,8 +7530,7 @@
     </w:p>
     <w:p>
       <w:pPr>
-        <w:pStyle w:val="1033"/>
-        <w:pBdr/>
+        <w:pStyle w:val="1053"/>
         <w:spacing/>
         <w:ind/>
         <w:rPr>
@@ -7600,9 +7555,17 @@
         </w:rPr>
         <w:t xml:space="preserve">References and further reading</w:t>
       </w:r>
-      <w:r/>
       <w:bookmarkEnd w:id="44"/>
-      <w:r/>
+      <w:r>
+        <w:rPr>
+          <w:b w:val="0"/>
+          <w:bCs w:val="0"/>
+          <w:i w:val="0"/>
+          <w:sz w:val="28"/>
+          <w:szCs w:val="28"/>
+          <w:highlight w:val="none"/>
+        </w:rPr>
+      </w:r>
       <w:r>
         <w:rPr>
           <w:b w:val="0"/>
@@ -7616,7 +7579,6 @@
     </w:p>
     <w:p>
       <w:pPr>
-        <w:pBdr/>
         <w:spacing/>
         <w:ind/>
         <w:rPr>
@@ -7644,7 +7606,7 @@
       <w:hyperlink r:id="rId29" w:tooltip="https://flashcards.world/wiki/learn-a-new-language-with-flashcards/" w:history="1">
         <w:r>
           <w:rPr>
-            <w:rStyle w:val="1077"/>
+            <w:rStyle w:val="1097"/>
             <w:b w:val="0"/>
             <w:bCs w:val="0"/>
             <w:i w:val="0"/>
@@ -7678,7 +7640,6 @@
     </w:p>
     <w:p>
       <w:pPr>
-        <w:pBdr/>
         <w:spacing/>
         <w:ind/>
         <w:rPr>
@@ -7716,7 +7677,7 @@
       <w:hyperlink r:id="rId30" w:tooltip="https://en.wikipedia.org/wiki/Forgetting_curve" w:history="1">
         <w:r>
           <w:rPr>
-            <w:rStyle w:val="1077"/>
+            <w:rStyle w:val="1097"/>
             <w:b w:val="0"/>
             <w:bCs w:val="0"/>
             <w:i w:val="0"/>
@@ -7750,7 +7711,6 @@
     </w:p>
     <w:p>
       <w:pPr>
-        <w:pBdr/>
         <w:spacing/>
         <w:ind/>
         <w:rPr>
@@ -7778,7 +7738,7 @@
       <w:hyperlink r:id="rId31" w:tooltip="https://en.wikipedia.org/wiki/Spaced_repetition" w:history="1">
         <w:r>
           <w:rPr>
-            <w:rStyle w:val="1077"/>
+            <w:rStyle w:val="1097"/>
             <w:b w:val="0"/>
             <w:bCs w:val="0"/>
             <w:i w:val="0"/>
@@ -7812,7 +7772,6 @@
     </w:p>
     <w:p>
       <w:pPr>
-        <w:pBdr/>
         <w:spacing/>
         <w:ind/>
         <w:rPr>
@@ -7851,7 +7810,7 @@
       <w:hyperlink r:id="rId32" w:tooltip="https://medankigen.com/blog/fsrs-anki" w:history="1">
         <w:r>
           <w:rPr>
-            <w:rStyle w:val="1077"/>
+            <w:rStyle w:val="1097"/>
             <w:b w:val="0"/>
             <w:bCs w:val="0"/>
             <w:i w:val="0"/>
@@ -7885,7 +7844,6 @@
     </w:p>
     <w:p>
       <w:pPr>
-        <w:pBdr/>
         <w:spacing/>
         <w:ind/>
         <w:jc w:val="center"/>
@@ -7931,7 +7889,6 @@
     </w:p>
     <w:p>
       <w:pPr>
-        <w:pBdr/>
         <w:spacing/>
         <w:ind/>
         <w:jc w:val="center"/>
@@ -7977,7 +7934,6 @@
     </w:p>
     <w:p>
       <w:pPr>
-        <w:pBdr/>
         <w:spacing/>
         <w:ind/>
         <w:jc w:val="center"/>
@@ -8013,7 +7969,7 @@
       <w:hyperlink r:id="rId33" w:tooltip="https://github.com/shef-broski/intro-to-anki" w:history="1">
         <w:r>
           <w:rPr>
-            <w:rStyle w:val="1077"/>
+            <w:rStyle w:val="1097"/>
             <w:rFonts w:ascii="Arial" w:hAnsi="Arial" w:eastAsia="Arial" w:cs="Arial"/>
             <w:sz w:val="24"/>
           </w:rPr>
@@ -8031,7 +7987,7 @@
       <w:hyperlink r:id="rId34" w:tooltip="https://creativecommons.org/licenses/by-nc/4.0/" w:history="1">
         <w:r>
           <w:rPr>
-            <w:rStyle w:val="1077"/>
+            <w:rStyle w:val="1097"/>
             <w:rFonts w:ascii="Arial" w:hAnsi="Arial" w:eastAsia="Arial" w:cs="Arial"/>
             <w:color w:val="0000ee"/>
             <w:sz w:val="24"/>
@@ -8061,7 +8017,7 @@
       </w:r>
       <w:r>
         <w:rPr>
-          <w:rFonts w:ascii="Arial" w:hAnsi="Arial" w:eastAsia="Arial" w:cs="Arial"/>
+          <w:rFonts w:ascii="Arial" w:hAnsi="Arial" w:cs="Arial"/>
           <w:b w:val="0"/>
           <w:bCs w:val="0"/>
           <w:i w:val="0"/>
@@ -8073,12 +8029,6 @@
     </w:p>
     <w:p>
       <w:pPr>
-        <w:pBdr>
-          <w:top w:val="none" w:color="000000" w:sz="4" w:space="0"/>
-          <w:left w:val="none" w:color="000000" w:sz="4" w:space="0"/>
-          <w:bottom w:val="none" w:color="000000" w:sz="4" w:space="0"/>
-          <w:right w:val="none" w:color="000000" w:sz="4" w:space="0"/>
-        </w:pBdr>
         <w:spacing/>
         <w:ind w:right="0" w:firstLine="0" w:left="0"/>
         <w:jc w:val="center"/>
@@ -8102,13 +8052,6 @@
         </w:rPr>
         <w:t xml:space="preserve">Found an error or want to reach out?</w:t>
         <w:br/>
-      </w:r>
-      <w:r>
-        <w:rPr>
-          <w:rFonts w:ascii="Arial" w:hAnsi="Arial" w:eastAsia="Arial" w:cs="Arial"/>
-          <w:b w:val="0"/>
-          <w:bCs w:val="0"/>
-        </w:rPr>
       </w:r>
       <w:r>
         <w:rPr>
@@ -8128,15 +8071,20 @@
           <w:sz w:val="24"/>
         </w:rPr>
       </w:r>
+      <w:r>
+        <w:rPr>
+          <w:rFonts w:ascii="Arial" w:hAnsi="Arial" w:eastAsia="Arial" w:cs="Arial"/>
+          <w:b w:val="0"/>
+          <w:bCs w:val="0"/>
+          <w:color w:val="000000"/>
+          <w:sz w:val="24"/>
+          <w:szCs w:val="24"/>
+          <w:highlight w:val="none"/>
+        </w:rPr>
+      </w:r>
     </w:p>
     <w:p>
       <w:pPr>
-        <w:pBdr>
-          <w:top w:val="none" w:color="000000" w:sz="4" w:space="0"/>
-          <w:left w:val="none" w:color="000000" w:sz="4" w:space="0"/>
-          <w:bottom w:val="none" w:color="000000" w:sz="4" w:space="0"/>
-          <w:right w:val="none" w:color="000000" w:sz="4" w:space="0"/>
-        </w:pBdr>
         <w:spacing/>
         <w:ind w:right="0" w:firstLine="0" w:left="0"/>
         <w:jc w:val="center"/>
@@ -8170,12 +8118,11 @@
       </w:r>
       <w:r>
         <w:rPr>
-          <w:rFonts w:ascii="Arial" w:hAnsi="Arial" w:eastAsia="Arial" w:cs="Arial"/>
+          <w:rFonts w:ascii="Arial" w:hAnsi="Arial" w:cs="Arial"/>
           <w:b w:val="0"/>
           <w:bCs w:val="0"/>
-          <w:color w:val="000000"/>
           <w:sz w:val="24"/>
-          <w:highlight w:val="none"/>
+          <w:szCs w:val="24"/>
         </w:rPr>
       </w:r>
     </w:p>
@@ -8200,7 +8147,6 @@
   <w:endnote w:type="separator" w:id="-1">
     <w:p>
       <w:pPr>
-        <w:pBdr/>
         <w:spacing w:after="0" w:line="240" w:lineRule="auto"/>
         <w:ind/>
         <w:rPr/>
@@ -8214,7 +8160,6 @@
   <w:endnote w:type="continuationSeparator" w:id="0">
     <w:p>
       <w:pPr>
-        <w:pBdr/>
         <w:spacing w:after="0" w:line="240" w:lineRule="auto"/>
         <w:ind/>
         <w:rPr/>
@@ -8232,8 +8177,7 @@
 <w:ftr xmlns:wpc="http://schemas.microsoft.com/office/word/2010/wordprocessingCanvas" xmlns:mc="http://schemas.openxmlformats.org/markup-compatibility/2006" xmlns:o="urn:schemas-microsoft-com:office:office" xmlns:r="http://schemas.openxmlformats.org/officeDocument/2006/relationships" xmlns:m="http://schemas.openxmlformats.org/officeDocument/2006/math" xmlns:v="urn:schemas-microsoft-com:vml" xmlns:wp14="http://schemas.microsoft.com/office/word/2010/wordprocessingDrawing" xmlns:wp="http://schemas.openxmlformats.org/drawingml/2006/wordprocessingDrawing" xmlns:w10="urn:schemas-microsoft-com:office:word" xmlns:w="http://schemas.openxmlformats.org/wordprocessingml/2006/main" xmlns:w14="http://schemas.microsoft.com/office/word/2010/wordml" xmlns:w15="http://schemas.microsoft.com/office/word/2012/wordml" xmlns:wpg="http://schemas.microsoft.com/office/word/2010/wordprocessingGroup" xmlns:wpi="http://schemas.microsoft.com/office/word/2010/wordprocessingInk" xmlns:wne="http://schemas.microsoft.com/office/word/2006/wordml" xmlns:a="http://schemas.openxmlformats.org/drawingml/2006/main" xmlns:wps="http://schemas.microsoft.com/office/word/2010/wordprocessingShape" mc:Ignorable="w14 w15 wp14">
   <w:p>
     <w:pPr>
-      <w:pStyle w:val="1068"/>
-      <w:pBdr/>
+      <w:pStyle w:val="1088"/>
       <w:spacing/>
       <w:ind/>
       <w:jc w:val="center"/>
@@ -8249,8 +8193,7 @@
   </w:p>
   <w:p>
     <w:pPr>
-      <w:pStyle w:val="1068"/>
-      <w:pBdr/>
+      <w:pStyle w:val="1088"/>
       <w:spacing/>
       <w:ind/>
       <w:rPr/>
@@ -8265,8 +8208,7 @@
 <w:ftr xmlns:wpc="http://schemas.microsoft.com/office/word/2010/wordprocessingCanvas" xmlns:mc="http://schemas.openxmlformats.org/markup-compatibility/2006" xmlns:o="urn:schemas-microsoft-com:office:office" xmlns:r="http://schemas.openxmlformats.org/officeDocument/2006/relationships" xmlns:m="http://schemas.openxmlformats.org/officeDocument/2006/math" xmlns:v="urn:schemas-microsoft-com:vml" xmlns:wp14="http://schemas.microsoft.com/office/word/2010/wordprocessingDrawing" xmlns:wp="http://schemas.openxmlformats.org/drawingml/2006/wordprocessingDrawing" xmlns:w10="urn:schemas-microsoft-com:office:word" xmlns:w="http://schemas.openxmlformats.org/wordprocessingml/2006/main" xmlns:w14="http://schemas.microsoft.com/office/word/2010/wordml" xmlns:w15="http://schemas.microsoft.com/office/word/2012/wordml" xmlns:wpg="http://schemas.microsoft.com/office/word/2010/wordprocessingGroup" xmlns:wpi="http://schemas.microsoft.com/office/word/2010/wordprocessingInk" xmlns:wne="http://schemas.microsoft.com/office/word/2006/wordml" xmlns:a="http://schemas.openxmlformats.org/drawingml/2006/main" xmlns:wps="http://schemas.microsoft.com/office/word/2010/wordprocessingShape" mc:Ignorable="w14 w15 wp14">
   <w:p>
     <w:pPr>
-      <w:pStyle w:val="1068"/>
-      <w:pBdr/>
+      <w:pStyle w:val="1088"/>
       <w:tabs>
         <w:tab w:val="clear" w:leader="none" w:pos="4844"/>
         <w:tab w:val="left" w:leader="none" w:pos="5613"/>
@@ -8287,8 +8229,7 @@
 <w:ftr xmlns:wpc="http://schemas.microsoft.com/office/word/2010/wordprocessingCanvas" xmlns:mc="http://schemas.openxmlformats.org/markup-compatibility/2006" xmlns:o="urn:schemas-microsoft-com:office:office" xmlns:r="http://schemas.openxmlformats.org/officeDocument/2006/relationships" xmlns:m="http://schemas.openxmlformats.org/officeDocument/2006/math" xmlns:v="urn:schemas-microsoft-com:vml" xmlns:wp14="http://schemas.microsoft.com/office/word/2010/wordprocessingDrawing" xmlns:wp="http://schemas.openxmlformats.org/drawingml/2006/wordprocessingDrawing" xmlns:w10="urn:schemas-microsoft-com:office:word" xmlns:w="http://schemas.openxmlformats.org/wordprocessingml/2006/main" xmlns:w14="http://schemas.microsoft.com/office/word/2010/wordml" xmlns:w15="http://schemas.microsoft.com/office/word/2012/wordml" xmlns:wpg="http://schemas.microsoft.com/office/word/2010/wordprocessingGroup" xmlns:wpi="http://schemas.microsoft.com/office/word/2010/wordprocessingInk" xmlns:wne="http://schemas.microsoft.com/office/word/2006/wordml" xmlns:a="http://schemas.openxmlformats.org/drawingml/2006/main" xmlns:wps="http://schemas.microsoft.com/office/word/2010/wordprocessingShape" mc:Ignorable="w14 w15 wp14">
   <w:p>
     <w:pPr>
-      <w:pStyle w:val="1068"/>
-      <w:pBdr/>
+      <w:pStyle w:val="1088"/>
       <w:spacing/>
       <w:ind/>
       <w:jc w:val="center"/>
@@ -8304,8 +8245,7 @@
   </w:p>
   <w:p>
     <w:pPr>
-      <w:pStyle w:val="1068"/>
-      <w:pBdr/>
+      <w:pStyle w:val="1088"/>
       <w:spacing/>
       <w:ind/>
       <w:rPr/>
@@ -8321,7 +8261,6 @@
   <w:footnote w:type="separator" w:id="-1">
     <w:p>
       <w:pPr>
-        <w:pBdr/>
         <w:spacing w:after="0" w:line="240" w:lineRule="auto"/>
         <w:ind/>
         <w:rPr/>
@@ -8335,7 +8274,6 @@
   <w:footnote w:type="continuationSeparator" w:id="0">
     <w:p>
       <w:pPr>
-        <w:pBdr/>
         <w:spacing w:after="0" w:line="240" w:lineRule="auto"/>
         <w:ind/>
         <w:rPr/>
@@ -8349,15 +8287,14 @@
   <w:footnote w:id="2">
     <w:p>
       <w:pPr>
-        <w:pStyle w:val="1071"/>
-        <w:pBdr/>
+        <w:pStyle w:val="1091"/>
         <w:spacing/>
         <w:ind/>
         <w:rPr/>
       </w:pPr>
       <w:r>
         <w:rPr>
-          <w:rStyle w:val="1073"/>
+          <w:rStyle w:val="1093"/>
         </w:rPr>
         <w:footnoteRef/>
       </w:r>
@@ -8373,15 +8310,14 @@
   <w:footnote w:id="3">
     <w:p>
       <w:pPr>
-        <w:pStyle w:val="1071"/>
-        <w:pBdr/>
+        <w:pStyle w:val="1091"/>
         <w:spacing/>
         <w:ind/>
         <w:rPr/>
       </w:pPr>
       <w:r>
         <w:rPr>
-          <w:rStyle w:val="1073"/>
+          <w:rStyle w:val="1093"/>
         </w:rPr>
         <w:footnoteRef/>
       </w:r>
@@ -8391,7 +8327,7 @@
       <w:hyperlink r:id="rId1" w:tooltip="https://en.wikipedia.org/wiki/Free_and_open-source_software" w:history="1">
         <w:r>
           <w:rPr>
-            <w:rStyle w:val="1077"/>
+            <w:rStyle w:val="1097"/>
           </w:rPr>
           <w:t xml:space="preserve">https://en.wikipedia.org/wiki/Free_and_open-source_software</w:t>
         </w:r>
@@ -8405,8 +8341,7 @@
   <w:footnote w:id="4">
     <w:p>
       <w:pPr>
-        <w:pStyle w:val="1071"/>
-        <w:pBdr/>
+        <w:pStyle w:val="1091"/>
         <w:spacing/>
         <w:ind/>
         <w:rPr>
@@ -8416,7 +8351,7 @@
       </w:pPr>
       <w:r>
         <w:rPr>
-          <w:rStyle w:val="1073"/>
+          <w:rStyle w:val="1093"/>
         </w:rPr>
         <w:footnoteRef/>
       </w:r>
@@ -8433,7 +8368,7 @@
       <w:hyperlink r:id="rId2" w:tooltip="https://en.wikipedia.org/wiki/Forgetting_curve" w:history="1">
         <w:r>
           <w:rPr>
-            <w:rStyle w:val="1077"/>
+            <w:rStyle w:val="1097"/>
             <w:sz w:val="20"/>
             <w:szCs w:val="20"/>
           </w:rPr>
@@ -8464,15 +8399,14 @@
   <w:footnote w:id="5">
     <w:p>
       <w:pPr>
-        <w:pStyle w:val="1071"/>
-        <w:pBdr/>
+        <w:pStyle w:val="1091"/>
         <w:spacing/>
         <w:ind/>
         <w:rPr/>
       </w:pPr>
       <w:r>
         <w:rPr>
-          <w:rStyle w:val="1073"/>
+          <w:rStyle w:val="1093"/>
         </w:rPr>
         <w:footnoteRef/>
       </w:r>
@@ -8482,7 +8416,7 @@
       <w:hyperlink r:id="rId3" w:tooltip="https://en.wikipedia.org/wiki/Spaced_repetition" w:history="1">
         <w:r>
           <w:rPr>
-            <w:rStyle w:val="1077"/>
+            <w:rStyle w:val="1097"/>
           </w:rPr>
           <w:t xml:space="preserve">https://en.wikipedia.org/wiki/Spaced_repetition</w:t>
         </w:r>
@@ -8496,15 +8430,14 @@
   <w:footnote w:id="6">
     <w:p>
       <w:pPr>
-        <w:pStyle w:val="1071"/>
-        <w:pBdr/>
+        <w:pStyle w:val="1091"/>
         <w:spacing/>
         <w:ind/>
         <w:rPr/>
       </w:pPr>
       <w:r>
         <w:rPr>
-          <w:rStyle w:val="1073"/>
+          <w:rStyle w:val="1093"/>
         </w:rPr>
         <w:footnoteRef/>
       </w:r>
@@ -8538,7 +8471,7 @@
       <w:hyperlink r:id="rId4" w:tooltip="https://docs.ankiweb.net/" w:history="1">
         <w:r>
           <w:rPr>
-            <w:rStyle w:val="1077"/>
+            <w:rStyle w:val="1097"/>
             <w:b w:val="0"/>
             <w:bCs w:val="0"/>
             <w:i w:val="0"/>
@@ -8550,7 +8483,7 @@
         </w:r>
         <w:r>
           <w:rPr>
-            <w:rStyle w:val="1077"/>
+            <w:rStyle w:val="1097"/>
             <w:b w:val="0"/>
             <w:bCs w:val="0"/>
             <w:i w:val="0"/>
@@ -8579,15 +8512,14 @@
   <w:footnote w:id="7">
     <w:p>
       <w:pPr>
-        <w:pStyle w:val="1071"/>
-        <w:pBdr/>
+        <w:pStyle w:val="1091"/>
         <w:spacing/>
         <w:ind/>
         <w:rPr/>
       </w:pPr>
       <w:r>
         <w:rPr>
-          <w:rStyle w:val="1073"/>
+          <w:rStyle w:val="1093"/>
         </w:rPr>
         <w:footnoteRef/>
       </w:r>
@@ -8600,7 +8532,7 @@
       <w:hyperlink r:id="rId5" w:tooltip="https://medankigen.com/blog/fsrs-anki" w:history="1">
         <w:r>
           <w:rPr>
-            <w:rStyle w:val="1077"/>
+            <w:rStyle w:val="1097"/>
           </w:rPr>
           <w:t xml:space="preserve">https://medankigen.com/blog/fsrs-anki</w:t>
         </w:r>
@@ -8614,15 +8546,14 @@
   <w:footnote w:id="8">
     <w:p>
       <w:pPr>
-        <w:pStyle w:val="1071"/>
-        <w:pBdr/>
+        <w:pStyle w:val="1091"/>
         <w:spacing/>
         <w:ind/>
         <w:rPr/>
       </w:pPr>
       <w:r>
         <w:rPr>
-          <w:rStyle w:val="1073"/>
+          <w:rStyle w:val="1093"/>
         </w:rPr>
         <w:footnoteRef/>
       </w:r>
@@ -8635,13 +8566,13 @@
       <w:hyperlink r:id="rId6" w:tooltip="https://ankiweb.net/about" w:history="1">
         <w:r>
           <w:rPr>
-            <w:rStyle w:val="1077"/>
+            <w:rStyle w:val="1097"/>
           </w:rPr>
           <w:t xml:space="preserve">https://ankiweb.net/about</w:t>
         </w:r>
         <w:r>
           <w:rPr>
-            <w:rStyle w:val="1077"/>
+            <w:rStyle w:val="1097"/>
           </w:rPr>
         </w:r>
       </w:hyperlink>
@@ -8654,15 +8585,14 @@
   <w:footnote w:id="9">
     <w:p>
       <w:pPr>
-        <w:pStyle w:val="1071"/>
-        <w:pBdr/>
+        <w:pStyle w:val="1091"/>
         <w:spacing/>
         <w:ind/>
         <w:rPr/>
       </w:pPr>
       <w:r>
         <w:rPr>
-          <w:rStyle w:val="1073"/>
+          <w:rStyle w:val="1093"/>
         </w:rPr>
         <w:footnoteRef/>
       </w:r>
@@ -8675,7 +8605,7 @@
       <w:hyperlink r:id="rId7" w:tooltip="https://ankiweb.net/shared/decks?sort=title" w:history="1">
         <w:r>
           <w:rPr>
-            <w:rStyle w:val="1077"/>
+            <w:rStyle w:val="1097"/>
           </w:rPr>
           <w:t xml:space="preserve">https://ankiweb.net/shared/decks?sort=title</w:t>
         </w:r>
@@ -8689,15 +8619,14 @@
   <w:footnote w:id="10">
     <w:p>
       <w:pPr>
-        <w:pStyle w:val="1071"/>
-        <w:pBdr/>
+        <w:pStyle w:val="1091"/>
         <w:spacing/>
         <w:ind/>
         <w:rPr/>
       </w:pPr>
       <w:r>
         <w:rPr>
-          <w:rStyle w:val="1073"/>
+          <w:rStyle w:val="1093"/>
         </w:rPr>
         <w:footnoteRef/>
       </w:r>
@@ -8707,7 +8636,7 @@
       <w:hyperlink r:id="rId8" w:tooltip="https://flashcards.world/wiki/learn-a-new-language-with-flashcards/" w:history="1">
         <w:r>
           <w:rPr>
-            <w:rStyle w:val="1077"/>
+            <w:rStyle w:val="1097"/>
           </w:rPr>
           <w:t xml:space="preserve">https://flashcards.world/wiki/learn-a-new-language-with-flashcards/</w:t>
         </w:r>
@@ -8725,8 +8654,7 @@
 <w:hdr xmlns:wpc="http://schemas.microsoft.com/office/word/2010/wordprocessingCanvas" xmlns:mc="http://schemas.openxmlformats.org/markup-compatibility/2006" xmlns:o="urn:schemas-microsoft-com:office:office" xmlns:r="http://schemas.openxmlformats.org/officeDocument/2006/relationships" xmlns:m="http://schemas.openxmlformats.org/officeDocument/2006/math" xmlns:v="urn:schemas-microsoft-com:vml" xmlns:wp14="http://schemas.microsoft.com/office/word/2010/wordprocessingDrawing" xmlns:wp="http://schemas.openxmlformats.org/drawingml/2006/wordprocessingDrawing" xmlns:w10="urn:schemas-microsoft-com:office:word" xmlns:w="http://schemas.openxmlformats.org/wordprocessingml/2006/main" xmlns:w14="http://schemas.microsoft.com/office/word/2010/wordml" xmlns:w15="http://schemas.microsoft.com/office/word/2012/wordml" xmlns:wpg="http://schemas.microsoft.com/office/word/2010/wordprocessingGroup" xmlns:wpi="http://schemas.microsoft.com/office/word/2010/wordprocessingInk" xmlns:wne="http://schemas.microsoft.com/office/word/2006/wordml" xmlns:a="http://schemas.openxmlformats.org/drawingml/2006/main" xmlns:wps="http://schemas.microsoft.com/office/word/2010/wordprocessingShape" mc:Ignorable="w14 w15 wp14">
   <w:p>
     <w:pPr>
-      <w:pStyle w:val="1066"/>
-      <w:pBdr/>
+      <w:pStyle w:val="1086"/>
       <w:spacing/>
       <w:ind/>
       <w:jc w:val="right"/>
@@ -8739,8 +8667,7 @@
   </w:p>
   <w:p>
     <w:pPr>
-      <w:pStyle w:val="1066"/>
-      <w:pBdr/>
+      <w:pStyle w:val="1086"/>
       <w:spacing/>
       <w:ind/>
       <w:rPr/>
@@ -8755,8 +8682,7 @@
 <w:hdr xmlns:wpc="http://schemas.microsoft.com/office/word/2010/wordprocessingCanvas" xmlns:mc="http://schemas.openxmlformats.org/markup-compatibility/2006" xmlns:o="urn:schemas-microsoft-com:office:office" xmlns:r="http://schemas.openxmlformats.org/officeDocument/2006/relationships" xmlns:m="http://schemas.openxmlformats.org/officeDocument/2006/math" xmlns:v="urn:schemas-microsoft-com:vml" xmlns:wp14="http://schemas.microsoft.com/office/word/2010/wordprocessingDrawing" xmlns:wp="http://schemas.openxmlformats.org/drawingml/2006/wordprocessingDrawing" xmlns:w10="urn:schemas-microsoft-com:office:word" xmlns:w="http://schemas.openxmlformats.org/wordprocessingml/2006/main" xmlns:w14="http://schemas.microsoft.com/office/word/2010/wordml" xmlns:w15="http://schemas.microsoft.com/office/word/2012/wordml" xmlns:wpg="http://schemas.microsoft.com/office/word/2010/wordprocessingGroup" xmlns:wpi="http://schemas.microsoft.com/office/word/2010/wordprocessingInk" xmlns:wne="http://schemas.microsoft.com/office/word/2006/wordml" xmlns:a="http://schemas.openxmlformats.org/drawingml/2006/main" xmlns:wps="http://schemas.microsoft.com/office/word/2010/wordprocessingShape" mc:Ignorable="w14 w15 wp14">
   <w:p>
     <w:pPr>
-      <w:pStyle w:val="1066"/>
-      <w:pBdr/>
+      <w:pStyle w:val="1086"/>
       <w:spacing/>
       <w:ind/>
       <w:jc w:val="left"/>
@@ -8772,8 +8698,7 @@
 <w:hdr xmlns:wpc="http://schemas.microsoft.com/office/word/2010/wordprocessingCanvas" xmlns:mc="http://schemas.openxmlformats.org/markup-compatibility/2006" xmlns:o="urn:schemas-microsoft-com:office:office" xmlns:r="http://schemas.openxmlformats.org/officeDocument/2006/relationships" xmlns:m="http://schemas.openxmlformats.org/officeDocument/2006/math" xmlns:v="urn:schemas-microsoft-com:vml" xmlns:wp14="http://schemas.microsoft.com/office/word/2010/wordprocessingDrawing" xmlns:wp="http://schemas.openxmlformats.org/drawingml/2006/wordprocessingDrawing" xmlns:w10="urn:schemas-microsoft-com:office:word" xmlns:w="http://schemas.openxmlformats.org/wordprocessingml/2006/main" xmlns:w14="http://schemas.microsoft.com/office/word/2010/wordml" xmlns:w15="http://schemas.microsoft.com/office/word/2012/wordml" xmlns:wpg="http://schemas.microsoft.com/office/word/2010/wordprocessingGroup" xmlns:wpi="http://schemas.microsoft.com/office/word/2010/wordprocessingInk" xmlns:wne="http://schemas.microsoft.com/office/word/2006/wordml" xmlns:a="http://schemas.openxmlformats.org/drawingml/2006/main" xmlns:wps="http://schemas.microsoft.com/office/word/2010/wordprocessingShape" mc:Ignorable="w14 w15 wp14">
   <w:p>
     <w:pPr>
-      <w:pStyle w:val="1066"/>
-      <w:pBdr/>
+      <w:pStyle w:val="1086"/>
       <w:spacing/>
       <w:ind/>
       <w:jc w:val="right"/>
@@ -10562,9 +10487,9 @@
     <w:lsdException w:name="Bibliography" w:uiPriority="37"/>
     <w:lsdException w:name="TOC Heading" w:uiPriority="39" w:qFormat="1"/>
   </w:latentStyles>
-  <w:style w:type="table" w:styleId="906">
+  <w:style w:type="table" w:styleId="926">
     <w:name w:val="Table Grid"/>
-    <w:basedOn w:val="1092"/>
+    <w:basedOn w:val="1112"/>
     <w:uiPriority w:val="59"/>
     <w:pPr>
       <w:pBdr/>
@@ -10761,9 +10686,9 @@
       </w:tcPr>
     </w:tblStylePr>
   </w:style>
-  <w:style w:type="table" w:styleId="907">
+  <w:style w:type="table" w:styleId="927">
     <w:name w:val="Table Grid Light"/>
-    <w:basedOn w:val="1092"/>
+    <w:basedOn w:val="1112"/>
     <w:uiPriority w:val="59"/>
     <w:pPr>
       <w:pBdr/>
@@ -10960,9 +10885,9 @@
       </w:tcPr>
     </w:tblStylePr>
   </w:style>
-  <w:style w:type="table" w:styleId="908">
+  <w:style w:type="table" w:styleId="928">
     <w:name w:val="Plain Table 1"/>
-    <w:basedOn w:val="1092"/>
+    <w:basedOn w:val="1112"/>
     <w:uiPriority w:val="59"/>
     <w:pPr>
       <w:pBdr/>
@@ -11185,9 +11110,9 @@
       </w:tcPr>
     </w:tblStylePr>
   </w:style>
-  <w:style w:type="table" w:styleId="909">
+  <w:style w:type="table" w:styleId="929">
     <w:name w:val="Plain Table 2"/>
-    <w:basedOn w:val="1092"/>
+    <w:basedOn w:val="1112"/>
     <w:uiPriority w:val="59"/>
     <w:pPr>
       <w:pBdr/>
@@ -11418,9 +11343,9 @@
       </w:tcPr>
     </w:tblStylePr>
   </w:style>
-  <w:style w:type="table" w:styleId="910">
+  <w:style w:type="table" w:styleId="930">
     <w:name w:val="Plain Table 3"/>
-    <w:basedOn w:val="1092"/>
+    <w:basedOn w:val="1112"/>
     <w:uiPriority w:val="99"/>
     <w:pPr>
       <w:pBdr/>
@@ -11648,9 +11573,9 @@
       </w:tcPr>
     </w:tblStylePr>
   </w:style>
-  <w:style w:type="table" w:styleId="911">
+  <w:style w:type="table" w:styleId="931">
     <w:name w:val="Plain Table 4"/>
-    <w:basedOn w:val="1092"/>
+    <w:basedOn w:val="1112"/>
     <w:uiPriority w:val="99"/>
     <w:pPr>
       <w:pBdr/>
@@ -11864,9 +11789,9 @@
       </w:tcPr>
     </w:tblStylePr>
   </w:style>
-  <w:style w:type="table" w:styleId="912">
+  <w:style w:type="table" w:styleId="932">
     <w:name w:val="Plain Table 5"/>
-    <w:basedOn w:val="1092"/>
+    <w:basedOn w:val="1112"/>
     <w:uiPriority w:val="99"/>
     <w:pPr>
       <w:pBdr/>
@@ -12097,9 +12022,9 @@
       </w:tcPr>
     </w:tblStylePr>
   </w:style>
-  <w:style w:type="table" w:styleId="913">
+  <w:style w:type="table" w:styleId="933">
     <w:name w:val="Grid Table 1 Light"/>
-    <w:basedOn w:val="1092"/>
+    <w:basedOn w:val="1112"/>
     <w:uiPriority w:val="99"/>
     <w:pPr>
       <w:pBdr/>
@@ -12320,9 +12245,9 @@
       </w:tcPr>
     </w:tblStylePr>
   </w:style>
-  <w:style w:type="table" w:styleId="914">
+  <w:style w:type="table" w:styleId="934">
     <w:name w:val="Grid Table 1 Light - Accent 1"/>
-    <w:basedOn w:val="1092"/>
+    <w:basedOn w:val="1112"/>
     <w:uiPriority w:val="99"/>
     <w:pPr>
       <w:pBdr/>
@@ -12543,9 +12468,9 @@
       </w:tcPr>
     </w:tblStylePr>
   </w:style>
-  <w:style w:type="table" w:styleId="915">
+  <w:style w:type="table" w:styleId="935">
     <w:name w:val="Grid Table 1 Light - Accent 2"/>
-    <w:basedOn w:val="1092"/>
+    <w:basedOn w:val="1112"/>
     <w:uiPriority w:val="99"/>
     <w:pPr>
       <w:pBdr/>
@@ -12766,9 +12691,9 @@
       </w:tcPr>
     </w:tblStylePr>
   </w:style>
-  <w:style w:type="table" w:styleId="916">
+  <w:style w:type="table" w:styleId="936">
     <w:name w:val="Grid Table 1 Light - Accent 3"/>
-    <w:basedOn w:val="1092"/>
+    <w:basedOn w:val="1112"/>
     <w:uiPriority w:val="99"/>
     <w:pPr>
       <w:pBdr/>
@@ -12989,9 +12914,9 @@
       </w:tcPr>
     </w:tblStylePr>
   </w:style>
-  <w:style w:type="table" w:styleId="917">
+  <w:style w:type="table" w:styleId="937">
     <w:name w:val="Grid Table 1 Light - Accent 4"/>
-    <w:basedOn w:val="1092"/>
+    <w:basedOn w:val="1112"/>
     <w:uiPriority w:val="99"/>
     <w:pPr>
       <w:pBdr/>
@@ -13212,9 +13137,9 @@
       </w:tcPr>
     </w:tblStylePr>
   </w:style>
-  <w:style w:type="table" w:styleId="918">
+  <w:style w:type="table" w:styleId="938">
     <w:name w:val="Grid Table 1 Light - Accent 5"/>
-    <w:basedOn w:val="1092"/>
+    <w:basedOn w:val="1112"/>
     <w:uiPriority w:val="99"/>
     <w:pPr>
       <w:pBdr/>
@@ -13435,9 +13360,9 @@
       </w:tcPr>
     </w:tblStylePr>
   </w:style>
-  <w:style w:type="table" w:styleId="919">
+  <w:style w:type="table" w:styleId="939">
     <w:name w:val="Grid Table 1 Light - Accent 6"/>
-    <w:basedOn w:val="1092"/>
+    <w:basedOn w:val="1112"/>
     <w:uiPriority w:val="99"/>
     <w:pPr>
       <w:pBdr/>
@@ -13658,9 +13583,9 @@
       </w:tcPr>
     </w:tblStylePr>
   </w:style>
-  <w:style w:type="table" w:styleId="920">
+  <w:style w:type="table" w:styleId="940">
     <w:name w:val="Grid Table 2"/>
-    <w:basedOn w:val="1092"/>
+    <w:basedOn w:val="1112"/>
     <w:uiPriority w:val="99"/>
     <w:pPr>
       <w:pBdr/>
@@ -13890,9 +13815,9 @@
       </w:tcPr>
     </w:tblStylePr>
   </w:style>
-  <w:style w:type="table" w:styleId="921">
+  <w:style w:type="table" w:styleId="941">
     <w:name w:val="Grid Table 2 - Accent 1"/>
-    <w:basedOn w:val="1092"/>
+    <w:basedOn w:val="1112"/>
     <w:uiPriority w:val="99"/>
     <w:pPr>
       <w:pBdr/>
@@ -14122,9 +14047,9 @@
       </w:tcPr>
     </w:tblStylePr>
   </w:style>
-  <w:style w:type="table" w:styleId="922">
+  <w:style w:type="table" w:styleId="942">
     <w:name w:val="Grid Table 2 - Accent 2"/>
-    <w:basedOn w:val="1092"/>
+    <w:basedOn w:val="1112"/>
     <w:uiPriority w:val="99"/>
     <w:pPr>
       <w:pBdr/>
@@ -14354,9 +14279,9 @@
       </w:tcPr>
     </w:tblStylePr>
   </w:style>
-  <w:style w:type="table" w:styleId="923">
+  <w:style w:type="table" w:styleId="943">
     <w:name w:val="Grid Table 2 - Accent 3"/>
-    <w:basedOn w:val="1092"/>
+    <w:basedOn w:val="1112"/>
     <w:uiPriority w:val="99"/>
     <w:pPr>
       <w:pBdr/>
@@ -14586,9 +14511,9 @@
       </w:tcPr>
     </w:tblStylePr>
   </w:style>
-  <w:style w:type="table" w:styleId="924">
+  <w:style w:type="table" w:styleId="944">
     <w:name w:val="Grid Table 2 - Accent 4"/>
-    <w:basedOn w:val="1092"/>
+    <w:basedOn w:val="1112"/>
     <w:uiPriority w:val="99"/>
     <w:pPr>
       <w:pBdr/>
@@ -14818,9 +14743,9 @@
       </w:tcPr>
     </w:tblStylePr>
   </w:style>
-  <w:style w:type="table" w:styleId="925">
+  <w:style w:type="table" w:styleId="945">
     <w:name w:val="Grid Table 2 - Accent 5"/>
-    <w:basedOn w:val="1092"/>
+    <w:basedOn w:val="1112"/>
     <w:uiPriority w:val="99"/>
     <w:pPr>
       <w:pBdr/>
@@ -15050,9 +14975,9 @@
       </w:tcPr>
     </w:tblStylePr>
   </w:style>
-  <w:style w:type="table" w:styleId="926">
+  <w:style w:type="table" w:styleId="946">
     <w:name w:val="Grid Table 2 - Accent 6"/>
-    <w:basedOn w:val="1092"/>
+    <w:basedOn w:val="1112"/>
     <w:uiPriority w:val="99"/>
     <w:pPr>
       <w:pBdr/>
@@ -15282,9 +15207,9 @@
       </w:tcPr>
     </w:tblStylePr>
   </w:style>
-  <w:style w:type="table" w:styleId="927">
+  <w:style w:type="table" w:styleId="947">
     <w:name w:val="Grid Table 3"/>
-    <w:basedOn w:val="1092"/>
+    <w:basedOn w:val="1112"/>
     <w:uiPriority w:val="99"/>
     <w:pPr>
       <w:pBdr/>
@@ -15527,9 +15452,9 @@
       </w:tcPr>
     </w:tblStylePr>
   </w:style>
-  <w:style w:type="table" w:styleId="928">
+  <w:style w:type="table" w:styleId="948">
     <w:name w:val="Grid Table 3 - Accent 1"/>
-    <w:basedOn w:val="1092"/>
+    <w:basedOn w:val="1112"/>
     <w:uiPriority w:val="99"/>
     <w:pPr>
       <w:pBdr/>
@@ -15772,9 +15697,9 @@
       </w:tcPr>
     </w:tblStylePr>
   </w:style>
-  <w:style w:type="table" w:styleId="929">
+  <w:style w:type="table" w:styleId="949">
     <w:name w:val="Grid Table 3 - Accent 2"/>
-    <w:basedOn w:val="1092"/>
+    <w:basedOn w:val="1112"/>
     <w:uiPriority w:val="99"/>
     <w:pPr>
       <w:pBdr/>
@@ -16017,9 +15942,9 @@
       </w:tcPr>
     </w:tblStylePr>
   </w:style>
-  <w:style w:type="table" w:styleId="930">
+  <w:style w:type="table" w:styleId="950">
     <w:name w:val="Grid Table 3 - Accent 3"/>
-    <w:basedOn w:val="1092"/>
+    <w:basedOn w:val="1112"/>
     <w:uiPriority w:val="99"/>
     <w:pPr>
       <w:pBdr/>
@@ -16262,9 +16187,9 @@
       </w:tcPr>
     </w:tblStylePr>
   </w:style>
-  <w:style w:type="table" w:styleId="931">
+  <w:style w:type="table" w:styleId="951">
     <w:name w:val="Grid Table 3 - Accent 4"/>
-    <w:basedOn w:val="1092"/>
+    <w:basedOn w:val="1112"/>
     <w:uiPriority w:val="99"/>
     <w:pPr>
       <w:pBdr/>
@@ -16507,9 +16432,9 @@
       </w:tcPr>
     </w:tblStylePr>
   </w:style>
-  <w:style w:type="table" w:styleId="932">
+  <w:style w:type="table" w:styleId="952">
     <w:name w:val="Grid Table 3 - Accent 5"/>
-    <w:basedOn w:val="1092"/>
+    <w:basedOn w:val="1112"/>
     <w:uiPriority w:val="99"/>
     <w:pPr>
       <w:pBdr/>
@@ -16752,9 +16677,9 @@
       </w:tcPr>
     </w:tblStylePr>
   </w:style>
-  <w:style w:type="table" w:styleId="933">
+  <w:style w:type="table" w:styleId="953">
     <w:name w:val="Grid Table 3 - Accent 6"/>
-    <w:basedOn w:val="1092"/>
+    <w:basedOn w:val="1112"/>
     <w:uiPriority w:val="99"/>
     <w:pPr>
       <w:pBdr/>
@@ -16997,9 +16922,9 @@
       </w:tcPr>
     </w:tblStylePr>
   </w:style>
-  <w:style w:type="table" w:styleId="934">
+  <w:style w:type="table" w:styleId="954">
     <w:name w:val="Grid Table 4"/>
-    <w:basedOn w:val="1092"/>
+    <w:basedOn w:val="1112"/>
     <w:uiPriority w:val="59"/>
     <w:pPr>
       <w:pBdr/>
@@ -17230,9 +17155,9 @@
       </w:tcPr>
     </w:tblStylePr>
   </w:style>
-  <w:style w:type="table" w:styleId="935">
+  <w:style w:type="table" w:styleId="955">
     <w:name w:val="Grid Table 4 - Accent 1"/>
-    <w:basedOn w:val="1092"/>
+    <w:basedOn w:val="1112"/>
     <w:uiPriority w:val="59"/>
     <w:pPr>
       <w:pBdr/>
@@ -17463,9 +17388,9 @@
       </w:tcPr>
     </w:tblStylePr>
   </w:style>
-  <w:style w:type="table" w:styleId="936">
+  <w:style w:type="table" w:styleId="956">
     <w:name w:val="Grid Table 4 - Accent 2"/>
-    <w:basedOn w:val="1092"/>
+    <w:basedOn w:val="1112"/>
     <w:uiPriority w:val="59"/>
     <w:pPr>
       <w:pBdr/>
@@ -17696,9 +17621,9 @@
       </w:tcPr>
     </w:tblStylePr>
   </w:style>
-  <w:style w:type="table" w:styleId="937">
+  <w:style w:type="table" w:styleId="957">
     <w:name w:val="Grid Table 4 - Accent 3"/>
-    <w:basedOn w:val="1092"/>
+    <w:basedOn w:val="1112"/>
     <w:uiPriority w:val="59"/>
     <w:pPr>
       <w:pBdr/>
@@ -17929,9 +17854,9 @@
       </w:tcPr>
     </w:tblStylePr>
   </w:style>
-  <w:style w:type="table" w:styleId="938">
+  <w:style w:type="table" w:styleId="958">
     <w:name w:val="Grid Table 4 - Accent 4"/>
-    <w:basedOn w:val="1092"/>
+    <w:basedOn w:val="1112"/>
     <w:uiPriority w:val="59"/>
     <w:pPr>
       <w:pBdr/>
@@ -18162,9 +18087,9 @@
       </w:tcPr>
     </w:tblStylePr>
   </w:style>
-  <w:style w:type="table" w:styleId="939">
+  <w:style w:type="table" w:styleId="959">
     <w:name w:val="Grid Table 4 - Accent 5"/>
-    <w:basedOn w:val="1092"/>
+    <w:basedOn w:val="1112"/>
     <w:uiPriority w:val="59"/>
     <w:pPr>
       <w:pBdr/>
@@ -18395,9 +18320,9 @@
       </w:tcPr>
     </w:tblStylePr>
   </w:style>
-  <w:style w:type="table" w:styleId="940">
+  <w:style w:type="table" w:styleId="960">
     <w:name w:val="Grid Table 4 - Accent 6"/>
-    <w:basedOn w:val="1092"/>
+    <w:basedOn w:val="1112"/>
     <w:uiPriority w:val="59"/>
     <w:pPr>
       <w:pBdr/>
@@ -18628,9 +18553,9 @@
       </w:tcPr>
     </w:tblStylePr>
   </w:style>
-  <w:style w:type="table" w:styleId="941">
+  <w:style w:type="table" w:styleId="961">
     <w:name w:val="Grid Table 5 Dark"/>
-    <w:basedOn w:val="1092"/>
+    <w:basedOn w:val="1112"/>
     <w:uiPriority w:val="99"/>
     <w:pPr>
       <w:pBdr/>
@@ -18856,9 +18781,9 @@
       </w:tcPr>
     </w:tblStylePr>
   </w:style>
-  <w:style w:type="table" w:styleId="942">
+  <w:style w:type="table" w:styleId="962">
     <w:name w:val="Grid Table 5 Dark- Accent 1"/>
-    <w:basedOn w:val="1092"/>
+    <w:basedOn w:val="1112"/>
     <w:uiPriority w:val="99"/>
     <w:pPr>
       <w:pBdr/>
@@ -19084,9 +19009,9 @@
       </w:tcPr>
     </w:tblStylePr>
   </w:style>
-  <w:style w:type="table" w:styleId="943">
+  <w:style w:type="table" w:styleId="963">
     <w:name w:val="Grid Table 5 Dark - Accent 2"/>
-    <w:basedOn w:val="1092"/>
+    <w:basedOn w:val="1112"/>
     <w:uiPriority w:val="99"/>
     <w:pPr>
       <w:pBdr/>
@@ -19312,9 +19237,9 @@
       </w:tcPr>
     </w:tblStylePr>
   </w:style>
-  <w:style w:type="table" w:styleId="944">
+  <w:style w:type="table" w:styleId="964">
     <w:name w:val="Grid Table 5 Dark - Accent 3"/>
-    <w:basedOn w:val="1092"/>
+    <w:basedOn w:val="1112"/>
     <w:uiPriority w:val="99"/>
     <w:pPr>
       <w:pBdr/>
@@ -19540,9 +19465,9 @@
       </w:tcPr>
     </w:tblStylePr>
   </w:style>
-  <w:style w:type="table" w:styleId="945">
+  <w:style w:type="table" w:styleId="965">
     <w:name w:val="Grid Table 5 Dark- Accent 4"/>
-    <w:basedOn w:val="1092"/>
+    <w:basedOn w:val="1112"/>
     <w:uiPriority w:val="99"/>
     <w:pPr>
       <w:pBdr/>
@@ -19768,9 +19693,9 @@
       </w:tcPr>
     </w:tblStylePr>
   </w:style>
-  <w:style w:type="table" w:styleId="946">
+  <w:style w:type="table" w:styleId="966">
     <w:name w:val="Grid Table 5 Dark - Accent 5"/>
-    <w:basedOn w:val="1092"/>
+    <w:basedOn w:val="1112"/>
     <w:uiPriority w:val="99"/>
     <w:pPr>
       <w:pBdr/>
@@ -19996,9 +19921,9 @@
       </w:tcPr>
     </w:tblStylePr>
   </w:style>
-  <w:style w:type="table" w:styleId="947">
+  <w:style w:type="table" w:styleId="967">
     <w:name w:val="Grid Table 5 Dark - Accent 6"/>
-    <w:basedOn w:val="1092"/>
+    <w:basedOn w:val="1112"/>
     <w:uiPriority w:val="99"/>
     <w:pPr>
       <w:pBdr/>
@@ -20224,9 +20149,9 @@
       </w:tcPr>
     </w:tblStylePr>
   </w:style>
-  <w:style w:type="table" w:styleId="948">
+  <w:style w:type="table" w:styleId="968">
     <w:name w:val="Grid Table 6 Colorful"/>
-    <w:basedOn w:val="1092"/>
+    <w:basedOn w:val="1112"/>
     <w:uiPriority w:val="99"/>
     <w:pPr>
       <w:pBdr/>
@@ -20454,9 +20379,9 @@
       </w:tcPr>
     </w:tblStylePr>
   </w:style>
-  <w:style w:type="table" w:styleId="949">
+  <w:style w:type="table" w:styleId="969">
     <w:name w:val="Grid Table 6 Colorful - Accent 1"/>
-    <w:basedOn w:val="1092"/>
+    <w:basedOn w:val="1112"/>
     <w:uiPriority w:val="99"/>
     <w:pPr>
       <w:pBdr/>
@@ -20684,9 +20609,9 @@
       </w:tcPr>
     </w:tblStylePr>
   </w:style>
-  <w:style w:type="table" w:styleId="950">
+  <w:style w:type="table" w:styleId="970">
     <w:name w:val="Grid Table 6 Colorful - Accent 2"/>
-    <w:basedOn w:val="1092"/>
+    <w:basedOn w:val="1112"/>
     <w:uiPriority w:val="99"/>
     <w:pPr>
       <w:pBdr/>
@@ -20914,9 +20839,9 @@
       </w:tcPr>
     </w:tblStylePr>
   </w:style>
-  <w:style w:type="table" w:styleId="951">
+  <w:style w:type="table" w:styleId="971">
     <w:name w:val="Grid Table 6 Colorful - Accent 3"/>
-    <w:basedOn w:val="1092"/>
+    <w:basedOn w:val="1112"/>
     <w:uiPriority w:val="99"/>
     <w:pPr>
       <w:pBdr/>
@@ -21144,9 +21069,9 @@
       </w:tcPr>
     </w:tblStylePr>
   </w:style>
-  <w:style w:type="table" w:styleId="952">
+  <w:style w:type="table" w:styleId="972">
     <w:name w:val="Grid Table 6 Colorful - Accent 4"/>
-    <w:basedOn w:val="1092"/>
+    <w:basedOn w:val="1112"/>
     <w:uiPriority w:val="99"/>
     <w:pPr>
       <w:pBdr/>
@@ -21374,9 +21299,9 @@
       </w:tcPr>
     </w:tblStylePr>
   </w:style>
-  <w:style w:type="table" w:styleId="953">
+  <w:style w:type="table" w:styleId="973">
     <w:name w:val="Grid Table 6 Colorful - Accent 5"/>
-    <w:basedOn w:val="1092"/>
+    <w:basedOn w:val="1112"/>
     <w:uiPriority w:val="99"/>
     <w:pPr>
       <w:pBdr/>
@@ -21604,9 +21529,9 @@
       </w:tcPr>
     </w:tblStylePr>
   </w:style>
-  <w:style w:type="table" w:styleId="954">
+  <w:style w:type="table" w:styleId="974">
     <w:name w:val="Grid Table 6 Colorful - Accent 6"/>
-    <w:basedOn w:val="1092"/>
+    <w:basedOn w:val="1112"/>
     <w:uiPriority w:val="99"/>
     <w:pPr>
       <w:pBdr/>
@@ -21834,9 +21759,9 @@
       </w:tcPr>
     </w:tblStylePr>
   </w:style>
-  <w:style w:type="table" w:styleId="955">
+  <w:style w:type="table" w:styleId="975">
     <w:name w:val="Grid Table 7 Colorful"/>
-    <w:basedOn w:val="1092"/>
+    <w:basedOn w:val="1112"/>
     <w:uiPriority w:val="99"/>
     <w:pPr>
       <w:pBdr/>
@@ -22088,9 +22013,9 @@
       </w:tcPr>
     </w:tblStylePr>
   </w:style>
-  <w:style w:type="table" w:styleId="956">
+  <w:style w:type="table" w:styleId="976">
     <w:name w:val="Grid Table 7 Colorful - Accent 1"/>
-    <w:basedOn w:val="1092"/>
+    <w:basedOn w:val="1112"/>
     <w:uiPriority w:val="99"/>
     <w:pPr>
       <w:pBdr/>
@@ -22342,9 +22267,9 @@
       </w:tcPr>
     </w:tblStylePr>
   </w:style>
-  <w:style w:type="table" w:styleId="957">
+  <w:style w:type="table" w:styleId="977">
     <w:name w:val="Grid Table 7 Colorful - Accent 2"/>
-    <w:basedOn w:val="1092"/>
+    <w:basedOn w:val="1112"/>
     <w:uiPriority w:val="99"/>
     <w:pPr>
       <w:pBdr/>
@@ -22596,9 +22521,9 @@
       </w:tcPr>
     </w:tblStylePr>
   </w:style>
-  <w:style w:type="table" w:styleId="958">
+  <w:style w:type="table" w:styleId="978">
     <w:name w:val="Grid Table 7 Colorful - Accent 3"/>
-    <w:basedOn w:val="1092"/>
+    <w:basedOn w:val="1112"/>
     <w:uiPriority w:val="99"/>
     <w:pPr>
       <w:pBdr/>
@@ -22850,9 +22775,9 @@
       </w:tcPr>
     </w:tblStylePr>
   </w:style>
-  <w:style w:type="table" w:styleId="959">
+  <w:style w:type="table" w:styleId="979">
     <w:name w:val="Grid Table 7 Colorful - Accent 4"/>
-    <w:basedOn w:val="1092"/>
+    <w:basedOn w:val="1112"/>
     <w:uiPriority w:val="99"/>
     <w:pPr>
       <w:pBdr/>
@@ -23104,9 +23029,9 @@
       </w:tcPr>
     </w:tblStylePr>
   </w:style>
-  <w:style w:type="table" w:styleId="960">
+  <w:style w:type="table" w:styleId="980">
     <w:name w:val="Grid Table 7 Colorful - Accent 5"/>
-    <w:basedOn w:val="1092"/>
+    <w:basedOn w:val="1112"/>
     <w:uiPriority w:val="99"/>
     <w:pPr>
       <w:pBdr/>
@@ -23358,9 +23283,9 @@
       </w:tcPr>
     </w:tblStylePr>
   </w:style>
-  <w:style w:type="table" w:styleId="961">
+  <w:style w:type="table" w:styleId="981">
     <w:name w:val="Grid Table 7 Colorful - Accent 6"/>
-    <w:basedOn w:val="1092"/>
+    <w:basedOn w:val="1112"/>
     <w:uiPriority w:val="99"/>
     <w:pPr>
       <w:pBdr/>
@@ -23612,9 +23537,9 @@
       </w:tcPr>
     </w:tblStylePr>
   </w:style>
-  <w:style w:type="table" w:styleId="962">
+  <w:style w:type="table" w:styleId="982">
     <w:name w:val="List Table 1 Light"/>
-    <w:basedOn w:val="1092"/>
+    <w:basedOn w:val="1112"/>
     <w:uiPriority w:val="99"/>
     <w:pPr>
       <w:pBdr/>
@@ -23828,9 +23753,9 @@
       </w:tcPr>
     </w:tblStylePr>
   </w:style>
-  <w:style w:type="table" w:styleId="963">
+  <w:style w:type="table" w:styleId="983">
     <w:name w:val="List Table 1 Light - Accent 1"/>
-    <w:basedOn w:val="1092"/>
+    <w:basedOn w:val="1112"/>
     <w:uiPriority w:val="99"/>
     <w:pPr>
       <w:pBdr/>
@@ -24044,9 +23969,9 @@
       </w:tcPr>
     </w:tblStylePr>
   </w:style>
-  <w:style w:type="table" w:styleId="964">
+  <w:style w:type="table" w:styleId="984">
     <w:name w:val="List Table 1 Light - Accent 2"/>
-    <w:basedOn w:val="1092"/>
+    <w:basedOn w:val="1112"/>
     <w:uiPriority w:val="99"/>
     <w:pPr>
       <w:pBdr/>
@@ -24260,9 +24185,9 @@
       </w:tcPr>
     </w:tblStylePr>
   </w:style>
-  <w:style w:type="table" w:styleId="965">
+  <w:style w:type="table" w:styleId="985">
     <w:name w:val="List Table 1 Light - Accent 3"/>
-    <w:basedOn w:val="1092"/>
+    <w:basedOn w:val="1112"/>
     <w:uiPriority w:val="99"/>
     <w:pPr>
       <w:pBdr/>
@@ -24476,9 +24401,9 @@
       </w:tcPr>
     </w:tblStylePr>
   </w:style>
-  <w:style w:type="table" w:styleId="966">
+  <w:style w:type="table" w:styleId="986">
     <w:name w:val="List Table 1 Light - Accent 4"/>
-    <w:basedOn w:val="1092"/>
+    <w:basedOn w:val="1112"/>
     <w:uiPriority w:val="99"/>
     <w:pPr>
       <w:pBdr/>
@@ -24692,9 +24617,9 @@
       </w:tcPr>
     </w:tblStylePr>
   </w:style>
-  <w:style w:type="table" w:styleId="967">
+  <w:style w:type="table" w:styleId="987">
     <w:name w:val="List Table 1 Light - Accent 5"/>
-    <w:basedOn w:val="1092"/>
+    <w:basedOn w:val="1112"/>
     <w:uiPriority w:val="99"/>
     <w:pPr>
       <w:pBdr/>
@@ -24908,9 +24833,9 @@
       </w:tcPr>
     </w:tblStylePr>
   </w:style>
-  <w:style w:type="table" w:styleId="968">
+  <w:style w:type="table" w:styleId="988">
     <w:name w:val="List Table 1 Light - Accent 6"/>
-    <w:basedOn w:val="1092"/>
+    <w:basedOn w:val="1112"/>
     <w:uiPriority w:val="99"/>
     <w:pPr>
       <w:pBdr/>
@@ -25124,9 +25049,9 @@
       </w:tcPr>
     </w:tblStylePr>
   </w:style>
-  <w:style w:type="table" w:styleId="969">
+  <w:style w:type="table" w:styleId="989">
     <w:name w:val="List Table 2"/>
-    <w:basedOn w:val="1092"/>
+    <w:basedOn w:val="1112"/>
     <w:uiPriority w:val="99"/>
     <w:pPr>
       <w:pBdr/>
@@ -25362,9 +25287,9 @@
       </w:tcPr>
     </w:tblStylePr>
   </w:style>
-  <w:style w:type="table" w:styleId="970">
+  <w:style w:type="table" w:styleId="990">
     <w:name w:val="List Table 2 - Accent 1"/>
-    <w:basedOn w:val="1092"/>
+    <w:basedOn w:val="1112"/>
     <w:uiPriority w:val="99"/>
     <w:pPr>
       <w:pBdr/>
@@ -25600,9 +25525,9 @@
       </w:tcPr>
     </w:tblStylePr>
   </w:style>
-  <w:style w:type="table" w:styleId="971">
+  <w:style w:type="table" w:styleId="991">
     <w:name w:val="List Table 2 - Accent 2"/>
-    <w:basedOn w:val="1092"/>
+    <w:basedOn w:val="1112"/>
     <w:uiPriority w:val="99"/>
     <w:pPr>
       <w:pBdr/>
@@ -25838,9 +25763,9 @@
       </w:tcPr>
     </w:tblStylePr>
   </w:style>
-  <w:style w:type="table" w:styleId="972">
+  <w:style w:type="table" w:styleId="992">
     <w:name w:val="List Table 2 - Accent 3"/>
-    <w:basedOn w:val="1092"/>
+    <w:basedOn w:val="1112"/>
     <w:uiPriority w:val="99"/>
     <w:pPr>
       <w:pBdr/>
@@ -26076,9 +26001,9 @@
       </w:tcPr>
     </w:tblStylePr>
   </w:style>
-  <w:style w:type="table" w:styleId="973">
+  <w:style w:type="table" w:styleId="993">
     <w:name w:val="List Table 2 - Accent 4"/>
-    <w:basedOn w:val="1092"/>
+    <w:basedOn w:val="1112"/>
     <w:uiPriority w:val="99"/>
     <w:pPr>
       <w:pBdr/>
@@ -26314,9 +26239,9 @@
       </w:tcPr>
     </w:tblStylePr>
   </w:style>
-  <w:style w:type="table" w:styleId="974">
+  <w:style w:type="table" w:styleId="994">
     <w:name w:val="List Table 2 - Accent 5"/>
-    <w:basedOn w:val="1092"/>
+    <w:basedOn w:val="1112"/>
     <w:uiPriority w:val="99"/>
     <w:pPr>
       <w:pBdr/>
@@ -26552,9 +26477,9 @@
       </w:tcPr>
     </w:tblStylePr>
   </w:style>
-  <w:style w:type="table" w:styleId="975">
+  <w:style w:type="table" w:styleId="995">
     <w:name w:val="List Table 2 - Accent 6"/>
-    <w:basedOn w:val="1092"/>
+    <w:basedOn w:val="1112"/>
     <w:uiPriority w:val="99"/>
     <w:pPr>
       <w:pBdr/>
@@ -26790,9 +26715,9 @@
       </w:tcPr>
     </w:tblStylePr>
   </w:style>
-  <w:style w:type="table" w:styleId="976">
+  <w:style w:type="table" w:styleId="996">
     <w:name w:val="List Table 3"/>
-    <w:basedOn w:val="1092"/>
+    <w:basedOn w:val="1112"/>
     <w:uiPriority w:val="99"/>
     <w:pPr>
       <w:pBdr/>
@@ -27018,9 +26943,9 @@
       </w:tcPr>
     </w:tblStylePr>
   </w:style>
-  <w:style w:type="table" w:styleId="977">
+  <w:style w:type="table" w:styleId="997">
     <w:name w:val="List Table 3 - Accent 1"/>
-    <w:basedOn w:val="1092"/>
+    <w:basedOn w:val="1112"/>
     <w:uiPriority w:val="99"/>
     <w:pPr>
       <w:pBdr/>
@@ -27246,9 +27171,9 @@
       </w:tcPr>
     </w:tblStylePr>
   </w:style>
-  <w:style w:type="table" w:styleId="978">
+  <w:style w:type="table" w:styleId="998">
     <w:name w:val="List Table 3 - Accent 2"/>
-    <w:basedOn w:val="1092"/>
+    <w:basedOn w:val="1112"/>
     <w:uiPriority w:val="99"/>
     <w:pPr>
       <w:pBdr/>
@@ -27474,9 +27399,9 @@
       </w:tcPr>
     </w:tblStylePr>
   </w:style>
-  <w:style w:type="table" w:styleId="979">
+  <w:style w:type="table" w:styleId="999">
     <w:name w:val="List Table 3 - Accent 3"/>
-    <w:basedOn w:val="1092"/>
+    <w:basedOn w:val="1112"/>
     <w:uiPriority w:val="99"/>
     <w:pPr>
       <w:pBdr/>
@@ -27702,9 +27627,9 @@
       </w:tcPr>
     </w:tblStylePr>
   </w:style>
-  <w:style w:type="table" w:styleId="980">
+  <w:style w:type="table" w:styleId="1000">
     <w:name w:val="List Table 3 - Accent 4"/>
-    <w:basedOn w:val="1092"/>
+    <w:basedOn w:val="1112"/>
     <w:uiPriority w:val="99"/>
     <w:pPr>
       <w:pBdr/>
@@ -27930,9 +27855,9 @@
       </w:tcPr>
     </w:tblStylePr>
   </w:style>
-  <w:style w:type="table" w:styleId="981">
+  <w:style w:type="table" w:styleId="1001">
     <w:name w:val="List Table 3 - Accent 5"/>
-    <w:basedOn w:val="1092"/>
+    <w:basedOn w:val="1112"/>
     <w:uiPriority w:val="99"/>
     <w:pPr>
       <w:pBdr/>
@@ -28158,9 +28083,9 @@
       </w:tcPr>
     </w:tblStylePr>
   </w:style>
-  <w:style w:type="table" w:styleId="982">
+  <w:style w:type="table" w:styleId="1002">
     <w:name w:val="List Table 3 - Accent 6"/>
-    <w:basedOn w:val="1092"/>
+    <w:basedOn w:val="1112"/>
     <w:uiPriority w:val="99"/>
     <w:pPr>
       <w:pBdr/>
@@ -28386,9 +28311,9 @@
       </w:tcPr>
     </w:tblStylePr>
   </w:style>
-  <w:style w:type="table" w:styleId="983">
+  <w:style w:type="table" w:styleId="1003">
     <w:name w:val="List Table 4"/>
-    <w:basedOn w:val="1092"/>
+    <w:basedOn w:val="1112"/>
     <w:uiPriority w:val="99"/>
     <w:pPr>
       <w:pBdr/>
@@ -28611,9 +28536,9 @@
       </w:tcPr>
     </w:tblStylePr>
   </w:style>
-  <w:style w:type="table" w:styleId="984">
+  <w:style w:type="table" w:styleId="1004">
     <w:name w:val="List Table 4 - Accent 1"/>
-    <w:basedOn w:val="1092"/>
+    <w:basedOn w:val="1112"/>
     <w:uiPriority w:val="99"/>
     <w:pPr>
       <w:pBdr/>
@@ -28836,9 +28761,9 @@
       </w:tcPr>
     </w:tblStylePr>
   </w:style>
-  <w:style w:type="table" w:styleId="985">
+  <w:style w:type="table" w:styleId="1005">
     <w:name w:val="List Table 4 - Accent 2"/>
-    <w:basedOn w:val="1092"/>
+    <w:basedOn w:val="1112"/>
     <w:uiPriority w:val="99"/>
     <w:pPr>
       <w:pBdr/>
@@ -29061,9 +28986,9 @@
       </w:tcPr>
     </w:tblStylePr>
   </w:style>
-  <w:style w:type="table" w:styleId="986">
+  <w:style w:type="table" w:styleId="1006">
     <w:name w:val="List Table 4 - Accent 3"/>
-    <w:basedOn w:val="1092"/>
+    <w:basedOn w:val="1112"/>
     <w:uiPriority w:val="99"/>
     <w:pPr>
       <w:pBdr/>
@@ -29286,9 +29211,9 @@
       </w:tcPr>
     </w:tblStylePr>
   </w:style>
-  <w:style w:type="table" w:styleId="987">
+  <w:style w:type="table" w:styleId="1007">
     <w:name w:val="List Table 4 - Accent 4"/>
-    <w:basedOn w:val="1092"/>
+    <w:basedOn w:val="1112"/>
     <w:uiPriority w:val="99"/>
     <w:pPr>
       <w:pBdr/>
@@ -29511,9 +29436,9 @@
       </w:tcPr>
     </w:tblStylePr>
   </w:style>
-  <w:style w:type="table" w:styleId="988">
+  <w:style w:type="table" w:styleId="1008">
     <w:name w:val="List Table 4 - Accent 5"/>
-    <w:basedOn w:val="1092"/>
+    <w:basedOn w:val="1112"/>
     <w:uiPriority w:val="99"/>
     <w:pPr>
       <w:pBdr/>
@@ -29736,9 +29661,9 @@
       </w:tcPr>
     </w:tblStylePr>
   </w:style>
-  <w:style w:type="table" w:styleId="989">
+  <w:style w:type="table" w:styleId="1009">
     <w:name w:val="List Table 4 - Accent 6"/>
-    <w:basedOn w:val="1092"/>
+    <w:basedOn w:val="1112"/>
     <w:uiPriority w:val="99"/>
     <w:pPr>
       <w:pBdr/>
@@ -29961,9 +29886,9 @@
       </w:tcPr>
     </w:tblStylePr>
   </w:style>
-  <w:style w:type="table" w:styleId="990">
+  <w:style w:type="table" w:styleId="1010">
     <w:name w:val="List Table 5 Dark"/>
-    <w:basedOn w:val="1092"/>
+    <w:basedOn w:val="1112"/>
     <w:uiPriority w:val="99"/>
     <w:pPr>
       <w:pBdr/>
@@ -30203,9 +30128,9 @@
       </w:tcPr>
     </w:tblStylePr>
   </w:style>
-  <w:style w:type="table" w:styleId="991">
+  <w:style w:type="table" w:styleId="1011">
     <w:name w:val="List Table 5 Dark - Accent 1"/>
-    <w:basedOn w:val="1092"/>
+    <w:basedOn w:val="1112"/>
     <w:uiPriority w:val="99"/>
     <w:pPr>
       <w:pBdr/>
@@ -30445,9 +30370,9 @@
       </w:tcPr>
     </w:tblStylePr>
   </w:style>
-  <w:style w:type="table" w:styleId="992">
+  <w:style w:type="table" w:styleId="1012">
     <w:name w:val="List Table 5 Dark - Accent 2"/>
-    <w:basedOn w:val="1092"/>
+    <w:basedOn w:val="1112"/>
     <w:uiPriority w:val="99"/>
     <w:pPr>
       <w:pBdr/>
@@ -30687,9 +30612,9 @@
       </w:tcPr>
     </w:tblStylePr>
   </w:style>
-  <w:style w:type="table" w:styleId="993">
+  <w:style w:type="table" w:styleId="1013">
     <w:name w:val="List Table 5 Dark - Accent 3"/>
-    <w:basedOn w:val="1092"/>
+    <w:basedOn w:val="1112"/>
     <w:uiPriority w:val="99"/>
     <w:pPr>
       <w:pBdr/>
@@ -30929,9 +30854,9 @@
       </w:tcPr>
     </w:tblStylePr>
   </w:style>
-  <w:style w:type="table" w:styleId="994">
+  <w:style w:type="table" w:styleId="1014">
     <w:name w:val="List Table 5 Dark - Accent 4"/>
-    <w:basedOn w:val="1092"/>
+    <w:basedOn w:val="1112"/>
     <w:uiPriority w:val="99"/>
     <w:pPr>
       <w:pBdr/>
@@ -31171,9 +31096,9 @@
       </w:tcPr>
     </w:tblStylePr>
   </w:style>
-  <w:style w:type="table" w:styleId="995">
+  <w:style w:type="table" w:styleId="1015">
     <w:name w:val="List Table 5 Dark - Accent 5"/>
-    <w:basedOn w:val="1092"/>
+    <w:basedOn w:val="1112"/>
     <w:uiPriority w:val="99"/>
     <w:pPr>
       <w:pBdr/>
@@ -31413,9 +31338,9 @@
       </w:tcPr>
     </w:tblStylePr>
   </w:style>
-  <w:style w:type="table" w:styleId="996">
+  <w:style w:type="table" w:styleId="1016">
     <w:name w:val="List Table 5 Dark - Accent 6"/>
-    <w:basedOn w:val="1092"/>
+    <w:basedOn w:val="1112"/>
     <w:uiPriority w:val="99"/>
     <w:pPr>
       <w:pBdr/>
@@ -31655,9 +31580,9 @@
       </w:tcPr>
     </w:tblStylePr>
   </w:style>
-  <w:style w:type="table" w:styleId="997">
+  <w:style w:type="table" w:styleId="1017">
     <w:name w:val="List Table 6 Colorful"/>
-    <w:basedOn w:val="1092"/>
+    <w:basedOn w:val="1112"/>
     <w:uiPriority w:val="99"/>
     <w:pPr>
       <w:pBdr/>
@@ -31878,9 +31803,9 @@
       </w:tcPr>
     </w:tblStylePr>
   </w:style>
-  <w:style w:type="table" w:styleId="998">
+  <w:style w:type="table" w:styleId="1018">
     <w:name w:val="List Table 6 Colorful - Accent 1"/>
-    <w:basedOn w:val="1092"/>
+    <w:basedOn w:val="1112"/>
     <w:uiPriority w:val="99"/>
     <w:pPr>
       <w:pBdr/>
@@ -32101,9 +32026,9 @@
       </w:tcPr>
     </w:tblStylePr>
   </w:style>
-  <w:style w:type="table" w:styleId="999">
+  <w:style w:type="table" w:styleId="1019">
     <w:name w:val="List Table 6 Colorful - Accent 2"/>
-    <w:basedOn w:val="1092"/>
+    <w:basedOn w:val="1112"/>
     <w:uiPriority w:val="99"/>
     <w:pPr>
       <w:pBdr/>
@@ -32324,9 +32249,9 @@
       </w:tcPr>
     </w:tblStylePr>
   </w:style>
-  <w:style w:type="table" w:styleId="1000">
+  <w:style w:type="table" w:styleId="1020">
     <w:name w:val="List Table 6 Colorful - Accent 3"/>
-    <w:basedOn w:val="1092"/>
+    <w:basedOn w:val="1112"/>
     <w:uiPriority w:val="99"/>
     <w:pPr>
       <w:pBdr/>
@@ -32547,9 +32472,9 @@
       </w:tcPr>
     </w:tblStylePr>
   </w:style>
-  <w:style w:type="table" w:styleId="1001">
+  <w:style w:type="table" w:styleId="1021">
     <w:name w:val="List Table 6 Colorful - Accent 4"/>
-    <w:basedOn w:val="1092"/>
+    <w:basedOn w:val="1112"/>
     <w:uiPriority w:val="99"/>
     <w:pPr>
       <w:pBdr/>
@@ -32770,9 +32695,9 @@
       </w:tcPr>
     </w:tblStylePr>
   </w:style>
-  <w:style w:type="table" w:styleId="1002">
+  <w:style w:type="table" w:styleId="1022">
     <w:name w:val="List Table 6 Colorful - Accent 5"/>
-    <w:basedOn w:val="1092"/>
+    <w:basedOn w:val="1112"/>
     <w:uiPriority w:val="99"/>
     <w:pPr>
       <w:pBdr/>
@@ -32993,9 +32918,9 @@
       </w:tcPr>
     </w:tblStylePr>
   </w:style>
-  <w:style w:type="table" w:styleId="1003">
+  <w:style w:type="table" w:styleId="1023">
     <w:name w:val="List Table 6 Colorful - Accent 6"/>
-    <w:basedOn w:val="1092"/>
+    <w:basedOn w:val="1112"/>
     <w:uiPriority w:val="99"/>
     <w:pPr>
       <w:pBdr/>
@@ -33216,9 +33141,9 @@
       </w:tcPr>
     </w:tblStylePr>
   </w:style>
-  <w:style w:type="table" w:styleId="1004">
+  <w:style w:type="table" w:styleId="1024">
     <w:name w:val="List Table 7 Colorful"/>
-    <w:basedOn w:val="1092"/>
+    <w:basedOn w:val="1112"/>
     <w:uiPriority w:val="99"/>
     <w:pPr>
       <w:pBdr/>
@@ -33472,9 +33397,9 @@
       </w:tcPr>
     </w:tblStylePr>
   </w:style>
-  <w:style w:type="table" w:styleId="1005">
+  <w:style w:type="table" w:styleId="1025">
     <w:name w:val="List Table 7 Colorful - Accent 1"/>
-    <w:basedOn w:val="1092"/>
+    <w:basedOn w:val="1112"/>
     <w:uiPriority w:val="99"/>
     <w:pPr>
       <w:pBdr/>
@@ -33728,9 +33653,9 @@
       </w:tcPr>
     </w:tblStylePr>
   </w:style>
-  <w:style w:type="table" w:styleId="1006">
+  <w:style w:type="table" w:styleId="1026">
     <w:name w:val="List Table 7 Colorful - Accent 2"/>
-    <w:basedOn w:val="1092"/>
+    <w:basedOn w:val="1112"/>
     <w:uiPriority w:val="99"/>
     <w:pPr>
       <w:pBdr/>
@@ -33984,9 +33909,9 @@
       </w:tcPr>
     </w:tblStylePr>
   </w:style>
-  <w:style w:type="table" w:styleId="1007">
+  <w:style w:type="table" w:styleId="1027">
     <w:name w:val="List Table 7 Colorful - Accent 3"/>
-    <w:basedOn w:val="1092"/>
+    <w:basedOn w:val="1112"/>
     <w:uiPriority w:val="99"/>
     <w:pPr>
       <w:pBdr/>
@@ -34240,9 +34165,9 @@
       </w:tcPr>
     </w:tblStylePr>
   </w:style>
-  <w:style w:type="table" w:styleId="1008">
+  <w:style w:type="table" w:styleId="1028">
     <w:name w:val="List Table 7 Colorful - Accent 4"/>
-    <w:basedOn w:val="1092"/>
+    <w:basedOn w:val="1112"/>
     <w:uiPriority w:val="99"/>
     <w:pPr>
       <w:pBdr/>
@@ -34496,9 +34421,9 @@
       </w:tcPr>
     </w:tblStylePr>
   </w:style>
-  <w:style w:type="table" w:styleId="1009">
+  <w:style w:type="table" w:styleId="1029">
     <w:name w:val="List Table 7 Colorful - Accent 5"/>
-    <w:basedOn w:val="1092"/>
+    <w:basedOn w:val="1112"/>
     <w:uiPriority w:val="99"/>
     <w:pPr>
       <w:pBdr/>
@@ -34752,9 +34677,9 @@
       </w:tcPr>
     </w:tblStylePr>
   </w:style>
-  <w:style w:type="table" w:styleId="1010">
+  <w:style w:type="table" w:styleId="1030">
     <w:name w:val="List Table 7 Colorful - Accent 6"/>
-    <w:basedOn w:val="1092"/>
+    <w:basedOn w:val="1112"/>
     <w:uiPriority w:val="99"/>
     <w:pPr>
       <w:pBdr/>
@@ -35008,9 +34933,9 @@
       </w:tcPr>
     </w:tblStylePr>
   </w:style>
-  <w:style w:type="table" w:styleId="1011">
+  <w:style w:type="table" w:styleId="1031">
     <w:name w:val="Lined - Accent"/>
-    <w:basedOn w:val="1092"/>
+    <w:basedOn w:val="1112"/>
     <w:uiPriority w:val="99"/>
     <w:pPr>
       <w:pBdr/>
@@ -35245,9 +35170,9 @@
       </w:tcPr>
     </w:tblStylePr>
   </w:style>
-  <w:style w:type="table" w:styleId="1012">
+  <w:style w:type="table" w:styleId="1032">
     <w:name w:val="Lined - Accent 1"/>
-    <w:basedOn w:val="1092"/>
+    <w:basedOn w:val="1112"/>
     <w:uiPriority w:val="99"/>
     <w:pPr>
       <w:pBdr/>
@@ -35482,9 +35407,9 @@
       </w:tcPr>
     </w:tblStylePr>
   </w:style>
-  <w:style w:type="table" w:styleId="1013">
+  <w:style w:type="table" w:styleId="1033">
     <w:name w:val="Lined - Accent 2"/>
-    <w:basedOn w:val="1092"/>
+    <w:basedOn w:val="1112"/>
     <w:uiPriority w:val="99"/>
     <w:pPr>
       <w:pBdr/>
@@ -35719,9 +35644,9 @@
       </w:tcPr>
     </w:tblStylePr>
   </w:style>
-  <w:style w:type="table" w:styleId="1014">
+  <w:style w:type="table" w:styleId="1034">
     <w:name w:val="Lined - Accent 3"/>
-    <w:basedOn w:val="1092"/>
+    <w:basedOn w:val="1112"/>
     <w:uiPriority w:val="99"/>
     <w:pPr>
       <w:pBdr/>
@@ -35956,9 +35881,9 @@
       </w:tcPr>
     </w:tblStylePr>
   </w:style>
-  <w:style w:type="table" w:styleId="1015">
+  <w:style w:type="table" w:styleId="1035">
     <w:name w:val="Lined - Accent 4"/>
-    <w:basedOn w:val="1092"/>
+    <w:basedOn w:val="1112"/>
     <w:uiPriority w:val="99"/>
     <w:pPr>
       <w:pBdr/>
@@ -36193,9 +36118,9 @@
       </w:tcPr>
     </w:tblStylePr>
   </w:style>
-  <w:style w:type="table" w:styleId="1016">
+  <w:style w:type="table" w:styleId="1036">
     <w:name w:val="Lined - Accent 5"/>
-    <w:basedOn w:val="1092"/>
+    <w:basedOn w:val="1112"/>
     <w:uiPriority w:val="99"/>
     <w:pPr>
       <w:pBdr/>
@@ -36430,9 +36355,9 @@
       </w:tcPr>
     </w:tblStylePr>
   </w:style>
-  <w:style w:type="table" w:styleId="1017">
+  <w:style w:type="table" w:styleId="1037">
     <w:name w:val="Lined - Accent 6"/>
-    <w:basedOn w:val="1092"/>
+    <w:basedOn w:val="1112"/>
     <w:uiPriority w:val="99"/>
     <w:pPr>
       <w:pBdr/>
@@ -36667,9 +36592,9 @@
       </w:tcPr>
     </w:tblStylePr>
   </w:style>
-  <w:style w:type="table" w:styleId="1018">
+  <w:style w:type="table" w:styleId="1038">
     <w:name w:val="Bordered &amp; Lined - Accent"/>
-    <w:basedOn w:val="1092"/>
+    <w:basedOn w:val="1112"/>
     <w:uiPriority w:val="99"/>
     <w:pPr>
       <w:pBdr/>
@@ -36911,9 +36836,9 @@
       </w:tcPr>
     </w:tblStylePr>
   </w:style>
-  <w:style w:type="table" w:styleId="1019">
+  <w:style w:type="table" w:styleId="1039">
     <w:name w:val="Bordered &amp; Lined - Accent 1"/>
-    <w:basedOn w:val="1092"/>
+    <w:basedOn w:val="1112"/>
     <w:uiPriority w:val="99"/>
     <w:pPr>
       <w:pBdr/>
@@ -37155,9 +37080,9 @@
       </w:tcPr>
     </w:tblStylePr>
   </w:style>
-  <w:style w:type="table" w:styleId="1020">
+  <w:style w:type="table" w:styleId="1040">
     <w:name w:val="Bordered &amp; Lined - Accent 2"/>
-    <w:basedOn w:val="1092"/>
+    <w:basedOn w:val="1112"/>
     <w:uiPriority w:val="99"/>
     <w:pPr>
       <w:pBdr/>
@@ -37399,9 +37324,9 @@
       </w:tcPr>
     </w:tblStylePr>
   </w:style>
-  <w:style w:type="table" w:styleId="1021">
+  <w:style w:type="table" w:styleId="1041">
     <w:name w:val="Bordered &amp; Lined - Accent 3"/>
-    <w:basedOn w:val="1092"/>
+    <w:basedOn w:val="1112"/>
     <w:uiPriority w:val="99"/>
     <w:pPr>
       <w:pBdr/>
@@ -37643,9 +37568,9 @@
       </w:tcPr>
     </w:tblStylePr>
   </w:style>
-  <w:style w:type="table" w:styleId="1022">
+  <w:style w:type="table" w:styleId="1042">
     <w:name w:val="Bordered &amp; Lined - Accent 4"/>
-    <w:basedOn w:val="1092"/>
+    <w:basedOn w:val="1112"/>
     <w:uiPriority w:val="99"/>
     <w:pPr>
       <w:pBdr/>
@@ -37887,9 +37812,9 @@
       </w:tcPr>
     </w:tblStylePr>
   </w:style>
-  <w:style w:type="table" w:styleId="1023">
+  <w:style w:type="table" w:styleId="1043">
     <w:name w:val="Bordered &amp; Lined - Accent 5"/>
-    <w:basedOn w:val="1092"/>
+    <w:basedOn w:val="1112"/>
     <w:uiPriority w:val="99"/>
     <w:pPr>
       <w:pBdr/>
@@ -38131,9 +38056,9 @@
       </w:tcPr>
     </w:tblStylePr>
   </w:style>
-  <w:style w:type="table" w:styleId="1024">
+  <w:style w:type="table" w:styleId="1044">
     <w:name w:val="Bordered &amp; Lined - Accent 6"/>
-    <w:basedOn w:val="1092"/>
+    <w:basedOn w:val="1112"/>
     <w:uiPriority w:val="99"/>
     <w:pPr>
       <w:pBdr/>
@@ -38375,9 +38300,9 @@
       </w:tcPr>
     </w:tblStylePr>
   </w:style>
-  <w:style w:type="table" w:styleId="1025">
+  <w:style w:type="table" w:styleId="1045">
     <w:name w:val="Bordered"/>
-    <w:basedOn w:val="1092"/>
+    <w:basedOn w:val="1112"/>
     <w:uiPriority w:val="99"/>
     <w:pPr>
       <w:pBdr/>
@@ -38606,9 +38531,9 @@
       </w:tcPr>
     </w:tblStylePr>
   </w:style>
-  <w:style w:type="table" w:styleId="1026">
+  <w:style w:type="table" w:styleId="1046">
     <w:name w:val="Bordered - Accent 1"/>
-    <w:basedOn w:val="1092"/>
+    <w:basedOn w:val="1112"/>
     <w:uiPriority w:val="99"/>
     <w:pPr>
       <w:pBdr/>
@@ -38837,9 +38762,9 @@
       </w:tcPr>
     </w:tblStylePr>
   </w:style>
-  <w:style w:type="table" w:styleId="1027">
+  <w:style w:type="table" w:styleId="1047">
     <w:name w:val="Bordered - Accent 2"/>
-    <w:basedOn w:val="1092"/>
+    <w:basedOn w:val="1112"/>
     <w:uiPriority w:val="99"/>
     <w:pPr>
       <w:pBdr/>
@@ -39068,9 +38993,9 @@
       </w:tcPr>
     </w:tblStylePr>
   </w:style>
-  <w:style w:type="table" w:styleId="1028">
+  <w:style w:type="table" w:styleId="1048">
     <w:name w:val="Bordered - Accent 3"/>
-    <w:basedOn w:val="1092"/>
+    <w:basedOn w:val="1112"/>
     <w:uiPriority w:val="99"/>
     <w:pPr>
       <w:pBdr/>
@@ -39299,9 +39224,9 @@
       </w:tcPr>
     </w:tblStylePr>
   </w:style>
-  <w:style w:type="table" w:styleId="1029">
+  <w:style w:type="table" w:styleId="1049">
     <w:name w:val="Bordered - Accent 4"/>
-    <w:basedOn w:val="1092"/>
+    <w:basedOn w:val="1112"/>
     <w:uiPriority w:val="99"/>
     <w:pPr>
       <w:pBdr/>
@@ -39530,9 +39455,9 @@
       </w:tcPr>
     </w:tblStylePr>
   </w:style>
-  <w:style w:type="table" w:styleId="1030">
+  <w:style w:type="table" w:styleId="1050">
     <w:name w:val="Bordered - Accent 5"/>
-    <w:basedOn w:val="1092"/>
+    <w:basedOn w:val="1112"/>
     <w:uiPriority w:val="99"/>
     <w:pPr>
       <w:pBdr/>
@@ -39761,9 +39686,9 @@
       </w:tcPr>
     </w:tblStylePr>
   </w:style>
-  <w:style w:type="table" w:styleId="1031">
+  <w:style w:type="table" w:styleId="1051">
     <w:name w:val="Bordered - Accent 6"/>
-    <w:basedOn w:val="1092"/>
+    <w:basedOn w:val="1112"/>
     <w:uiPriority w:val="99"/>
     <w:pPr>
       <w:pBdr/>
@@ -39992,11 +39917,11 @@
       </w:tcPr>
     </w:tblStylePr>
   </w:style>
-  <w:style w:type="paragraph" w:styleId="1032">
+  <w:style w:type="paragraph" w:styleId="1052">
     <w:name w:val="Heading 1"/>
-    <w:basedOn w:val="1091"/>
-    <w:next w:val="1091"/>
-    <w:link w:val="1042"/>
+    <w:basedOn w:val="1111"/>
+    <w:next w:val="1111"/>
+    <w:link w:val="1062"/>
     <w:uiPriority w:val="9"/>
     <w:qFormat/>
     <w:pPr>
@@ -40014,11 +39939,11 @@
       <w:szCs w:val="40"/>
     </w:rPr>
   </w:style>
-  <w:style w:type="paragraph" w:styleId="1033">
+  <w:style w:type="paragraph" w:styleId="1053">
     <w:name w:val="Heading 2"/>
-    <w:basedOn w:val="1091"/>
-    <w:next w:val="1091"/>
-    <w:link w:val="1043"/>
+    <w:basedOn w:val="1111"/>
+    <w:next w:val="1111"/>
+    <w:link w:val="1063"/>
     <w:uiPriority w:val="9"/>
     <w:unhideWhenUsed/>
     <w:qFormat/>
@@ -40037,11 +39962,11 @@
       <w:szCs w:val="32"/>
     </w:rPr>
   </w:style>
-  <w:style w:type="paragraph" w:styleId="1034">
+  <w:style w:type="paragraph" w:styleId="1054">
     <w:name w:val="Heading 3"/>
-    <w:basedOn w:val="1091"/>
-    <w:next w:val="1091"/>
-    <w:link w:val="1044"/>
+    <w:basedOn w:val="1111"/>
+    <w:next w:val="1111"/>
+    <w:link w:val="1064"/>
     <w:uiPriority w:val="9"/>
     <w:unhideWhenUsed/>
     <w:qFormat/>
@@ -40060,11 +39985,11 @@
       <w:szCs w:val="28"/>
     </w:rPr>
   </w:style>
-  <w:style w:type="paragraph" w:styleId="1035">
+  <w:style w:type="paragraph" w:styleId="1055">
     <w:name w:val="Heading 4"/>
-    <w:basedOn w:val="1091"/>
-    <w:next w:val="1091"/>
-    <w:link w:val="1045"/>
+    <w:basedOn w:val="1111"/>
+    <w:next w:val="1111"/>
+    <w:link w:val="1065"/>
     <w:uiPriority w:val="9"/>
     <w:unhideWhenUsed/>
     <w:qFormat/>
@@ -40083,11 +40008,11 @@
       <w:color w:val="0f4761" w:themeColor="accent1" w:themeShade="BF"/>
     </w:rPr>
   </w:style>
-  <w:style w:type="paragraph" w:styleId="1036">
+  <w:style w:type="paragraph" w:styleId="1056">
     <w:name w:val="Heading 5"/>
-    <w:basedOn w:val="1091"/>
-    <w:next w:val="1091"/>
-    <w:link w:val="1046"/>
+    <w:basedOn w:val="1111"/>
+    <w:next w:val="1111"/>
+    <w:link w:val="1066"/>
     <w:uiPriority w:val="9"/>
     <w:unhideWhenUsed/>
     <w:qFormat/>
@@ -40104,11 +40029,11 @@
       <w:color w:val="0f4761" w:themeColor="accent1" w:themeShade="BF"/>
     </w:rPr>
   </w:style>
-  <w:style w:type="paragraph" w:styleId="1037">
+  <w:style w:type="paragraph" w:styleId="1057">
     <w:name w:val="Heading 6"/>
-    <w:basedOn w:val="1091"/>
-    <w:next w:val="1091"/>
-    <w:link w:val="1047"/>
+    <w:basedOn w:val="1111"/>
+    <w:next w:val="1111"/>
+    <w:link w:val="1067"/>
     <w:uiPriority w:val="9"/>
     <w:unhideWhenUsed/>
     <w:qFormat/>
@@ -40127,11 +40052,11 @@
       <w:color w:val="595959" w:themeColor="text1" w:themeTint="A6"/>
     </w:rPr>
   </w:style>
-  <w:style w:type="paragraph" w:styleId="1038">
+  <w:style w:type="paragraph" w:styleId="1058">
     <w:name w:val="Heading 7"/>
-    <w:basedOn w:val="1091"/>
-    <w:next w:val="1091"/>
-    <w:link w:val="1048"/>
+    <w:basedOn w:val="1111"/>
+    <w:next w:val="1111"/>
+    <w:link w:val="1068"/>
     <w:uiPriority w:val="9"/>
     <w:unhideWhenUsed/>
     <w:qFormat/>
@@ -40148,11 +40073,11 @@
       <w:color w:val="595959" w:themeColor="text1" w:themeTint="A6"/>
     </w:rPr>
   </w:style>
-  <w:style w:type="paragraph" w:styleId="1039">
+  <w:style w:type="paragraph" w:styleId="1059">
     <w:name w:val="Heading 8"/>
-    <w:basedOn w:val="1091"/>
-    <w:next w:val="1091"/>
-    <w:link w:val="1049"/>
+    <w:basedOn w:val="1111"/>
+    <w:next w:val="1111"/>
+    <w:link w:val="1069"/>
     <w:uiPriority w:val="9"/>
     <w:unhideWhenUsed/>
     <w:qFormat/>
@@ -40171,11 +40096,11 @@
       <w:color w:val="272727" w:themeColor="text1" w:themeTint="D8"/>
     </w:rPr>
   </w:style>
-  <w:style w:type="paragraph" w:styleId="1040">
+  <w:style w:type="paragraph" w:styleId="1060">
     <w:name w:val="Heading 9"/>
-    <w:basedOn w:val="1091"/>
-    <w:next w:val="1091"/>
-    <w:link w:val="1050"/>
+    <w:basedOn w:val="1111"/>
+    <w:next w:val="1111"/>
+    <w:link w:val="1070"/>
     <w:uiPriority w:val="9"/>
     <w:unhideWhenUsed/>
     <w:qFormat/>
@@ -40194,7 +40119,7 @@
       <w:color w:val="272727" w:themeColor="text1" w:themeTint="D8"/>
     </w:rPr>
   </w:style>
-  <w:style w:type="character" w:styleId="1041" w:default="1">
+  <w:style w:type="character" w:styleId="1061" w:default="1">
     <w:name w:val="Default Paragraph Font"/>
     <w:uiPriority w:val="1"/>
     <w:semiHidden/>
@@ -40205,10 +40130,10 @@
       <w:ind/>
     </w:pPr>
   </w:style>
-  <w:style w:type="character" w:styleId="1042">
+  <w:style w:type="character" w:styleId="1062">
     <w:name w:val="Heading 1 Char"/>
-    <w:basedOn w:val="1041"/>
-    <w:link w:val="1032"/>
+    <w:basedOn w:val="1061"/>
+    <w:link w:val="1052"/>
     <w:uiPriority w:val="9"/>
     <w:pPr>
       <w:pBdr/>
@@ -40222,10 +40147,10 @@
       <w:szCs w:val="40"/>
     </w:rPr>
   </w:style>
-  <w:style w:type="character" w:styleId="1043">
+  <w:style w:type="character" w:styleId="1063">
     <w:name w:val="Heading 2 Char"/>
-    <w:basedOn w:val="1041"/>
-    <w:link w:val="1033"/>
+    <w:basedOn w:val="1061"/>
+    <w:link w:val="1053"/>
     <w:uiPriority w:val="9"/>
     <w:pPr>
       <w:pBdr/>
@@ -40239,10 +40164,10 @@
       <w:szCs w:val="32"/>
     </w:rPr>
   </w:style>
-  <w:style w:type="character" w:styleId="1044">
+  <w:style w:type="character" w:styleId="1064">
     <w:name w:val="Heading 3 Char"/>
-    <w:basedOn w:val="1041"/>
-    <w:link w:val="1034"/>
+    <w:basedOn w:val="1061"/>
+    <w:link w:val="1054"/>
     <w:uiPriority w:val="9"/>
     <w:pPr>
       <w:pBdr/>
@@ -40256,10 +40181,10 @@
       <w:szCs w:val="28"/>
     </w:rPr>
   </w:style>
-  <w:style w:type="character" w:styleId="1045">
+  <w:style w:type="character" w:styleId="1065">
     <w:name w:val="Heading 4 Char"/>
-    <w:basedOn w:val="1041"/>
-    <w:link w:val="1035"/>
+    <w:basedOn w:val="1061"/>
+    <w:link w:val="1055"/>
     <w:uiPriority w:val="9"/>
     <w:pPr>
       <w:pBdr/>
@@ -40273,10 +40198,10 @@
       <w:color w:val="0f4761" w:themeColor="accent1" w:themeShade="BF"/>
     </w:rPr>
   </w:style>
-  <w:style w:type="character" w:styleId="1046">
+  <w:style w:type="character" w:styleId="1066">
     <w:name w:val="Heading 5 Char"/>
-    <w:basedOn w:val="1041"/>
-    <w:link w:val="1036"/>
+    <w:basedOn w:val="1061"/>
+    <w:link w:val="1056"/>
     <w:uiPriority w:val="9"/>
     <w:pPr>
       <w:pBdr/>
@@ -40288,10 +40213,10 @@
       <w:color w:val="0f4761" w:themeColor="accent1" w:themeShade="BF"/>
     </w:rPr>
   </w:style>
-  <w:style w:type="character" w:styleId="1047">
+  <w:style w:type="character" w:styleId="1067">
     <w:name w:val="Heading 6 Char"/>
-    <w:basedOn w:val="1041"/>
-    <w:link w:val="1037"/>
+    <w:basedOn w:val="1061"/>
+    <w:link w:val="1057"/>
     <w:uiPriority w:val="9"/>
     <w:pPr>
       <w:pBdr/>
@@ -40305,10 +40230,10 @@
       <w:color w:val="595959" w:themeColor="text1" w:themeTint="A6"/>
     </w:rPr>
   </w:style>
-  <w:style w:type="character" w:styleId="1048">
+  <w:style w:type="character" w:styleId="1068">
     <w:name w:val="Heading 7 Char"/>
-    <w:basedOn w:val="1041"/>
-    <w:link w:val="1038"/>
+    <w:basedOn w:val="1061"/>
+    <w:link w:val="1058"/>
     <w:uiPriority w:val="9"/>
     <w:pPr>
       <w:pBdr/>
@@ -40320,10 +40245,10 @@
       <w:color w:val="595959" w:themeColor="text1" w:themeTint="A6"/>
     </w:rPr>
   </w:style>
-  <w:style w:type="character" w:styleId="1049">
+  <w:style w:type="character" w:styleId="1069">
     <w:name w:val="Heading 8 Char"/>
-    <w:basedOn w:val="1041"/>
-    <w:link w:val="1039"/>
+    <w:basedOn w:val="1061"/>
+    <w:link w:val="1059"/>
     <w:uiPriority w:val="9"/>
     <w:pPr>
       <w:pBdr/>
@@ -40337,10 +40262,10 @@
       <w:color w:val="272727" w:themeColor="text1" w:themeTint="D8"/>
     </w:rPr>
   </w:style>
-  <w:style w:type="character" w:styleId="1050">
+  <w:style w:type="character" w:styleId="1070">
     <w:name w:val="Heading 9 Char"/>
-    <w:basedOn w:val="1041"/>
-    <w:link w:val="1040"/>
+    <w:basedOn w:val="1061"/>
+    <w:link w:val="1060"/>
     <w:uiPriority w:val="9"/>
     <w:pPr>
       <w:pBdr/>
@@ -40354,11 +40279,11 @@
       <w:color w:val="272727" w:themeColor="text1" w:themeTint="D8"/>
     </w:rPr>
   </w:style>
-  <w:style w:type="paragraph" w:styleId="1051">
+  <w:style w:type="paragraph" w:styleId="1071">
     <w:name w:val="Title"/>
-    <w:basedOn w:val="1091"/>
-    <w:next w:val="1091"/>
-    <w:link w:val="1052"/>
+    <w:basedOn w:val="1111"/>
+    <w:next w:val="1111"/>
+    <w:link w:val="1072"/>
     <w:uiPriority w:val="10"/>
     <w:qFormat/>
     <w:pPr>
@@ -40374,10 +40299,10 @@
       <w:szCs w:val="56"/>
     </w:rPr>
   </w:style>
-  <w:style w:type="character" w:styleId="1052">
+  <w:style w:type="character" w:styleId="1072">
     <w:name w:val="Title Char"/>
-    <w:basedOn w:val="1041"/>
-    <w:link w:val="1051"/>
+    <w:basedOn w:val="1061"/>
+    <w:link w:val="1071"/>
     <w:uiPriority w:val="10"/>
     <w:pPr>
       <w:pBdr/>
@@ -40391,11 +40316,11 @@
       <w:szCs w:val="56"/>
     </w:rPr>
   </w:style>
-  <w:style w:type="paragraph" w:styleId="1053">
+  <w:style w:type="paragraph" w:styleId="1073">
     <w:name w:val="Subtitle"/>
-    <w:basedOn w:val="1091"/>
-    <w:next w:val="1091"/>
-    <w:link w:val="1054"/>
+    <w:basedOn w:val="1111"/>
+    <w:next w:val="1111"/>
+    <w:link w:val="1074"/>
     <w:uiPriority w:val="11"/>
     <w:qFormat/>
     <w:pPr>
@@ -40413,10 +40338,10 @@
       <w:szCs w:val="28"/>
     </w:rPr>
   </w:style>
-  <w:style w:type="character" w:styleId="1054">
+  <w:style w:type="character" w:styleId="1074">
     <w:name w:val="Subtitle Char"/>
-    <w:basedOn w:val="1041"/>
-    <w:link w:val="1053"/>
+    <w:basedOn w:val="1061"/>
+    <w:link w:val="1073"/>
     <w:uiPriority w:val="11"/>
     <w:pPr>
       <w:pBdr/>
@@ -40430,11 +40355,11 @@
       <w:szCs w:val="28"/>
     </w:rPr>
   </w:style>
-  <w:style w:type="paragraph" w:styleId="1055">
+  <w:style w:type="paragraph" w:styleId="1075">
     <w:name w:val="Quote"/>
-    <w:basedOn w:val="1091"/>
-    <w:next w:val="1091"/>
-    <w:link w:val="1056"/>
+    <w:basedOn w:val="1111"/>
+    <w:next w:val="1111"/>
+    <w:link w:val="1076"/>
     <w:uiPriority w:val="29"/>
     <w:qFormat/>
     <w:pPr>
@@ -40449,10 +40374,10 @@
       <w:color w:val="404040" w:themeColor="text1" w:themeTint="BF"/>
     </w:rPr>
   </w:style>
-  <w:style w:type="character" w:styleId="1056">
+  <w:style w:type="character" w:styleId="1076">
     <w:name w:val="Quote Char"/>
-    <w:basedOn w:val="1041"/>
-    <w:link w:val="1055"/>
+    <w:basedOn w:val="1061"/>
+    <w:link w:val="1075"/>
     <w:uiPriority w:val="29"/>
     <w:pPr>
       <w:pBdr/>
@@ -40465,9 +40390,9 @@
       <w:color w:val="404040" w:themeColor="text1" w:themeTint="BF"/>
     </w:rPr>
   </w:style>
-  <w:style w:type="character" w:styleId="1057">
+  <w:style w:type="character" w:styleId="1077">
     <w:name w:val="Intense Emphasis"/>
-    <w:basedOn w:val="1041"/>
+    <w:basedOn w:val="1061"/>
     <w:uiPriority w:val="21"/>
     <w:qFormat/>
     <w:pPr>
@@ -40481,11 +40406,11 @@
       <w:color w:val="0f4761" w:themeColor="accent1" w:themeShade="BF"/>
     </w:rPr>
   </w:style>
-  <w:style w:type="paragraph" w:styleId="1058">
+  <w:style w:type="paragraph" w:styleId="1078">
     <w:name w:val="Intense Quote"/>
-    <w:basedOn w:val="1091"/>
-    <w:next w:val="1091"/>
-    <w:link w:val="1059"/>
+    <w:basedOn w:val="1111"/>
+    <w:next w:val="1111"/>
+    <w:link w:val="1079"/>
     <w:uiPriority w:val="30"/>
     <w:qFormat/>
     <w:pPr>
@@ -40503,10 +40428,10 @@
       <w:color w:val="0f4761" w:themeColor="accent1" w:themeShade="BF"/>
     </w:rPr>
   </w:style>
-  <w:style w:type="character" w:styleId="1059">
+  <w:style w:type="character" w:styleId="1079">
     <w:name w:val="Intense Quote Char"/>
-    <w:basedOn w:val="1041"/>
-    <w:link w:val="1058"/>
+    <w:basedOn w:val="1061"/>
+    <w:link w:val="1078"/>
     <w:uiPriority w:val="30"/>
     <w:pPr>
       <w:pBdr/>
@@ -40519,9 +40444,9 @@
       <w:color w:val="0f4761" w:themeColor="accent1" w:themeShade="BF"/>
     </w:rPr>
   </w:style>
-  <w:style w:type="character" w:styleId="1060">
+  <w:style w:type="character" w:styleId="1080">
     <w:name w:val="Intense Reference"/>
-    <w:basedOn w:val="1041"/>
+    <w:basedOn w:val="1061"/>
     <w:uiPriority w:val="32"/>
     <w:qFormat/>
     <w:pPr>
@@ -40537,9 +40462,9 @@
       <w:spacing w:val="5"/>
     </w:rPr>
   </w:style>
-  <w:style w:type="character" w:styleId="1061">
+  <w:style w:type="character" w:styleId="1081">
     <w:name w:val="Subtle Emphasis"/>
-    <w:basedOn w:val="1041"/>
+    <w:basedOn w:val="1061"/>
     <w:uiPriority w:val="19"/>
     <w:qFormat/>
     <w:pPr>
@@ -40553,9 +40478,9 @@
       <w:color w:val="404040" w:themeColor="text1" w:themeTint="BF"/>
     </w:rPr>
   </w:style>
-  <w:style w:type="character" w:styleId="1062">
+  <w:style w:type="character" w:styleId="1082">
     <w:name w:val="Emphasis"/>
-    <w:basedOn w:val="1041"/>
+    <w:basedOn w:val="1061"/>
     <w:uiPriority w:val="20"/>
     <w:qFormat/>
     <w:pPr>
@@ -40568,9 +40493,9 @@
       <w:iCs/>
     </w:rPr>
   </w:style>
-  <w:style w:type="character" w:styleId="1063">
+  <w:style w:type="character" w:styleId="1083">
     <w:name w:val="Strong"/>
-    <w:basedOn w:val="1041"/>
+    <w:basedOn w:val="1061"/>
     <w:uiPriority w:val="22"/>
     <w:qFormat/>
     <w:pPr>
@@ -40583,9 +40508,9 @@
       <w:bCs/>
     </w:rPr>
   </w:style>
-  <w:style w:type="character" w:styleId="1064">
+  <w:style w:type="character" w:styleId="1084">
     <w:name w:val="Subtle Reference"/>
-    <w:basedOn w:val="1041"/>
+    <w:basedOn w:val="1061"/>
     <w:uiPriority w:val="31"/>
     <w:qFormat/>
     <w:pPr>
@@ -40598,9 +40523,9 @@
       <w:color w:val="5a5a5a" w:themeColor="text1" w:themeTint="A5"/>
     </w:rPr>
   </w:style>
-  <w:style w:type="character" w:styleId="1065">
+  <w:style w:type="character" w:styleId="1085">
     <w:name w:val="Book Title"/>
-    <w:basedOn w:val="1041"/>
+    <w:basedOn w:val="1061"/>
     <w:uiPriority w:val="33"/>
     <w:qFormat/>
     <w:pPr>
@@ -40616,10 +40541,10 @@
       <w:spacing w:val="5"/>
     </w:rPr>
   </w:style>
-  <w:style w:type="paragraph" w:styleId="1066">
+  <w:style w:type="paragraph" w:styleId="1086">
     <w:name w:val="Header"/>
-    <w:basedOn w:val="1091"/>
-    <w:link w:val="1067"/>
+    <w:basedOn w:val="1111"/>
+    <w:link w:val="1087"/>
     <w:uiPriority w:val="99"/>
     <w:unhideWhenUsed/>
     <w:pPr>
@@ -40632,10 +40557,10 @@
       <w:ind/>
     </w:pPr>
   </w:style>
-  <w:style w:type="character" w:styleId="1067">
+  <w:style w:type="character" w:styleId="1087">
     <w:name w:val="Header Char"/>
-    <w:basedOn w:val="1041"/>
-    <w:link w:val="1066"/>
+    <w:basedOn w:val="1061"/>
+    <w:link w:val="1086"/>
     <w:uiPriority w:val="99"/>
     <w:pPr>
       <w:pBdr/>
@@ -40643,10 +40568,10 @@
       <w:ind/>
     </w:pPr>
   </w:style>
-  <w:style w:type="paragraph" w:styleId="1068">
+  <w:style w:type="paragraph" w:styleId="1088">
     <w:name w:val="Footer"/>
-    <w:basedOn w:val="1091"/>
-    <w:link w:val="1069"/>
+    <w:basedOn w:val="1111"/>
+    <w:link w:val="1089"/>
     <w:uiPriority w:val="99"/>
     <w:unhideWhenUsed/>
     <w:pPr>
@@ -40659,10 +40584,10 @@
       <w:ind/>
     </w:pPr>
   </w:style>
-  <w:style w:type="character" w:styleId="1069">
+  <w:style w:type="character" w:styleId="1089">
     <w:name w:val="Footer Char"/>
-    <w:basedOn w:val="1041"/>
-    <w:link w:val="1068"/>
+    <w:basedOn w:val="1061"/>
+    <w:link w:val="1088"/>
     <w:uiPriority w:val="99"/>
     <w:pPr>
       <w:pBdr/>
@@ -40670,10 +40595,10 @@
       <w:ind/>
     </w:pPr>
   </w:style>
-  <w:style w:type="paragraph" w:styleId="1070">
+  <w:style w:type="paragraph" w:styleId="1090">
     <w:name w:val="Caption"/>
-    <w:basedOn w:val="1091"/>
-    <w:next w:val="1091"/>
+    <w:basedOn w:val="1111"/>
+    <w:next w:val="1111"/>
     <w:uiPriority w:val="35"/>
     <w:unhideWhenUsed/>
     <w:qFormat/>
@@ -40690,10 +40615,10 @@
       <w:szCs w:val="18"/>
     </w:rPr>
   </w:style>
-  <w:style w:type="paragraph" w:styleId="1071">
+  <w:style w:type="paragraph" w:styleId="1091">
     <w:name w:val="footnote text"/>
-    <w:basedOn w:val="1091"/>
-    <w:link w:val="1072"/>
+    <w:basedOn w:val="1111"/>
+    <w:link w:val="1092"/>
     <w:uiPriority w:val="99"/>
     <w:semiHidden/>
     <w:unhideWhenUsed/>
@@ -40707,10 +40632,10 @@
       <w:szCs w:val="20"/>
     </w:rPr>
   </w:style>
-  <w:style w:type="character" w:styleId="1072">
+  <w:style w:type="character" w:styleId="1092">
     <w:name w:val="Footnote Text Char"/>
-    <w:basedOn w:val="1041"/>
-    <w:link w:val="1071"/>
+    <w:basedOn w:val="1061"/>
+    <w:link w:val="1091"/>
     <w:uiPriority w:val="99"/>
     <w:semiHidden/>
     <w:pPr>
@@ -40723,9 +40648,9 @@
       <w:szCs w:val="20"/>
     </w:rPr>
   </w:style>
-  <w:style w:type="character" w:styleId="1073">
+  <w:style w:type="character" w:styleId="1093">
     <w:name w:val="footnote reference"/>
-    <w:basedOn w:val="1041"/>
+    <w:basedOn w:val="1061"/>
     <w:uiPriority w:val="99"/>
     <w:semiHidden/>
     <w:unhideWhenUsed/>
@@ -40738,10 +40663,10 @@
       <w:vertAlign w:val="superscript"/>
     </w:rPr>
   </w:style>
-  <w:style w:type="paragraph" w:styleId="1074">
+  <w:style w:type="paragraph" w:styleId="1094">
     <w:name w:val="endnote text"/>
-    <w:basedOn w:val="1091"/>
-    <w:link w:val="1075"/>
+    <w:basedOn w:val="1111"/>
+    <w:link w:val="1095"/>
     <w:uiPriority w:val="99"/>
     <w:semiHidden/>
     <w:unhideWhenUsed/>
@@ -40755,10 +40680,10 @@
       <w:szCs w:val="20"/>
     </w:rPr>
   </w:style>
-  <w:style w:type="character" w:styleId="1075">
+  <w:style w:type="character" w:styleId="1095">
     <w:name w:val="Endnote Text Char"/>
-    <w:basedOn w:val="1041"/>
-    <w:link w:val="1074"/>
+    <w:basedOn w:val="1061"/>
+    <w:link w:val="1094"/>
     <w:uiPriority w:val="99"/>
     <w:semiHidden/>
     <w:pPr>
@@ -40771,9 +40696,9 @@
       <w:szCs w:val="20"/>
     </w:rPr>
   </w:style>
-  <w:style w:type="character" w:styleId="1076">
+  <w:style w:type="character" w:styleId="1096">
     <w:name w:val="endnote reference"/>
-    <w:basedOn w:val="1041"/>
+    <w:basedOn w:val="1061"/>
     <w:uiPriority w:val="99"/>
     <w:semiHidden/>
     <w:unhideWhenUsed/>
@@ -40786,9 +40711,9 @@
       <w:vertAlign w:val="superscript"/>
     </w:rPr>
   </w:style>
-  <w:style w:type="character" w:styleId="1077">
+  <w:style w:type="character" w:styleId="1097">
     <w:name w:val="Hyperlink"/>
-    <w:basedOn w:val="1041"/>
+    <w:basedOn w:val="1061"/>
     <w:uiPriority w:val="99"/>
     <w:unhideWhenUsed/>
     <w:pPr>
@@ -40801,9 +40726,9 @@
       <w:u w:val="single"/>
     </w:rPr>
   </w:style>
-  <w:style w:type="character" w:styleId="1078">
+  <w:style w:type="character" w:styleId="1098">
     <w:name w:val="FollowedHyperlink"/>
-    <w:basedOn w:val="1041"/>
+    <w:basedOn w:val="1061"/>
     <w:uiPriority w:val="99"/>
     <w:semiHidden/>
     <w:unhideWhenUsed/>
@@ -40817,10 +40742,10 @@
       <w:u w:val="single"/>
     </w:rPr>
   </w:style>
-  <w:style w:type="paragraph" w:styleId="1079">
+  <w:style w:type="paragraph" w:styleId="1099">
     <w:name w:val="toc 1"/>
-    <w:basedOn w:val="1091"/>
-    <w:next w:val="1091"/>
+    <w:basedOn w:val="1111"/>
+    <w:next w:val="1111"/>
     <w:uiPriority w:val="39"/>
     <w:unhideWhenUsed/>
     <w:pPr>
@@ -40833,10 +40758,10 @@
       <w:sz w:val="28"/>
     </w:rPr>
   </w:style>
-  <w:style w:type="paragraph" w:styleId="1080">
+  <w:style w:type="paragraph" w:styleId="1100">
     <w:name w:val="toc 2"/>
-    <w:basedOn w:val="1091"/>
-    <w:next w:val="1091"/>
+    <w:basedOn w:val="1111"/>
+    <w:next w:val="1111"/>
     <w:uiPriority w:val="39"/>
     <w:unhideWhenUsed/>
     <w:pPr>
@@ -40849,10 +40774,10 @@
       <w:sz w:val="26"/>
     </w:rPr>
   </w:style>
-  <w:style w:type="paragraph" w:styleId="1081">
+  <w:style w:type="paragraph" w:styleId="1101">
     <w:name w:val="toc 3"/>
-    <w:basedOn w:val="1091"/>
-    <w:next w:val="1091"/>
+    <w:basedOn w:val="1111"/>
+    <w:next w:val="1111"/>
     <w:uiPriority w:val="39"/>
     <w:unhideWhenUsed/>
     <w:pPr>
@@ -40864,10 +40789,10 @@
       <w:sz w:val="26"/>
     </w:rPr>
   </w:style>
-  <w:style w:type="paragraph" w:styleId="1082">
+  <w:style w:type="paragraph" w:styleId="1102">
     <w:name w:val="toc 4"/>
-    <w:basedOn w:val="1091"/>
-    <w:next w:val="1091"/>
+    <w:basedOn w:val="1111"/>
+    <w:next w:val="1111"/>
     <w:uiPriority w:val="39"/>
     <w:unhideWhenUsed/>
     <w:pPr>
@@ -40879,10 +40804,10 @@
       <w:sz w:val="22"/>
     </w:rPr>
   </w:style>
-  <w:style w:type="paragraph" w:styleId="1083">
+  <w:style w:type="paragraph" w:styleId="1103">
     <w:name w:val="toc 5"/>
-    <w:basedOn w:val="1091"/>
-    <w:next w:val="1091"/>
+    <w:basedOn w:val="1111"/>
+    <w:next w:val="1111"/>
     <w:uiPriority w:val="39"/>
     <w:unhideWhenUsed/>
     <w:pPr>
@@ -40894,10 +40819,10 @@
       <w:sz w:val="22"/>
     </w:rPr>
   </w:style>
-  <w:style w:type="paragraph" w:styleId="1084">
+  <w:style w:type="paragraph" w:styleId="1104">
     <w:name w:val="toc 6"/>
-    <w:basedOn w:val="1091"/>
-    <w:next w:val="1091"/>
+    <w:basedOn w:val="1111"/>
+    <w:next w:val="1111"/>
     <w:uiPriority w:val="39"/>
     <w:unhideWhenUsed/>
     <w:pPr>
@@ -40909,10 +40834,10 @@
       <w:sz w:val="22"/>
     </w:rPr>
   </w:style>
-  <w:style w:type="paragraph" w:styleId="1085">
+  <w:style w:type="paragraph" w:styleId="1105">
     <w:name w:val="toc 7"/>
-    <w:basedOn w:val="1091"/>
-    <w:next w:val="1091"/>
+    <w:basedOn w:val="1111"/>
+    <w:next w:val="1111"/>
     <w:uiPriority w:val="39"/>
     <w:unhideWhenUsed/>
     <w:pPr>
@@ -40924,10 +40849,10 @@
       <w:sz w:val="22"/>
     </w:rPr>
   </w:style>
-  <w:style w:type="paragraph" w:styleId="1086">
+  <w:style w:type="paragraph" w:styleId="1106">
     <w:name w:val="toc 8"/>
-    <w:basedOn w:val="1091"/>
-    <w:next w:val="1091"/>
+    <w:basedOn w:val="1111"/>
+    <w:next w:val="1111"/>
     <w:uiPriority w:val="39"/>
     <w:unhideWhenUsed/>
     <w:pPr>
@@ -40939,10 +40864,10 @@
       <w:sz w:val="22"/>
     </w:rPr>
   </w:style>
-  <w:style w:type="paragraph" w:styleId="1087">
+  <w:style w:type="paragraph" w:styleId="1107">
     <w:name w:val="toc 9"/>
-    <w:basedOn w:val="1091"/>
-    <w:next w:val="1091"/>
+    <w:basedOn w:val="1111"/>
+    <w:next w:val="1111"/>
     <w:uiPriority w:val="39"/>
     <w:unhideWhenUsed/>
     <w:pPr>
@@ -40954,9 +40879,9 @@
       <w:sz w:val="22"/>
     </w:rPr>
   </w:style>
-  <w:style w:type="character" w:styleId="1088">
+  <w:style w:type="character" w:styleId="1108">
     <w:name w:val="Placeholder Text"/>
-    <w:basedOn w:val="1041"/>
+    <w:basedOn w:val="1061"/>
     <w:uiPriority w:val="99"/>
     <w:semiHidden/>
     <w:pPr>
@@ -40968,7 +40893,7 @@
       <w:color w:val="666666"/>
     </w:rPr>
   </w:style>
-  <w:style w:type="paragraph" w:styleId="1089">
+  <w:style w:type="paragraph" w:styleId="1109">
     <w:name w:val="TOC Heading"/>
     <w:uiPriority w:val="39"/>
     <w:unhideWhenUsed/>
@@ -40978,10 +40903,10 @@
       <w:ind/>
     </w:pPr>
   </w:style>
-  <w:style w:type="paragraph" w:styleId="1090">
+  <w:style w:type="paragraph" w:styleId="1110">
     <w:name w:val="table of figures"/>
-    <w:basedOn w:val="1091"/>
-    <w:next w:val="1091"/>
+    <w:basedOn w:val="1111"/>
+    <w:next w:val="1111"/>
     <w:uiPriority w:val="99"/>
     <w:unhideWhenUsed/>
     <w:pPr>
@@ -40990,7 +40915,7 @@
       <w:ind/>
     </w:pPr>
   </w:style>
-  <w:style w:type="paragraph" w:styleId="1091" w:default="1">
+  <w:style w:type="paragraph" w:styleId="1111" w:default="1">
     <w:name w:val="Normal"/>
     <w:qFormat/>
     <w:pPr>
@@ -40999,7 +40924,7 @@
       <w:ind/>
     </w:pPr>
   </w:style>
-  <w:style w:type="table" w:styleId="1092" w:default="1">
+  <w:style w:type="table" w:styleId="1112" w:default="1">
     <w:name w:val="Normal Table"/>
     <w:uiPriority w:val="99"/>
     <w:semiHidden/>
@@ -41192,7 +41117,7 @@
       </w:tcPr>
     </w:tblStylePr>
   </w:style>
-  <w:style w:type="numbering" w:styleId="1093" w:default="1">
+  <w:style w:type="numbering" w:styleId="1113" w:default="1">
     <w:name w:val="No List"/>
     <w:uiPriority w:val="99"/>
     <w:semiHidden/>
@@ -41203,9 +41128,9 @@
       <w:ind/>
     </w:pPr>
   </w:style>
-  <w:style w:type="paragraph" w:styleId="1094">
+  <w:style w:type="paragraph" w:styleId="1114">
     <w:name w:val="No Spacing"/>
-    <w:basedOn w:val="1091"/>
+    <w:basedOn w:val="1111"/>
     <w:uiPriority w:val="1"/>
     <w:qFormat/>
     <w:pPr>
@@ -41214,9 +41139,9 @@
       <w:ind/>
     </w:pPr>
   </w:style>
-  <w:style w:type="paragraph" w:styleId="1095">
+  <w:style w:type="paragraph" w:styleId="1115">
     <w:name w:val="List Paragraph"/>
-    <w:basedOn w:val="1091"/>
+    <w:basedOn w:val="1111"/>
     <w:uiPriority w:val="34"/>
     <w:qFormat/>
     <w:pPr>
@@ -41249,14 +41174,13 @@
       <w:docPartBody>
         <w:p>
           <w:pPr>
-            <w:pBdr/>
             <w:spacing/>
             <w:ind/>
             <w:rPr/>
           </w:pPr>
           <w:r>
             <w:rPr>
-              <w:rStyle w:val="1088"/>
+              <w:rStyle w:val="1108"/>
             </w:rPr>
             <w:t xml:space="preserve">Your text here</w:t>
           </w:r>
@@ -41274,7 +41198,6 @@
   <w:endnote w:type="separator" w:id="-1">
     <w:p>
       <w:pPr>
-        <w:pBdr/>
         <w:spacing w:after="0" w:line="240" w:lineRule="auto"/>
         <w:ind/>
         <w:rPr/>
@@ -41288,7 +41211,6 @@
   <w:endnote w:type="continuationSeparator" w:id="0">
     <w:p>
       <w:pPr>
-        <w:pBdr/>
         <w:spacing w:after="0" w:line="240" w:lineRule="auto"/>
         <w:ind/>
         <w:rPr/>
@@ -41324,7 +41246,6 @@
   <w:footnote w:type="separator" w:id="-1">
     <w:p>
       <w:pPr>
-        <w:pBdr/>
         <w:spacing w:after="0" w:line="240" w:lineRule="auto"/>
         <w:ind/>
         <w:rPr/>
@@ -41338,7 +41259,6 @@
   <w:footnote w:type="continuationSeparator" w:id="0">
     <w:p>
       <w:pPr>
-        <w:pBdr/>
         <w:spacing w:after="0" w:line="240" w:lineRule="auto"/>
         <w:ind/>
         <w:rPr/>
@@ -41538,7 +41458,7 @@
     <w:lsdException w:name="Bibliography" w:uiPriority="37"/>
     <w:lsdException w:name="TOC Heading" w:uiPriority="39" w:qFormat="1"/>
   </w:latentStyles>
-  <w:style w:type="table" w:styleId="1598" w:default="1">
+  <w:style w:type="table" w:styleId="off_514" w:default="1">
     <w:name w:val="Normal Table"/>
     <w:uiPriority w:val="99"/>
     <w:semiHidden/>
@@ -41731,9 +41651,9 @@
       </w:tcPr>
     </w:tblStylePr>
   </w:style>
-  <w:style w:type="table" w:styleId="1599">
+  <w:style w:type="table" w:styleId="off_515">
     <w:name w:val="Table Grid"/>
-    <w:basedOn w:val="1598"/>
+    <w:basedOn w:val="off_514"/>
     <w:uiPriority w:val="59"/>
     <w:pPr>
       <w:pBdr/>
@@ -41930,9 +41850,9 @@
       </w:tcPr>
     </w:tblStylePr>
   </w:style>
-  <w:style w:type="table" w:styleId="1600">
+  <w:style w:type="table" w:styleId="off_516">
     <w:name w:val="Table Grid Light"/>
-    <w:basedOn w:val="1598"/>
+    <w:basedOn w:val="off_514"/>
     <w:uiPriority w:val="59"/>
     <w:pPr>
       <w:pBdr/>
@@ -42129,9 +42049,9 @@
       </w:tcPr>
     </w:tblStylePr>
   </w:style>
-  <w:style w:type="table" w:styleId="1601">
+  <w:style w:type="table" w:styleId="off_517">
     <w:name w:val="Plain Table 1"/>
-    <w:basedOn w:val="1598"/>
+    <w:basedOn w:val="off_514"/>
     <w:uiPriority w:val="59"/>
     <w:pPr>
       <w:pBdr/>
@@ -42354,9 +42274,9 @@
       </w:tcPr>
     </w:tblStylePr>
   </w:style>
-  <w:style w:type="table" w:styleId="1602">
+  <w:style w:type="table" w:styleId="off_518">
     <w:name w:val="Plain Table 2"/>
-    <w:basedOn w:val="1598"/>
+    <w:basedOn w:val="off_514"/>
     <w:uiPriority w:val="59"/>
     <w:pPr>
       <w:pBdr/>
@@ -42587,9 +42507,9 @@
       </w:tcPr>
     </w:tblStylePr>
   </w:style>
-  <w:style w:type="table" w:styleId="1603">
+  <w:style w:type="table" w:styleId="off_519">
     <w:name w:val="Plain Table 3"/>
-    <w:basedOn w:val="1598"/>
+    <w:basedOn w:val="off_514"/>
     <w:uiPriority w:val="99"/>
     <w:pPr>
       <w:pBdr/>
@@ -42817,9 +42737,9 @@
       </w:tcPr>
     </w:tblStylePr>
   </w:style>
-  <w:style w:type="table" w:styleId="1604">
+  <w:style w:type="table" w:styleId="off_520">
     <w:name w:val="Plain Table 4"/>
-    <w:basedOn w:val="1598"/>
+    <w:basedOn w:val="off_514"/>
     <w:uiPriority w:val="99"/>
     <w:pPr>
       <w:pBdr/>
@@ -43033,9 +42953,9 @@
       </w:tcPr>
     </w:tblStylePr>
   </w:style>
-  <w:style w:type="table" w:styleId="1605">
+  <w:style w:type="table" w:styleId="off_521">
     <w:name w:val="Plain Table 5"/>
-    <w:basedOn w:val="1598"/>
+    <w:basedOn w:val="off_514"/>
     <w:uiPriority w:val="99"/>
     <w:pPr>
       <w:pBdr/>
@@ -43266,9 +43186,9 @@
       </w:tcPr>
     </w:tblStylePr>
   </w:style>
-  <w:style w:type="table" w:styleId="1606">
+  <w:style w:type="table" w:styleId="off_522">
     <w:name w:val="Grid Table 1 Light"/>
-    <w:basedOn w:val="1598"/>
+    <w:basedOn w:val="off_514"/>
     <w:uiPriority w:val="99"/>
     <w:pPr>
       <w:pBdr/>
@@ -43489,9 +43409,9 @@
       </w:tcPr>
     </w:tblStylePr>
   </w:style>
-  <w:style w:type="table" w:styleId="1607">
+  <w:style w:type="table" w:styleId="off_523">
     <w:name w:val="Grid Table 1 Light - Accent 1"/>
-    <w:basedOn w:val="1598"/>
+    <w:basedOn w:val="off_514"/>
     <w:uiPriority w:val="99"/>
     <w:pPr>
       <w:pBdr/>
@@ -43712,9 +43632,9 @@
       </w:tcPr>
     </w:tblStylePr>
   </w:style>
-  <w:style w:type="table" w:styleId="1608">
+  <w:style w:type="table" w:styleId="off_524">
     <w:name w:val="Grid Table 1 Light - Accent 2"/>
-    <w:basedOn w:val="1598"/>
+    <w:basedOn w:val="off_514"/>
     <w:uiPriority w:val="99"/>
     <w:pPr>
       <w:pBdr/>
@@ -43935,9 +43855,9 @@
       </w:tcPr>
     </w:tblStylePr>
   </w:style>
-  <w:style w:type="table" w:styleId="1609">
+  <w:style w:type="table" w:styleId="off_525">
     <w:name w:val="Grid Table 1 Light - Accent 3"/>
-    <w:basedOn w:val="1598"/>
+    <w:basedOn w:val="off_514"/>
     <w:uiPriority w:val="99"/>
     <w:pPr>
       <w:pBdr/>
@@ -44158,9 +44078,9 @@
       </w:tcPr>
     </w:tblStylePr>
   </w:style>
-  <w:style w:type="table" w:styleId="1610">
+  <w:style w:type="table" w:styleId="off_526">
     <w:name w:val="Grid Table 1 Light - Accent 4"/>
-    <w:basedOn w:val="1598"/>
+    <w:basedOn w:val="off_514"/>
     <w:uiPriority w:val="99"/>
     <w:pPr>
       <w:pBdr/>
@@ -44381,9 +44301,9 @@
       </w:tcPr>
     </w:tblStylePr>
   </w:style>
-  <w:style w:type="table" w:styleId="1611">
+  <w:style w:type="table" w:styleId="off_527">
     <w:name w:val="Grid Table 1 Light - Accent 5"/>
-    <w:basedOn w:val="1598"/>
+    <w:basedOn w:val="off_514"/>
     <w:uiPriority w:val="99"/>
     <w:pPr>
       <w:pBdr/>
@@ -44604,9 +44524,9 @@
       </w:tcPr>
     </w:tblStylePr>
   </w:style>
-  <w:style w:type="table" w:styleId="1612">
+  <w:style w:type="table" w:styleId="off_528">
     <w:name w:val="Grid Table 1 Light - Accent 6"/>
-    <w:basedOn w:val="1598"/>
+    <w:basedOn w:val="off_514"/>
     <w:uiPriority w:val="99"/>
     <w:pPr>
       <w:pBdr/>
@@ -44827,9 +44747,9 @@
       </w:tcPr>
     </w:tblStylePr>
   </w:style>
-  <w:style w:type="table" w:styleId="1613">
+  <w:style w:type="table" w:styleId="off_529">
     <w:name w:val="Grid Table 2"/>
-    <w:basedOn w:val="1598"/>
+    <w:basedOn w:val="off_514"/>
     <w:uiPriority w:val="99"/>
     <w:pPr>
       <w:pBdr/>
@@ -45059,9 +44979,9 @@
       </w:tcPr>
     </w:tblStylePr>
   </w:style>
-  <w:style w:type="table" w:styleId="1614">
+  <w:style w:type="table" w:styleId="off_530">
     <w:name w:val="Grid Table 2 - Accent 1"/>
-    <w:basedOn w:val="1598"/>
+    <w:basedOn w:val="off_514"/>
     <w:uiPriority w:val="99"/>
     <w:pPr>
       <w:pBdr/>
@@ -45291,9 +45211,9 @@
       </w:tcPr>
     </w:tblStylePr>
   </w:style>
-  <w:style w:type="table" w:styleId="1615">
+  <w:style w:type="table" w:styleId="off_531">
     <w:name w:val="Grid Table 2 - Accent 2"/>
-    <w:basedOn w:val="1598"/>
+    <w:basedOn w:val="off_514"/>
     <w:uiPriority w:val="99"/>
     <w:pPr>
       <w:pBdr/>
@@ -45523,9 +45443,9 @@
       </w:tcPr>
     </w:tblStylePr>
   </w:style>
-  <w:style w:type="table" w:styleId="1616">
+  <w:style w:type="table" w:styleId="off_532">
     <w:name w:val="Grid Table 2 - Accent 3"/>
-    <w:basedOn w:val="1598"/>
+    <w:basedOn w:val="off_514"/>
     <w:uiPriority w:val="99"/>
     <w:pPr>
       <w:pBdr/>
@@ -45755,9 +45675,9 @@
       </w:tcPr>
     </w:tblStylePr>
   </w:style>
-  <w:style w:type="table" w:styleId="1617">
+  <w:style w:type="table" w:styleId="off_533">
     <w:name w:val="Grid Table 2 - Accent 4"/>
-    <w:basedOn w:val="1598"/>
+    <w:basedOn w:val="off_514"/>
     <w:uiPriority w:val="99"/>
     <w:pPr>
       <w:pBdr/>
@@ -45987,9 +45907,9 @@
       </w:tcPr>
     </w:tblStylePr>
   </w:style>
-  <w:style w:type="table" w:styleId="1618">
+  <w:style w:type="table" w:styleId="off_534">
     <w:name w:val="Grid Table 2 - Accent 5"/>
-    <w:basedOn w:val="1598"/>
+    <w:basedOn w:val="off_514"/>
     <w:uiPriority w:val="99"/>
     <w:pPr>
       <w:pBdr/>
@@ -46219,9 +46139,9 @@
       </w:tcPr>
     </w:tblStylePr>
   </w:style>
-  <w:style w:type="table" w:styleId="1619">
+  <w:style w:type="table" w:styleId="off_535">
     <w:name w:val="Grid Table 2 - Accent 6"/>
-    <w:basedOn w:val="1598"/>
+    <w:basedOn w:val="off_514"/>
     <w:uiPriority w:val="99"/>
     <w:pPr>
       <w:pBdr/>
@@ -46451,9 +46371,9 @@
       </w:tcPr>
     </w:tblStylePr>
   </w:style>
-  <w:style w:type="table" w:styleId="1620">
+  <w:style w:type="table" w:styleId="off_536">
     <w:name w:val="Grid Table 3"/>
-    <w:basedOn w:val="1598"/>
+    <w:basedOn w:val="off_514"/>
     <w:uiPriority w:val="99"/>
     <w:pPr>
       <w:pBdr/>
@@ -46696,9 +46616,9 @@
       </w:tcPr>
     </w:tblStylePr>
   </w:style>
-  <w:style w:type="table" w:styleId="1621">
+  <w:style w:type="table" w:styleId="off_537">
     <w:name w:val="Grid Table 3 - Accent 1"/>
-    <w:basedOn w:val="1598"/>
+    <w:basedOn w:val="off_514"/>
     <w:uiPriority w:val="99"/>
     <w:pPr>
       <w:pBdr/>
@@ -46941,9 +46861,9 @@
       </w:tcPr>
     </w:tblStylePr>
   </w:style>
-  <w:style w:type="table" w:styleId="1622">
+  <w:style w:type="table" w:styleId="off_538">
     <w:name w:val="Grid Table 3 - Accent 2"/>
-    <w:basedOn w:val="1598"/>
+    <w:basedOn w:val="off_514"/>
     <w:uiPriority w:val="99"/>
     <w:pPr>
       <w:pBdr/>
@@ -47186,9 +47106,9 @@
       </w:tcPr>
     </w:tblStylePr>
   </w:style>
-  <w:style w:type="table" w:styleId="1623">
+  <w:style w:type="table" w:styleId="off_539">
     <w:name w:val="Grid Table 3 - Accent 3"/>
-    <w:basedOn w:val="1598"/>
+    <w:basedOn w:val="off_514"/>
     <w:uiPriority w:val="99"/>
     <w:pPr>
       <w:pBdr/>
@@ -47431,9 +47351,9 @@
       </w:tcPr>
     </w:tblStylePr>
   </w:style>
-  <w:style w:type="table" w:styleId="1624">
+  <w:style w:type="table" w:styleId="off_540">
     <w:name w:val="Grid Table 3 - Accent 4"/>
-    <w:basedOn w:val="1598"/>
+    <w:basedOn w:val="off_514"/>
     <w:uiPriority w:val="99"/>
     <w:pPr>
       <w:pBdr/>
@@ -47676,9 +47596,9 @@
       </w:tcPr>
     </w:tblStylePr>
   </w:style>
-  <w:style w:type="table" w:styleId="1625">
+  <w:style w:type="table" w:styleId="off_541">
     <w:name w:val="Grid Table 3 - Accent 5"/>
-    <w:basedOn w:val="1598"/>
+    <w:basedOn w:val="off_514"/>
     <w:uiPriority w:val="99"/>
     <w:pPr>
       <w:pBdr/>
@@ -47921,9 +47841,9 @@
       </w:tcPr>
     </w:tblStylePr>
   </w:style>
-  <w:style w:type="table" w:styleId="1626">
+  <w:style w:type="table" w:styleId="off_542">
     <w:name w:val="Grid Table 3 - Accent 6"/>
-    <w:basedOn w:val="1598"/>
+    <w:basedOn w:val="off_514"/>
     <w:uiPriority w:val="99"/>
     <w:pPr>
       <w:pBdr/>
@@ -48166,9 +48086,9 @@
       </w:tcPr>
     </w:tblStylePr>
   </w:style>
-  <w:style w:type="table" w:styleId="1627">
+  <w:style w:type="table" w:styleId="off_543">
     <w:name w:val="Grid Table 4"/>
-    <w:basedOn w:val="1598"/>
+    <w:basedOn w:val="off_514"/>
     <w:uiPriority w:val="59"/>
     <w:pPr>
       <w:pBdr/>
@@ -48399,9 +48319,9 @@
       </w:tcPr>
     </w:tblStylePr>
   </w:style>
-  <w:style w:type="table" w:styleId="1628">
+  <w:style w:type="table" w:styleId="off_544">
     <w:name w:val="Grid Table 4 - Accent 1"/>
-    <w:basedOn w:val="1598"/>
+    <w:basedOn w:val="off_514"/>
     <w:uiPriority w:val="59"/>
     <w:pPr>
       <w:pBdr/>
@@ -48632,9 +48552,9 @@
       </w:tcPr>
     </w:tblStylePr>
   </w:style>
-  <w:style w:type="table" w:styleId="1629">
+  <w:style w:type="table" w:styleId="off_545">
     <w:name w:val="Grid Table 4 - Accent 2"/>
-    <w:basedOn w:val="1598"/>
+    <w:basedOn w:val="off_514"/>
     <w:uiPriority w:val="59"/>
     <w:pPr>
       <w:pBdr/>
@@ -48865,9 +48785,9 @@
       </w:tcPr>
     </w:tblStylePr>
   </w:style>
-  <w:style w:type="table" w:styleId="1630">
+  <w:style w:type="table" w:styleId="off_546">
     <w:name w:val="Grid Table 4 - Accent 3"/>
-    <w:basedOn w:val="1598"/>
+    <w:basedOn w:val="off_514"/>
     <w:uiPriority w:val="59"/>
     <w:pPr>
       <w:pBdr/>
@@ -49098,9 +49018,9 @@
       </w:tcPr>
     </w:tblStylePr>
   </w:style>
-  <w:style w:type="table" w:styleId="1631">
+  <w:style w:type="table" w:styleId="off_547">
     <w:name w:val="Grid Table 4 - Accent 4"/>
-    <w:basedOn w:val="1598"/>
+    <w:basedOn w:val="off_514"/>
     <w:uiPriority w:val="59"/>
     <w:pPr>
       <w:pBdr/>
@@ -49331,9 +49251,9 @@
       </w:tcPr>
     </w:tblStylePr>
   </w:style>
-  <w:style w:type="table" w:styleId="1632">
+  <w:style w:type="table" w:styleId="off_548">
     <w:name w:val="Grid Table 4 - Accent 5"/>
-    <w:basedOn w:val="1598"/>
+    <w:basedOn w:val="off_514"/>
     <w:uiPriority w:val="59"/>
     <w:pPr>
       <w:pBdr/>
@@ -49564,9 +49484,9 @@
       </w:tcPr>
     </w:tblStylePr>
   </w:style>
-  <w:style w:type="table" w:styleId="1633">
+  <w:style w:type="table" w:styleId="off_549">
     <w:name w:val="Grid Table 4 - Accent 6"/>
-    <w:basedOn w:val="1598"/>
+    <w:basedOn w:val="off_514"/>
     <w:uiPriority w:val="59"/>
     <w:pPr>
       <w:pBdr/>
@@ -49797,9 +49717,9 @@
       </w:tcPr>
     </w:tblStylePr>
   </w:style>
-  <w:style w:type="table" w:styleId="1634">
+  <w:style w:type="table" w:styleId="off_550">
     <w:name w:val="Grid Table 5 Dark"/>
-    <w:basedOn w:val="1598"/>
+    <w:basedOn w:val="off_514"/>
     <w:uiPriority w:val="99"/>
     <w:pPr>
       <w:pBdr/>
@@ -50025,9 +49945,9 @@
       </w:tcPr>
     </w:tblStylePr>
   </w:style>
-  <w:style w:type="table" w:styleId="1635">
+  <w:style w:type="table" w:styleId="off_551">
     <w:name w:val="Grid Table 5 Dark- Accent 1"/>
-    <w:basedOn w:val="1598"/>
+    <w:basedOn w:val="off_514"/>
     <w:uiPriority w:val="99"/>
     <w:pPr>
       <w:pBdr/>
@@ -50253,9 +50173,9 @@
       </w:tcPr>
     </w:tblStylePr>
   </w:style>
-  <w:style w:type="table" w:styleId="1636">
+  <w:style w:type="table" w:styleId="off_552">
     <w:name w:val="Grid Table 5 Dark - Accent 2"/>
-    <w:basedOn w:val="1598"/>
+    <w:basedOn w:val="off_514"/>
     <w:uiPriority w:val="99"/>
     <w:pPr>
       <w:pBdr/>
@@ -50481,9 +50401,9 @@
       </w:tcPr>
     </w:tblStylePr>
   </w:style>
-  <w:style w:type="table" w:styleId="1637">
+  <w:style w:type="table" w:styleId="off_553">
     <w:name w:val="Grid Table 5 Dark - Accent 3"/>
-    <w:basedOn w:val="1598"/>
+    <w:basedOn w:val="off_514"/>
     <w:uiPriority w:val="99"/>
     <w:pPr>
       <w:pBdr/>
@@ -50709,9 +50629,9 @@
       </w:tcPr>
     </w:tblStylePr>
   </w:style>
-  <w:style w:type="table" w:styleId="1638">
+  <w:style w:type="table" w:styleId="off_554">
     <w:name w:val="Grid Table 5 Dark- Accent 4"/>
-    <w:basedOn w:val="1598"/>
+    <w:basedOn w:val="off_514"/>
     <w:uiPriority w:val="99"/>
     <w:pPr>
       <w:pBdr/>
@@ -50937,9 +50857,9 @@
       </w:tcPr>
     </w:tblStylePr>
   </w:style>
-  <w:style w:type="table" w:styleId="1639">
+  <w:style w:type="table" w:styleId="off_555">
     <w:name w:val="Grid Table 5 Dark - Accent 5"/>
-    <w:basedOn w:val="1598"/>
+    <w:basedOn w:val="off_514"/>
     <w:uiPriority w:val="99"/>
     <w:pPr>
       <w:pBdr/>
@@ -51165,9 +51085,9 @@
       </w:tcPr>
     </w:tblStylePr>
   </w:style>
-  <w:style w:type="table" w:styleId="1640">
+  <w:style w:type="table" w:styleId="off_556">
     <w:name w:val="Grid Table 5 Dark - Accent 6"/>
-    <w:basedOn w:val="1598"/>
+    <w:basedOn w:val="off_514"/>
     <w:uiPriority w:val="99"/>
     <w:pPr>
       <w:pBdr/>
@@ -51393,9 +51313,9 @@
       </w:tcPr>
     </w:tblStylePr>
   </w:style>
-  <w:style w:type="table" w:styleId="1641">
+  <w:style w:type="table" w:styleId="off_557">
     <w:name w:val="Grid Table 6 Colorful"/>
-    <w:basedOn w:val="1598"/>
+    <w:basedOn w:val="off_514"/>
     <w:uiPriority w:val="99"/>
     <w:pPr>
       <w:pBdr/>
@@ -51623,9 +51543,9 @@
       </w:tcPr>
     </w:tblStylePr>
   </w:style>
-  <w:style w:type="table" w:styleId="1642">
+  <w:style w:type="table" w:styleId="off_558">
     <w:name w:val="Grid Table 6 Colorful - Accent 1"/>
-    <w:basedOn w:val="1598"/>
+    <w:basedOn w:val="off_514"/>
     <w:uiPriority w:val="99"/>
     <w:pPr>
       <w:pBdr/>
@@ -51853,9 +51773,9 @@
       </w:tcPr>
     </w:tblStylePr>
   </w:style>
-  <w:style w:type="table" w:styleId="1643">
+  <w:style w:type="table" w:styleId="off_559">
     <w:name w:val="Grid Table 6 Colorful - Accent 2"/>
-    <w:basedOn w:val="1598"/>
+    <w:basedOn w:val="off_514"/>
     <w:uiPriority w:val="99"/>
     <w:pPr>
       <w:pBdr/>
@@ -52083,9 +52003,9 @@
       </w:tcPr>
     </w:tblStylePr>
   </w:style>
-  <w:style w:type="table" w:styleId="1644">
+  <w:style w:type="table" w:styleId="off_560">
     <w:name w:val="Grid Table 6 Colorful - Accent 3"/>
-    <w:basedOn w:val="1598"/>
+    <w:basedOn w:val="off_514"/>
     <w:uiPriority w:val="99"/>
     <w:pPr>
       <w:pBdr/>
@@ -52313,9 +52233,9 @@
       </w:tcPr>
     </w:tblStylePr>
   </w:style>
-  <w:style w:type="table" w:styleId="1645">
+  <w:style w:type="table" w:styleId="off_561">
     <w:name w:val="Grid Table 6 Colorful - Accent 4"/>
-    <w:basedOn w:val="1598"/>
+    <w:basedOn w:val="off_514"/>
     <w:uiPriority w:val="99"/>
     <w:pPr>
       <w:pBdr/>
@@ -52543,9 +52463,9 @@
       </w:tcPr>
     </w:tblStylePr>
   </w:style>
-  <w:style w:type="table" w:styleId="1646">
+  <w:style w:type="table" w:styleId="off_562">
     <w:name w:val="Grid Table 6 Colorful - Accent 5"/>
-    <w:basedOn w:val="1598"/>
+    <w:basedOn w:val="off_514"/>
     <w:uiPriority w:val="99"/>
     <w:pPr>
       <w:pBdr/>
@@ -52773,9 +52693,9 @@
       </w:tcPr>
     </w:tblStylePr>
   </w:style>
-  <w:style w:type="table" w:styleId="1647">
+  <w:style w:type="table" w:styleId="off_563">
     <w:name w:val="Grid Table 6 Colorful - Accent 6"/>
-    <w:basedOn w:val="1598"/>
+    <w:basedOn w:val="off_514"/>
     <w:uiPriority w:val="99"/>
     <w:pPr>
       <w:pBdr/>
@@ -53003,9 +52923,9 @@
       </w:tcPr>
     </w:tblStylePr>
   </w:style>
-  <w:style w:type="table" w:styleId="1648">
+  <w:style w:type="table" w:styleId="off_564">
     <w:name w:val="Grid Table 7 Colorful"/>
-    <w:basedOn w:val="1598"/>
+    <w:basedOn w:val="off_514"/>
     <w:uiPriority w:val="99"/>
     <w:pPr>
       <w:pBdr/>
@@ -53257,9 +53177,9 @@
       </w:tcPr>
     </w:tblStylePr>
   </w:style>
-  <w:style w:type="table" w:styleId="1649">
+  <w:style w:type="table" w:styleId="off_565">
     <w:name w:val="Grid Table 7 Colorful - Accent 1"/>
-    <w:basedOn w:val="1598"/>
+    <w:basedOn w:val="off_514"/>
     <w:uiPriority w:val="99"/>
     <w:pPr>
       <w:pBdr/>
@@ -53511,9 +53431,9 @@
       </w:tcPr>
     </w:tblStylePr>
   </w:style>
-  <w:style w:type="table" w:styleId="1650">
+  <w:style w:type="table" w:styleId="off_566">
     <w:name w:val="Grid Table 7 Colorful - Accent 2"/>
-    <w:basedOn w:val="1598"/>
+    <w:basedOn w:val="off_514"/>
     <w:uiPriority w:val="99"/>
     <w:pPr>
       <w:pBdr/>
@@ -53765,9 +53685,9 @@
       </w:tcPr>
     </w:tblStylePr>
   </w:style>
-  <w:style w:type="table" w:styleId="1651">
+  <w:style w:type="table" w:styleId="off_567">
     <w:name w:val="Grid Table 7 Colorful - Accent 3"/>
-    <w:basedOn w:val="1598"/>
+    <w:basedOn w:val="off_514"/>
     <w:uiPriority w:val="99"/>
     <w:pPr>
       <w:pBdr/>
@@ -54019,9 +53939,9 @@
       </w:tcPr>
     </w:tblStylePr>
   </w:style>
-  <w:style w:type="table" w:styleId="1652">
+  <w:style w:type="table" w:styleId="off_568">
     <w:name w:val="Grid Table 7 Colorful - Accent 4"/>
-    <w:basedOn w:val="1598"/>
+    <w:basedOn w:val="off_514"/>
     <w:uiPriority w:val="99"/>
     <w:pPr>
       <w:pBdr/>
@@ -54273,9 +54193,9 @@
       </w:tcPr>
     </w:tblStylePr>
   </w:style>
-  <w:style w:type="table" w:styleId="1653">
+  <w:style w:type="table" w:styleId="off_569">
     <w:name w:val="Grid Table 7 Colorful - Accent 5"/>
-    <w:basedOn w:val="1598"/>
+    <w:basedOn w:val="off_514"/>
     <w:uiPriority w:val="99"/>
     <w:pPr>
       <w:pBdr/>
@@ -54527,9 +54447,9 @@
       </w:tcPr>
     </w:tblStylePr>
   </w:style>
-  <w:style w:type="table" w:styleId="1654">
+  <w:style w:type="table" w:styleId="off_570">
     <w:name w:val="Grid Table 7 Colorful - Accent 6"/>
-    <w:basedOn w:val="1598"/>
+    <w:basedOn w:val="off_514"/>
     <w:uiPriority w:val="99"/>
     <w:pPr>
       <w:pBdr/>
@@ -54781,9 +54701,9 @@
       </w:tcPr>
     </w:tblStylePr>
   </w:style>
-  <w:style w:type="table" w:styleId="1655">
+  <w:style w:type="table" w:styleId="off_571">
     <w:name w:val="List Table 1 Light"/>
-    <w:basedOn w:val="1598"/>
+    <w:basedOn w:val="off_514"/>
     <w:uiPriority w:val="99"/>
     <w:pPr>
       <w:pBdr/>
@@ -54997,9 +54917,9 @@
       </w:tcPr>
     </w:tblStylePr>
   </w:style>
-  <w:style w:type="table" w:styleId="1656">
+  <w:style w:type="table" w:styleId="off_572">
     <w:name w:val="List Table 1 Light - Accent 1"/>
-    <w:basedOn w:val="1598"/>
+    <w:basedOn w:val="off_514"/>
     <w:uiPriority w:val="99"/>
     <w:pPr>
       <w:pBdr/>
@@ -55213,9 +55133,9 @@
       </w:tcPr>
     </w:tblStylePr>
   </w:style>
-  <w:style w:type="table" w:styleId="1657">
+  <w:style w:type="table" w:styleId="off_573">
     <w:name w:val="List Table 1 Light - Accent 2"/>
-    <w:basedOn w:val="1598"/>
+    <w:basedOn w:val="off_514"/>
     <w:uiPriority w:val="99"/>
     <w:pPr>
       <w:pBdr/>
@@ -55429,9 +55349,9 @@
       </w:tcPr>
     </w:tblStylePr>
   </w:style>
-  <w:style w:type="table" w:styleId="1658">
+  <w:style w:type="table" w:styleId="off_574">
     <w:name w:val="List Table 1 Light - Accent 3"/>
-    <w:basedOn w:val="1598"/>
+    <w:basedOn w:val="off_514"/>
     <w:uiPriority w:val="99"/>
     <w:pPr>
       <w:pBdr/>
@@ -55645,9 +55565,9 @@
       </w:tcPr>
     </w:tblStylePr>
   </w:style>
-  <w:style w:type="table" w:styleId="1659">
+  <w:style w:type="table" w:styleId="off_575">
     <w:name w:val="List Table 1 Light - Accent 4"/>
-    <w:basedOn w:val="1598"/>
+    <w:basedOn w:val="off_514"/>
     <w:uiPriority w:val="99"/>
     <w:pPr>
       <w:pBdr/>
@@ -55861,9 +55781,9 @@
       </w:tcPr>
     </w:tblStylePr>
   </w:style>
-  <w:style w:type="table" w:styleId="1660">
+  <w:style w:type="table" w:styleId="off_576">
     <w:name w:val="List Table 1 Light - Accent 5"/>
-    <w:basedOn w:val="1598"/>
+    <w:basedOn w:val="off_514"/>
     <w:uiPriority w:val="99"/>
     <w:pPr>
       <w:pBdr/>
@@ -56077,9 +55997,9 @@
       </w:tcPr>
     </w:tblStylePr>
   </w:style>
-  <w:style w:type="table" w:styleId="1661">
+  <w:style w:type="table" w:styleId="off_577">
     <w:name w:val="List Table 1 Light - Accent 6"/>
-    <w:basedOn w:val="1598"/>
+    <w:basedOn w:val="off_514"/>
     <w:uiPriority w:val="99"/>
     <w:pPr>
       <w:pBdr/>
@@ -56293,9 +56213,9 @@
       </w:tcPr>
     </w:tblStylePr>
   </w:style>
-  <w:style w:type="table" w:styleId="1662">
+  <w:style w:type="table" w:styleId="off_578">
     <w:name w:val="List Table 2"/>
-    <w:basedOn w:val="1598"/>
+    <w:basedOn w:val="off_514"/>
     <w:uiPriority w:val="99"/>
     <w:pPr>
       <w:pBdr/>
@@ -56531,9 +56451,9 @@
       </w:tcPr>
     </w:tblStylePr>
   </w:style>
-  <w:style w:type="table" w:styleId="1663">
+  <w:style w:type="table" w:styleId="off_579">
     <w:name w:val="List Table 2 - Accent 1"/>
-    <w:basedOn w:val="1598"/>
+    <w:basedOn w:val="off_514"/>
     <w:uiPriority w:val="99"/>
     <w:pPr>
       <w:pBdr/>
@@ -56769,9 +56689,9 @@
       </w:tcPr>
     </w:tblStylePr>
   </w:style>
-  <w:style w:type="table" w:styleId="1664">
+  <w:style w:type="table" w:styleId="off_580">
     <w:name w:val="List Table 2 - Accent 2"/>
-    <w:basedOn w:val="1598"/>
+    <w:basedOn w:val="off_514"/>
     <w:uiPriority w:val="99"/>
     <w:pPr>
       <w:pBdr/>
@@ -57007,9 +56927,9 @@
       </w:tcPr>
     </w:tblStylePr>
   </w:style>
-  <w:style w:type="table" w:styleId="1665">
+  <w:style w:type="table" w:styleId="off_581">
     <w:name w:val="List Table 2 - Accent 3"/>
-    <w:basedOn w:val="1598"/>
+    <w:basedOn w:val="off_514"/>
     <w:uiPriority w:val="99"/>
     <w:pPr>
       <w:pBdr/>
@@ -57245,9 +57165,9 @@
       </w:tcPr>
     </w:tblStylePr>
   </w:style>
-  <w:style w:type="table" w:styleId="1666">
+  <w:style w:type="table" w:styleId="off_582">
     <w:name w:val="List Table 2 - Accent 4"/>
-    <w:basedOn w:val="1598"/>
+    <w:basedOn w:val="off_514"/>
     <w:uiPriority w:val="99"/>
     <w:pPr>
       <w:pBdr/>
@@ -57483,9 +57403,9 @@
       </w:tcPr>
     </w:tblStylePr>
   </w:style>
-  <w:style w:type="table" w:styleId="1667">
+  <w:style w:type="table" w:styleId="off_583">
     <w:name w:val="List Table 2 - Accent 5"/>
-    <w:basedOn w:val="1598"/>
+    <w:basedOn w:val="off_514"/>
     <w:uiPriority w:val="99"/>
     <w:pPr>
       <w:pBdr/>
@@ -57721,9 +57641,9 @@
       </w:tcPr>
     </w:tblStylePr>
   </w:style>
-  <w:style w:type="table" w:styleId="1668">
+  <w:style w:type="table" w:styleId="off_584">
     <w:name w:val="List Table 2 - Accent 6"/>
-    <w:basedOn w:val="1598"/>
+    <w:basedOn w:val="off_514"/>
     <w:uiPriority w:val="99"/>
     <w:pPr>
       <w:pBdr/>
@@ -57959,9 +57879,9 @@
       </w:tcPr>
     </w:tblStylePr>
   </w:style>
-  <w:style w:type="table" w:styleId="1669">
+  <w:style w:type="table" w:styleId="off_585">
     <w:name w:val="List Table 3"/>
-    <w:basedOn w:val="1598"/>
+    <w:basedOn w:val="off_514"/>
     <w:uiPriority w:val="99"/>
     <w:pPr>
       <w:pBdr/>
@@ -58187,9 +58107,9 @@
       </w:tcPr>
     </w:tblStylePr>
   </w:style>
-  <w:style w:type="table" w:styleId="1670">
+  <w:style w:type="table" w:styleId="off_586">
     <w:name w:val="List Table 3 - Accent 1"/>
-    <w:basedOn w:val="1598"/>
+    <w:basedOn w:val="off_514"/>
     <w:uiPriority w:val="99"/>
     <w:pPr>
       <w:pBdr/>
@@ -58415,9 +58335,9 @@
       </w:tcPr>
     </w:tblStylePr>
   </w:style>
-  <w:style w:type="table" w:styleId="1671">
+  <w:style w:type="table" w:styleId="off_587">
     <w:name w:val="List Table 3 - Accent 2"/>
-    <w:basedOn w:val="1598"/>
+    <w:basedOn w:val="off_514"/>
     <w:uiPriority w:val="99"/>
     <w:pPr>
       <w:pBdr/>
@@ -58643,9 +58563,9 @@
       </w:tcPr>
     </w:tblStylePr>
   </w:style>
-  <w:style w:type="table" w:styleId="1672">
+  <w:style w:type="table" w:styleId="off_588">
     <w:name w:val="List Table 3 - Accent 3"/>
-    <w:basedOn w:val="1598"/>
+    <w:basedOn w:val="off_514"/>
     <w:uiPriority w:val="99"/>
     <w:pPr>
       <w:pBdr/>
@@ -58871,9 +58791,9 @@
       </w:tcPr>
     </w:tblStylePr>
   </w:style>
-  <w:style w:type="table" w:styleId="1673">
+  <w:style w:type="table" w:styleId="off_589">
     <w:name w:val="List Table 3 - Accent 4"/>
-    <w:basedOn w:val="1598"/>
+    <w:basedOn w:val="off_514"/>
     <w:uiPriority w:val="99"/>
     <w:pPr>
       <w:pBdr/>
@@ -59099,9 +59019,9 @@
       </w:tcPr>
     </w:tblStylePr>
   </w:style>
-  <w:style w:type="table" w:styleId="1674">
+  <w:style w:type="table" w:styleId="off_590">
     <w:name w:val="List Table 3 - Accent 5"/>
-    <w:basedOn w:val="1598"/>
+    <w:basedOn w:val="off_514"/>
     <w:uiPriority w:val="99"/>
     <w:pPr>
       <w:pBdr/>
@@ -59327,9 +59247,9 @@
       </w:tcPr>
     </w:tblStylePr>
   </w:style>
-  <w:style w:type="table" w:styleId="1675">
+  <w:style w:type="table" w:styleId="off_591">
     <w:name w:val="List Table 3 - Accent 6"/>
-    <w:basedOn w:val="1598"/>
+    <w:basedOn w:val="off_514"/>
     <w:uiPriority w:val="99"/>
     <w:pPr>
       <w:pBdr/>
@@ -59555,9 +59475,9 @@
       </w:tcPr>
     </w:tblStylePr>
   </w:style>
-  <w:style w:type="table" w:styleId="1676">
+  <w:style w:type="table" w:styleId="off_592">
     <w:name w:val="List Table 4"/>
-    <w:basedOn w:val="1598"/>
+    <w:basedOn w:val="off_514"/>
     <w:uiPriority w:val="99"/>
     <w:pPr>
       <w:pBdr/>
@@ -59780,9 +59700,9 @@
       </w:tcPr>
     </w:tblStylePr>
   </w:style>
-  <w:style w:type="table" w:styleId="1677">
+  <w:style w:type="table" w:styleId="off_593">
     <w:name w:val="List Table 4 - Accent 1"/>
-    <w:basedOn w:val="1598"/>
+    <w:basedOn w:val="off_514"/>
     <w:uiPriority w:val="99"/>
     <w:pPr>
       <w:pBdr/>
@@ -60005,9 +59925,9 @@
       </w:tcPr>
     </w:tblStylePr>
   </w:style>
-  <w:style w:type="table" w:styleId="1678">
+  <w:style w:type="table" w:styleId="off_594">
     <w:name w:val="List Table 4 - Accent 2"/>
-    <w:basedOn w:val="1598"/>
+    <w:basedOn w:val="off_514"/>
     <w:uiPriority w:val="99"/>
     <w:pPr>
       <w:pBdr/>
@@ -60230,9 +60150,9 @@
       </w:tcPr>
     </w:tblStylePr>
   </w:style>
-  <w:style w:type="table" w:styleId="1679">
+  <w:style w:type="table" w:styleId="off_595">
     <w:name w:val="List Table 4 - Accent 3"/>
-    <w:basedOn w:val="1598"/>
+    <w:basedOn w:val="off_514"/>
     <w:uiPriority w:val="99"/>
     <w:pPr>
       <w:pBdr/>
@@ -60455,9 +60375,9 @@
       </w:tcPr>
     </w:tblStylePr>
   </w:style>
-  <w:style w:type="table" w:styleId="1680">
+  <w:style w:type="table" w:styleId="off_596">
     <w:name w:val="List Table 4 - Accent 4"/>
-    <w:basedOn w:val="1598"/>
+    <w:basedOn w:val="off_514"/>
     <w:uiPriority w:val="99"/>
     <w:pPr>
       <w:pBdr/>
@@ -60680,9 +60600,9 @@
       </w:tcPr>
     </w:tblStylePr>
   </w:style>
-  <w:style w:type="table" w:styleId="1681">
+  <w:style w:type="table" w:styleId="off_597">
     <w:name w:val="List Table 4 - Accent 5"/>
-    <w:basedOn w:val="1598"/>
+    <w:basedOn w:val="off_514"/>
     <w:uiPriority w:val="99"/>
     <w:pPr>
       <w:pBdr/>
@@ -60905,9 +60825,9 @@
       </w:tcPr>
     </w:tblStylePr>
   </w:style>
-  <w:style w:type="table" w:styleId="1682">
+  <w:style w:type="table" w:styleId="off_598">
     <w:name w:val="List Table 4 - Accent 6"/>
-    <w:basedOn w:val="1598"/>
+    <w:basedOn w:val="off_514"/>
     <w:uiPriority w:val="99"/>
     <w:pPr>
       <w:pBdr/>
@@ -61130,9 +61050,9 @@
       </w:tcPr>
     </w:tblStylePr>
   </w:style>
-  <w:style w:type="table" w:styleId="1683">
+  <w:style w:type="table" w:styleId="off_599">
     <w:name w:val="List Table 5 Dark"/>
-    <w:basedOn w:val="1598"/>
+    <w:basedOn w:val="off_514"/>
     <w:uiPriority w:val="99"/>
     <w:pPr>
       <w:pBdr/>
@@ -61372,9 +61292,9 @@
       </w:tcPr>
     </w:tblStylePr>
   </w:style>
-  <w:style w:type="table" w:styleId="1684">
+  <w:style w:type="table" w:styleId="off_600">
     <w:name w:val="List Table 5 Dark - Accent 1"/>
-    <w:basedOn w:val="1598"/>
+    <w:basedOn w:val="off_514"/>
     <w:uiPriority w:val="99"/>
     <w:pPr>
       <w:pBdr/>
@@ -61614,9 +61534,9 @@
       </w:tcPr>
     </w:tblStylePr>
   </w:style>
-  <w:style w:type="table" w:styleId="1685">
+  <w:style w:type="table" w:styleId="off_601">
     <w:name w:val="List Table 5 Dark - Accent 2"/>
-    <w:basedOn w:val="1598"/>
+    <w:basedOn w:val="off_514"/>
     <w:uiPriority w:val="99"/>
     <w:pPr>
       <w:pBdr/>
@@ -61856,9 +61776,9 @@
       </w:tcPr>
     </w:tblStylePr>
   </w:style>
-  <w:style w:type="table" w:styleId="1686">
+  <w:style w:type="table" w:styleId="off_602">
     <w:name w:val="List Table 5 Dark - Accent 3"/>
-    <w:basedOn w:val="1598"/>
+    <w:basedOn w:val="off_514"/>
     <w:uiPriority w:val="99"/>
     <w:pPr>
       <w:pBdr/>
@@ -62098,9 +62018,9 @@
       </w:tcPr>
     </w:tblStylePr>
   </w:style>
-  <w:style w:type="table" w:styleId="1687">
+  <w:style w:type="table" w:styleId="off_603">
     <w:name w:val="List Table 5 Dark - Accent 4"/>
-    <w:basedOn w:val="1598"/>
+    <w:basedOn w:val="off_514"/>
     <w:uiPriority w:val="99"/>
     <w:pPr>
       <w:pBdr/>
@@ -62340,9 +62260,9 @@
       </w:tcPr>
     </w:tblStylePr>
   </w:style>
-  <w:style w:type="table" w:styleId="1688">
+  <w:style w:type="table" w:styleId="off_604">
     <w:name w:val="List Table 5 Dark - Accent 5"/>
-    <w:basedOn w:val="1598"/>
+    <w:basedOn w:val="off_514"/>
     <w:uiPriority w:val="99"/>
     <w:pPr>
       <w:pBdr/>
@@ -62582,9 +62502,9 @@
       </w:tcPr>
     </w:tblStylePr>
   </w:style>
-  <w:style w:type="table" w:styleId="1689">
+  <w:style w:type="table" w:styleId="off_605">
     <w:name w:val="List Table 5 Dark - Accent 6"/>
-    <w:basedOn w:val="1598"/>
+    <w:basedOn w:val="off_514"/>
     <w:uiPriority w:val="99"/>
     <w:pPr>
       <w:pBdr/>
@@ -62824,9 +62744,9 @@
       </w:tcPr>
     </w:tblStylePr>
   </w:style>
-  <w:style w:type="table" w:styleId="1690">
+  <w:style w:type="table" w:styleId="off_606">
     <w:name w:val="List Table 6 Colorful"/>
-    <w:basedOn w:val="1598"/>
+    <w:basedOn w:val="off_514"/>
     <w:uiPriority w:val="99"/>
     <w:pPr>
       <w:pBdr/>
@@ -63047,9 +62967,9 @@
       </w:tcPr>
     </w:tblStylePr>
   </w:style>
-  <w:style w:type="table" w:styleId="1691">
+  <w:style w:type="table" w:styleId="off_607">
     <w:name w:val="List Table 6 Colorful - Accent 1"/>
-    <w:basedOn w:val="1598"/>
+    <w:basedOn w:val="off_514"/>
     <w:uiPriority w:val="99"/>
     <w:pPr>
       <w:pBdr/>
@@ -63270,9 +63190,9 @@
       </w:tcPr>
     </w:tblStylePr>
   </w:style>
-  <w:style w:type="table" w:styleId="1692">
+  <w:style w:type="table" w:styleId="off_608">
     <w:name w:val="List Table 6 Colorful - Accent 2"/>
-    <w:basedOn w:val="1598"/>
+    <w:basedOn w:val="off_514"/>
     <w:uiPriority w:val="99"/>
     <w:pPr>
       <w:pBdr/>
@@ -63493,9 +63413,9 @@
       </w:tcPr>
     </w:tblStylePr>
   </w:style>
-  <w:style w:type="table" w:styleId="1693">
+  <w:style w:type="table" w:styleId="off_609">
     <w:name w:val="List Table 6 Colorful - Accent 3"/>
-    <w:basedOn w:val="1598"/>
+    <w:basedOn w:val="off_514"/>
     <w:uiPriority w:val="99"/>
     <w:pPr>
       <w:pBdr/>
@@ -63716,9 +63636,9 @@
       </w:tcPr>
     </w:tblStylePr>
   </w:style>
-  <w:style w:type="table" w:styleId="1694">
+  <w:style w:type="table" w:styleId="off_610">
     <w:name w:val="List Table 6 Colorful - Accent 4"/>
-    <w:basedOn w:val="1598"/>
+    <w:basedOn w:val="off_514"/>
     <w:uiPriority w:val="99"/>
     <w:pPr>
       <w:pBdr/>
@@ -63939,9 +63859,9 @@
       </w:tcPr>
     </w:tblStylePr>
   </w:style>
-  <w:style w:type="table" w:styleId="1695">
+  <w:style w:type="table" w:styleId="off_611">
     <w:name w:val="List Table 6 Colorful - Accent 5"/>
-    <w:basedOn w:val="1598"/>
+    <w:basedOn w:val="off_514"/>
     <w:uiPriority w:val="99"/>
     <w:pPr>
       <w:pBdr/>
@@ -64162,9 +64082,9 @@
       </w:tcPr>
     </w:tblStylePr>
   </w:style>
-  <w:style w:type="table" w:styleId="1696">
+  <w:style w:type="table" w:styleId="off_612">
     <w:name w:val="List Table 6 Colorful - Accent 6"/>
-    <w:basedOn w:val="1598"/>
+    <w:basedOn w:val="off_514"/>
     <w:uiPriority w:val="99"/>
     <w:pPr>
       <w:pBdr/>
@@ -64385,9 +64305,9 @@
       </w:tcPr>
     </w:tblStylePr>
   </w:style>
-  <w:style w:type="table" w:styleId="1697">
+  <w:style w:type="table" w:styleId="off_613">
     <w:name w:val="List Table 7 Colorful"/>
-    <w:basedOn w:val="1598"/>
+    <w:basedOn w:val="off_514"/>
     <w:uiPriority w:val="99"/>
     <w:pPr>
       <w:pBdr/>
@@ -64641,9 +64561,9 @@
       </w:tcPr>
     </w:tblStylePr>
   </w:style>
-  <w:style w:type="table" w:styleId="1698">
+  <w:style w:type="table" w:styleId="off_614">
     <w:name w:val="List Table 7 Colorful - Accent 1"/>
-    <w:basedOn w:val="1598"/>
+    <w:basedOn w:val="off_514"/>
     <w:uiPriority w:val="99"/>
     <w:pPr>
       <w:pBdr/>
@@ -64897,9 +64817,9 @@
       </w:tcPr>
     </w:tblStylePr>
   </w:style>
-  <w:style w:type="table" w:styleId="1699">
+  <w:style w:type="table" w:styleId="off_615">
     <w:name w:val="List Table 7 Colorful - Accent 2"/>
-    <w:basedOn w:val="1598"/>
+    <w:basedOn w:val="off_514"/>
     <w:uiPriority w:val="99"/>
     <w:pPr>
       <w:pBdr/>
@@ -65153,9 +65073,9 @@
       </w:tcPr>
     </w:tblStylePr>
   </w:style>
-  <w:style w:type="table" w:styleId="1700">
+  <w:style w:type="table" w:styleId="off_616">
     <w:name w:val="List Table 7 Colorful - Accent 3"/>
-    <w:basedOn w:val="1598"/>
+    <w:basedOn w:val="off_514"/>
     <w:uiPriority w:val="99"/>
     <w:pPr>
       <w:pBdr/>
@@ -65409,9 +65329,9 @@
       </w:tcPr>
     </w:tblStylePr>
   </w:style>
-  <w:style w:type="table" w:styleId="1701">
+  <w:style w:type="table" w:styleId="off_617">
     <w:name w:val="List Table 7 Colorful - Accent 4"/>
-    <w:basedOn w:val="1598"/>
+    <w:basedOn w:val="off_514"/>
     <w:uiPriority w:val="99"/>
     <w:pPr>
       <w:pBdr/>
@@ -65665,9 +65585,9 @@
       </w:tcPr>
     </w:tblStylePr>
   </w:style>
-  <w:style w:type="table" w:styleId="1702">
+  <w:style w:type="table" w:styleId="off_618">
     <w:name w:val="List Table 7 Colorful - Accent 5"/>
-    <w:basedOn w:val="1598"/>
+    <w:basedOn w:val="off_514"/>
     <w:uiPriority w:val="99"/>
     <w:pPr>
       <w:pBdr/>
@@ -65921,9 +65841,9 @@
       </w:tcPr>
     </w:tblStylePr>
   </w:style>
-  <w:style w:type="table" w:styleId="1703">
+  <w:style w:type="table" w:styleId="off_619">
     <w:name w:val="List Table 7 Colorful - Accent 6"/>
-    <w:basedOn w:val="1598"/>
+    <w:basedOn w:val="off_514"/>
     <w:uiPriority w:val="99"/>
     <w:pPr>
       <w:pBdr/>
@@ -66177,9 +66097,9 @@
       </w:tcPr>
     </w:tblStylePr>
   </w:style>
-  <w:style w:type="table" w:styleId="1704">
+  <w:style w:type="table" w:styleId="off_620">
     <w:name w:val="Lined - Accent"/>
-    <w:basedOn w:val="1598"/>
+    <w:basedOn w:val="off_514"/>
     <w:uiPriority w:val="99"/>
     <w:pPr>
       <w:pBdr/>
@@ -66414,9 +66334,9 @@
       </w:tcPr>
     </w:tblStylePr>
   </w:style>
-  <w:style w:type="table" w:styleId="1705">
+  <w:style w:type="table" w:styleId="off_621">
     <w:name w:val="Lined - Accent 1"/>
-    <w:basedOn w:val="1598"/>
+    <w:basedOn w:val="off_514"/>
     <w:uiPriority w:val="99"/>
     <w:pPr>
       <w:pBdr/>
@@ -66651,9 +66571,9 @@
       </w:tcPr>
     </w:tblStylePr>
   </w:style>
-  <w:style w:type="table" w:styleId="1706">
+  <w:style w:type="table" w:styleId="off_622">
     <w:name w:val="Lined - Accent 2"/>
-    <w:basedOn w:val="1598"/>
+    <w:basedOn w:val="off_514"/>
     <w:uiPriority w:val="99"/>
     <w:pPr>
       <w:pBdr/>
@@ -66888,9 +66808,9 @@
       </w:tcPr>
     </w:tblStylePr>
   </w:style>
-  <w:style w:type="table" w:styleId="1707">
+  <w:style w:type="table" w:styleId="off_623">
     <w:name w:val="Lined - Accent 3"/>
-    <w:basedOn w:val="1598"/>
+    <w:basedOn w:val="off_514"/>
     <w:uiPriority w:val="99"/>
     <w:pPr>
       <w:pBdr/>
@@ -67125,9 +67045,9 @@
       </w:tcPr>
     </w:tblStylePr>
   </w:style>
-  <w:style w:type="table" w:styleId="1708">
+  <w:style w:type="table" w:styleId="off_624">
     <w:name w:val="Lined - Accent 4"/>
-    <w:basedOn w:val="1598"/>
+    <w:basedOn w:val="off_514"/>
     <w:uiPriority w:val="99"/>
     <w:pPr>
       <w:pBdr/>
@@ -67362,9 +67282,9 @@
       </w:tcPr>
     </w:tblStylePr>
   </w:style>
-  <w:style w:type="table" w:styleId="1709">
+  <w:style w:type="table" w:styleId="off_625">
     <w:name w:val="Lined - Accent 5"/>
-    <w:basedOn w:val="1598"/>
+    <w:basedOn w:val="off_514"/>
     <w:uiPriority w:val="99"/>
     <w:pPr>
       <w:pBdr/>
@@ -67599,9 +67519,9 @@
       </w:tcPr>
     </w:tblStylePr>
   </w:style>
-  <w:style w:type="table" w:styleId="1710">
+  <w:style w:type="table" w:styleId="off_626">
     <w:name w:val="Lined - Accent 6"/>
-    <w:basedOn w:val="1598"/>
+    <w:basedOn w:val="off_514"/>
     <w:uiPriority w:val="99"/>
     <w:pPr>
       <w:pBdr/>
@@ -67836,9 +67756,9 @@
       </w:tcPr>
     </w:tblStylePr>
   </w:style>
-  <w:style w:type="table" w:styleId="1711">
+  <w:style w:type="table" w:styleId="off_627">
     <w:name w:val="Bordered &amp; Lined - Accent"/>
-    <w:basedOn w:val="1598"/>
+    <w:basedOn w:val="off_514"/>
     <w:uiPriority w:val="99"/>
     <w:pPr>
       <w:pBdr/>
@@ -68080,9 +68000,9 @@
       </w:tcPr>
     </w:tblStylePr>
   </w:style>
-  <w:style w:type="table" w:styleId="1712">
+  <w:style w:type="table" w:styleId="off_628">
     <w:name w:val="Bordered &amp; Lined - Accent 1"/>
-    <w:basedOn w:val="1598"/>
+    <w:basedOn w:val="off_514"/>
     <w:uiPriority w:val="99"/>
     <w:pPr>
       <w:pBdr/>
@@ -68324,9 +68244,9 @@
       </w:tcPr>
     </w:tblStylePr>
   </w:style>
-  <w:style w:type="table" w:styleId="1713">
+  <w:style w:type="table" w:styleId="off_629">
     <w:name w:val="Bordered &amp; Lined - Accent 2"/>
-    <w:basedOn w:val="1598"/>
+    <w:basedOn w:val="off_514"/>
     <w:uiPriority w:val="99"/>
     <w:pPr>
       <w:pBdr/>
@@ -68568,9 +68488,9 @@
       </w:tcPr>
     </w:tblStylePr>
   </w:style>
-  <w:style w:type="table" w:styleId="1714">
+  <w:style w:type="table" w:styleId="off_630">
     <w:name w:val="Bordered &amp; Lined - Accent 3"/>
-    <w:basedOn w:val="1598"/>
+    <w:basedOn w:val="off_514"/>
     <w:uiPriority w:val="99"/>
     <w:pPr>
       <w:pBdr/>
@@ -68812,9 +68732,9 @@
       </w:tcPr>
     </w:tblStylePr>
   </w:style>
-  <w:style w:type="table" w:styleId="1715">
+  <w:style w:type="table" w:styleId="off_631">
     <w:name w:val="Bordered &amp; Lined - Accent 4"/>
-    <w:basedOn w:val="1598"/>
+    <w:basedOn w:val="off_514"/>
     <w:uiPriority w:val="99"/>
     <w:pPr>
       <w:pBdr/>
@@ -69056,9 +68976,9 @@
       </w:tcPr>
     </w:tblStylePr>
   </w:style>
-  <w:style w:type="table" w:styleId="1716">
+  <w:style w:type="table" w:styleId="off_632">
     <w:name w:val="Bordered &amp; Lined - Accent 5"/>
-    <w:basedOn w:val="1598"/>
+    <w:basedOn w:val="off_514"/>
     <w:uiPriority w:val="99"/>
     <w:pPr>
       <w:pBdr/>
@@ -69300,9 +69220,9 @@
       </w:tcPr>
     </w:tblStylePr>
   </w:style>
-  <w:style w:type="table" w:styleId="1717">
+  <w:style w:type="table" w:styleId="off_633">
     <w:name w:val="Bordered &amp; Lined - Accent 6"/>
-    <w:basedOn w:val="1598"/>
+    <w:basedOn w:val="off_514"/>
     <w:uiPriority w:val="99"/>
     <w:pPr>
       <w:pBdr/>
@@ -69544,9 +69464,9 @@
       </w:tcPr>
     </w:tblStylePr>
   </w:style>
-  <w:style w:type="table" w:styleId="1718">
+  <w:style w:type="table" w:styleId="off_634">
     <w:name w:val="Bordered"/>
-    <w:basedOn w:val="1598"/>
+    <w:basedOn w:val="off_514"/>
     <w:uiPriority w:val="99"/>
     <w:pPr>
       <w:pBdr/>
@@ -69775,9 +69695,9 @@
       </w:tcPr>
     </w:tblStylePr>
   </w:style>
-  <w:style w:type="table" w:styleId="1719">
+  <w:style w:type="table" w:styleId="off_635">
     <w:name w:val="Bordered - Accent 1"/>
-    <w:basedOn w:val="1598"/>
+    <w:basedOn w:val="off_514"/>
     <w:uiPriority w:val="99"/>
     <w:pPr>
       <w:pBdr/>
@@ -70006,9 +69926,9 @@
       </w:tcPr>
     </w:tblStylePr>
   </w:style>
-  <w:style w:type="table" w:styleId="1720">
+  <w:style w:type="table" w:styleId="off_636">
     <w:name w:val="Bordered - Accent 2"/>
-    <w:basedOn w:val="1598"/>
+    <w:basedOn w:val="off_514"/>
     <w:uiPriority w:val="99"/>
     <w:pPr>
       <w:pBdr/>
@@ -70237,9 +70157,9 @@
       </w:tcPr>
     </w:tblStylePr>
   </w:style>
-  <w:style w:type="table" w:styleId="1721">
+  <w:style w:type="table" w:styleId="off_637">
     <w:name w:val="Bordered - Accent 3"/>
-    <w:basedOn w:val="1598"/>
+    <w:basedOn w:val="off_514"/>
     <w:uiPriority w:val="99"/>
     <w:pPr>
       <w:pBdr/>
@@ -70468,9 +70388,9 @@
       </w:tcPr>
     </w:tblStylePr>
   </w:style>
-  <w:style w:type="table" w:styleId="1722">
+  <w:style w:type="table" w:styleId="off_638">
     <w:name w:val="Bordered - Accent 4"/>
-    <w:basedOn w:val="1598"/>
+    <w:basedOn w:val="off_514"/>
     <w:uiPriority w:val="99"/>
     <w:pPr>
       <w:pBdr/>
@@ -70699,9 +70619,9 @@
       </w:tcPr>
     </w:tblStylePr>
   </w:style>
-  <w:style w:type="table" w:styleId="1723">
+  <w:style w:type="table" w:styleId="off_639">
     <w:name w:val="Bordered - Accent 5"/>
-    <w:basedOn w:val="1598"/>
+    <w:basedOn w:val="off_514"/>
     <w:uiPriority w:val="99"/>
     <w:pPr>
       <w:pBdr/>
@@ -70930,9 +70850,9 @@
       </w:tcPr>
     </w:tblStylePr>
   </w:style>
-  <w:style w:type="table" w:styleId="1724">
+  <w:style w:type="table" w:styleId="off_640">
     <w:name w:val="Bordered - Accent 6"/>
-    <w:basedOn w:val="1598"/>
+    <w:basedOn w:val="off_514"/>
     <w:uiPriority w:val="99"/>
     <w:pPr>
       <w:pBdr/>
@@ -71161,7 +71081,7 @@
       </w:tcPr>
     </w:tblStylePr>
   </w:style>
-  <w:style w:type="paragraph" w:styleId="1725" w:default="1">
+  <w:style w:type="paragraph" w:styleId="off_641" w:default="1">
     <w:name w:val="Normal"/>
     <w:qFormat/>
     <w:pPr>
@@ -71170,11 +71090,11 @@
       <w:ind/>
     </w:pPr>
   </w:style>
-  <w:style w:type="paragraph" w:styleId="1726">
+  <w:style w:type="paragraph" w:styleId="off_642">
     <w:name w:val="Heading 1"/>
-    <w:basedOn w:val="1725"/>
-    <w:next w:val="1725"/>
-    <w:link w:val="1737"/>
+    <w:basedOn w:val="off_641"/>
+    <w:next w:val="off_641"/>
+    <w:link w:val="off_653"/>
     <w:uiPriority w:val="9"/>
     <w:qFormat/>
     <w:pPr>
@@ -71192,11 +71112,11 @@
       <w:szCs w:val="40"/>
     </w:rPr>
   </w:style>
-  <w:style w:type="paragraph" w:styleId="1727">
+  <w:style w:type="paragraph" w:styleId="off_643">
     <w:name w:val="Heading 2"/>
-    <w:basedOn w:val="1725"/>
-    <w:next w:val="1725"/>
-    <w:link w:val="1738"/>
+    <w:basedOn w:val="off_641"/>
+    <w:next w:val="off_641"/>
+    <w:link w:val="off_654"/>
     <w:uiPriority w:val="9"/>
     <w:unhideWhenUsed/>
     <w:qFormat/>
@@ -71215,11 +71135,11 @@
       <w:szCs w:val="32"/>
     </w:rPr>
   </w:style>
-  <w:style w:type="paragraph" w:styleId="1728">
+  <w:style w:type="paragraph" w:styleId="off_644">
     <w:name w:val="Heading 3"/>
-    <w:basedOn w:val="1725"/>
-    <w:next w:val="1725"/>
-    <w:link w:val="1739"/>
+    <w:basedOn w:val="off_641"/>
+    <w:next w:val="off_641"/>
+    <w:link w:val="off_655"/>
     <w:uiPriority w:val="9"/>
     <w:unhideWhenUsed/>
     <w:qFormat/>
@@ -71238,11 +71158,11 @@
       <w:szCs w:val="28"/>
     </w:rPr>
   </w:style>
-  <w:style w:type="paragraph" w:styleId="1729">
+  <w:style w:type="paragraph" w:styleId="off_645">
     <w:name w:val="Heading 4"/>
-    <w:basedOn w:val="1725"/>
-    <w:next w:val="1725"/>
-    <w:link w:val="1740"/>
+    <w:basedOn w:val="off_641"/>
+    <w:next w:val="off_641"/>
+    <w:link w:val="off_656"/>
     <w:uiPriority w:val="9"/>
     <w:unhideWhenUsed/>
     <w:qFormat/>
@@ -71261,11 +71181,11 @@
       <w:color w:val="0f4761" w:themeColor="accent1" w:themeShade="BF"/>
     </w:rPr>
   </w:style>
-  <w:style w:type="paragraph" w:styleId="1730">
+  <w:style w:type="paragraph" w:styleId="off_646">
     <w:name w:val="Heading 5"/>
-    <w:basedOn w:val="1725"/>
-    <w:next w:val="1725"/>
-    <w:link w:val="1741"/>
+    <w:basedOn w:val="off_641"/>
+    <w:next w:val="off_641"/>
+    <w:link w:val="off_657"/>
     <w:uiPriority w:val="9"/>
     <w:unhideWhenUsed/>
     <w:qFormat/>
@@ -71282,11 +71202,11 @@
       <w:color w:val="0f4761" w:themeColor="accent1" w:themeShade="BF"/>
     </w:rPr>
   </w:style>
-  <w:style w:type="paragraph" w:styleId="1731">
+  <w:style w:type="paragraph" w:styleId="off_647">
     <w:name w:val="Heading 6"/>
-    <w:basedOn w:val="1725"/>
-    <w:next w:val="1725"/>
-    <w:link w:val="1742"/>
+    <w:basedOn w:val="off_641"/>
+    <w:next w:val="off_641"/>
+    <w:link w:val="off_658"/>
     <w:uiPriority w:val="9"/>
     <w:unhideWhenUsed/>
     <w:qFormat/>
@@ -71305,11 +71225,11 @@
       <w:color w:val="595959" w:themeColor="text1" w:themeTint="A6"/>
     </w:rPr>
   </w:style>
-  <w:style w:type="paragraph" w:styleId="1732">
+  <w:style w:type="paragraph" w:styleId="off_648">
     <w:name w:val="Heading 7"/>
-    <w:basedOn w:val="1725"/>
-    <w:next w:val="1725"/>
-    <w:link w:val="1743"/>
+    <w:basedOn w:val="off_641"/>
+    <w:next w:val="off_641"/>
+    <w:link w:val="off_659"/>
     <w:uiPriority w:val="9"/>
     <w:unhideWhenUsed/>
     <w:qFormat/>
@@ -71326,11 +71246,11 @@
       <w:color w:val="595959" w:themeColor="text1" w:themeTint="A6"/>
     </w:rPr>
   </w:style>
-  <w:style w:type="paragraph" w:styleId="1733">
+  <w:style w:type="paragraph" w:styleId="off_649">
     <w:name w:val="Heading 8"/>
-    <w:basedOn w:val="1725"/>
-    <w:next w:val="1725"/>
-    <w:link w:val="1744"/>
+    <w:basedOn w:val="off_641"/>
+    <w:next w:val="off_641"/>
+    <w:link w:val="off_660"/>
     <w:uiPriority w:val="9"/>
     <w:unhideWhenUsed/>
     <w:qFormat/>
@@ -71349,11 +71269,11 @@
       <w:color w:val="272727" w:themeColor="text1" w:themeTint="D8"/>
     </w:rPr>
   </w:style>
-  <w:style w:type="paragraph" w:styleId="1734">
+  <w:style w:type="paragraph" w:styleId="off_650">
     <w:name w:val="Heading 9"/>
-    <w:basedOn w:val="1725"/>
-    <w:next w:val="1725"/>
-    <w:link w:val="1745"/>
+    <w:basedOn w:val="off_641"/>
+    <w:next w:val="off_641"/>
+    <w:link w:val="off_661"/>
     <w:uiPriority w:val="9"/>
     <w:unhideWhenUsed/>
     <w:qFormat/>
@@ -71372,7 +71292,7 @@
       <w:color w:val="272727" w:themeColor="text1" w:themeTint="D8"/>
     </w:rPr>
   </w:style>
-  <w:style w:type="character" w:styleId="1735" w:default="1">
+  <w:style w:type="character" w:styleId="off_651" w:default="1">
     <w:name w:val="Default Paragraph Font"/>
     <w:uiPriority w:val="1"/>
     <w:semiHidden/>
@@ -71383,7 +71303,7 @@
       <w:ind/>
     </w:pPr>
   </w:style>
-  <w:style w:type="numbering" w:styleId="1736" w:default="1">
+  <w:style w:type="numbering" w:styleId="off_652" w:default="1">
     <w:name w:val="No List"/>
     <w:uiPriority w:val="99"/>
     <w:semiHidden/>
@@ -71394,10 +71314,10 @@
       <w:ind/>
     </w:pPr>
   </w:style>
-  <w:style w:type="character" w:styleId="1737">
+  <w:style w:type="character" w:styleId="off_653">
     <w:name w:val="Heading 1 Char"/>
-    <w:basedOn w:val="1735"/>
-    <w:link w:val="1726"/>
+    <w:basedOn w:val="off_651"/>
+    <w:link w:val="off_642"/>
     <w:uiPriority w:val="9"/>
     <w:pPr>
       <w:pBdr/>
@@ -71411,10 +71331,10 @@
       <w:szCs w:val="40"/>
     </w:rPr>
   </w:style>
-  <w:style w:type="character" w:styleId="1738">
+  <w:style w:type="character" w:styleId="off_654">
     <w:name w:val="Heading 2 Char"/>
-    <w:basedOn w:val="1735"/>
-    <w:link w:val="1727"/>
+    <w:basedOn w:val="off_651"/>
+    <w:link w:val="off_643"/>
     <w:uiPriority w:val="9"/>
     <w:pPr>
       <w:pBdr/>
@@ -71428,10 +71348,10 @@
       <w:szCs w:val="32"/>
     </w:rPr>
   </w:style>
-  <w:style w:type="character" w:styleId="1739">
+  <w:style w:type="character" w:styleId="off_655">
     <w:name w:val="Heading 3 Char"/>
-    <w:basedOn w:val="1735"/>
-    <w:link w:val="1728"/>
+    <w:basedOn w:val="off_651"/>
+    <w:link w:val="off_644"/>
     <w:uiPriority w:val="9"/>
     <w:pPr>
       <w:pBdr/>
@@ -71445,10 +71365,10 @@
       <w:szCs w:val="28"/>
     </w:rPr>
   </w:style>
-  <w:style w:type="character" w:styleId="1740">
+  <w:style w:type="character" w:styleId="off_656">
     <w:name w:val="Heading 4 Char"/>
-    <w:basedOn w:val="1735"/>
-    <w:link w:val="1729"/>
+    <w:basedOn w:val="off_651"/>
+    <w:link w:val="off_645"/>
     <w:uiPriority w:val="9"/>
     <w:pPr>
       <w:pBdr/>
@@ -71462,10 +71382,10 @@
       <w:color w:val="0f4761" w:themeColor="accent1" w:themeShade="BF"/>
     </w:rPr>
   </w:style>
-  <w:style w:type="character" w:styleId="1741">
+  <w:style w:type="character" w:styleId="off_657">
     <w:name w:val="Heading 5 Char"/>
-    <w:basedOn w:val="1735"/>
-    <w:link w:val="1730"/>
+    <w:basedOn w:val="off_651"/>
+    <w:link w:val="off_646"/>
     <w:uiPriority w:val="9"/>
     <w:pPr>
       <w:pBdr/>
@@ -71477,10 +71397,10 @@
       <w:color w:val="0f4761" w:themeColor="accent1" w:themeShade="BF"/>
     </w:rPr>
   </w:style>
-  <w:style w:type="character" w:styleId="1742">
+  <w:style w:type="character" w:styleId="off_658">
     <w:name w:val="Heading 6 Char"/>
-    <w:basedOn w:val="1735"/>
-    <w:link w:val="1731"/>
+    <w:basedOn w:val="off_651"/>
+    <w:link w:val="off_647"/>
     <w:uiPriority w:val="9"/>
     <w:pPr>
       <w:pBdr/>
@@ -71494,10 +71414,10 @@
       <w:color w:val="595959" w:themeColor="text1" w:themeTint="A6"/>
     </w:rPr>
   </w:style>
-  <w:style w:type="character" w:styleId="1743">
+  <w:style w:type="character" w:styleId="off_659">
     <w:name w:val="Heading 7 Char"/>
-    <w:basedOn w:val="1735"/>
-    <w:link w:val="1732"/>
+    <w:basedOn w:val="off_651"/>
+    <w:link w:val="off_648"/>
     <w:uiPriority w:val="9"/>
     <w:pPr>
       <w:pBdr/>
@@ -71509,10 +71429,10 @@
       <w:color w:val="595959" w:themeColor="text1" w:themeTint="A6"/>
     </w:rPr>
   </w:style>
-  <w:style w:type="character" w:styleId="1744">
+  <w:style w:type="character" w:styleId="off_660">
     <w:name w:val="Heading 8 Char"/>
-    <w:basedOn w:val="1735"/>
-    <w:link w:val="1733"/>
+    <w:basedOn w:val="off_651"/>
+    <w:link w:val="off_649"/>
     <w:uiPriority w:val="9"/>
     <w:pPr>
       <w:pBdr/>
@@ -71526,10 +71446,10 @@
       <w:color w:val="272727" w:themeColor="text1" w:themeTint="D8"/>
     </w:rPr>
   </w:style>
-  <w:style w:type="character" w:styleId="1745">
+  <w:style w:type="character" w:styleId="off_661">
     <w:name w:val="Heading 9 Char"/>
-    <w:basedOn w:val="1735"/>
-    <w:link w:val="1734"/>
+    <w:basedOn w:val="off_651"/>
+    <w:link w:val="off_650"/>
     <w:uiPriority w:val="9"/>
     <w:pPr>
       <w:pBdr/>
@@ -71543,11 +71463,11 @@
       <w:color w:val="272727" w:themeColor="text1" w:themeTint="D8"/>
     </w:rPr>
   </w:style>
-  <w:style w:type="paragraph" w:styleId="1746">
+  <w:style w:type="paragraph" w:styleId="off_662">
     <w:name w:val="Title"/>
-    <w:basedOn w:val="1725"/>
-    <w:next w:val="1725"/>
-    <w:link w:val="1747"/>
+    <w:basedOn w:val="off_641"/>
+    <w:next w:val="off_641"/>
+    <w:link w:val="off_663"/>
     <w:uiPriority w:val="10"/>
     <w:qFormat/>
     <w:pPr>
@@ -71563,10 +71483,10 @@
       <w:szCs w:val="56"/>
     </w:rPr>
   </w:style>
-  <w:style w:type="character" w:styleId="1747">
+  <w:style w:type="character" w:styleId="off_663">
     <w:name w:val="Title Char"/>
-    <w:basedOn w:val="1735"/>
-    <w:link w:val="1746"/>
+    <w:basedOn w:val="off_651"/>
+    <w:link w:val="off_662"/>
     <w:uiPriority w:val="10"/>
     <w:pPr>
       <w:pBdr/>
@@ -71580,11 +71500,11 @@
       <w:szCs w:val="56"/>
     </w:rPr>
   </w:style>
-  <w:style w:type="paragraph" w:styleId="1748">
+  <w:style w:type="paragraph" w:styleId="off_664">
     <w:name w:val="Subtitle"/>
-    <w:basedOn w:val="1725"/>
-    <w:next w:val="1725"/>
-    <w:link w:val="1749"/>
+    <w:basedOn w:val="off_641"/>
+    <w:next w:val="off_641"/>
+    <w:link w:val="off_665"/>
     <w:uiPriority w:val="11"/>
     <w:qFormat/>
     <w:pPr>
@@ -71602,10 +71522,10 @@
       <w:szCs w:val="28"/>
     </w:rPr>
   </w:style>
-  <w:style w:type="character" w:styleId="1749">
+  <w:style w:type="character" w:styleId="off_665">
     <w:name w:val="Subtitle Char"/>
-    <w:basedOn w:val="1735"/>
-    <w:link w:val="1748"/>
+    <w:basedOn w:val="off_651"/>
+    <w:link w:val="off_664"/>
     <w:uiPriority w:val="11"/>
     <w:pPr>
       <w:pBdr/>
@@ -71619,11 +71539,11 @@
       <w:szCs w:val="28"/>
     </w:rPr>
   </w:style>
-  <w:style w:type="paragraph" w:styleId="1750">
+  <w:style w:type="paragraph" w:styleId="off_666">
     <w:name w:val="Quote"/>
-    <w:basedOn w:val="1725"/>
-    <w:next w:val="1725"/>
-    <w:link w:val="1751"/>
+    <w:basedOn w:val="off_641"/>
+    <w:next w:val="off_641"/>
+    <w:link w:val="off_667"/>
     <w:uiPriority w:val="29"/>
     <w:qFormat/>
     <w:pPr>
@@ -71638,10 +71558,10 @@
       <w:color w:val="404040" w:themeColor="text1" w:themeTint="BF"/>
     </w:rPr>
   </w:style>
-  <w:style w:type="character" w:styleId="1751">
+  <w:style w:type="character" w:styleId="off_667">
     <w:name w:val="Quote Char"/>
-    <w:basedOn w:val="1735"/>
-    <w:link w:val="1750"/>
+    <w:basedOn w:val="off_651"/>
+    <w:link w:val="off_666"/>
     <w:uiPriority w:val="29"/>
     <w:pPr>
       <w:pBdr/>
@@ -71654,9 +71574,9 @@
       <w:color w:val="404040" w:themeColor="text1" w:themeTint="BF"/>
     </w:rPr>
   </w:style>
-  <w:style w:type="paragraph" w:styleId="1752">
+  <w:style w:type="paragraph" w:styleId="off_668">
     <w:name w:val="List Paragraph"/>
-    <w:basedOn w:val="1725"/>
+    <w:basedOn w:val="off_641"/>
     <w:uiPriority w:val="34"/>
     <w:qFormat/>
     <w:pPr>
@@ -71666,9 +71586,9 @@
       <w:contextualSpacing w:val="true"/>
     </w:pPr>
   </w:style>
-  <w:style w:type="character" w:styleId="1753">
+  <w:style w:type="character" w:styleId="off_669">
     <w:name w:val="Intense Emphasis"/>
-    <w:basedOn w:val="1735"/>
+    <w:basedOn w:val="off_651"/>
     <w:uiPriority w:val="21"/>
     <w:qFormat/>
     <w:pPr>
@@ -71682,11 +71602,11 @@
       <w:color w:val="0f4761" w:themeColor="accent1" w:themeShade="BF"/>
     </w:rPr>
   </w:style>
-  <w:style w:type="paragraph" w:styleId="1754">
+  <w:style w:type="paragraph" w:styleId="off_670">
     <w:name w:val="Intense Quote"/>
-    <w:basedOn w:val="1725"/>
-    <w:next w:val="1725"/>
-    <w:link w:val="1755"/>
+    <w:basedOn w:val="off_641"/>
+    <w:next w:val="off_641"/>
+    <w:link w:val="off_671"/>
     <w:uiPriority w:val="30"/>
     <w:qFormat/>
     <w:pPr>
@@ -71704,10 +71624,10 @@
       <w:color w:val="0f4761" w:themeColor="accent1" w:themeShade="BF"/>
     </w:rPr>
   </w:style>
-  <w:style w:type="character" w:styleId="1755">
+  <w:style w:type="character" w:styleId="off_671">
     <w:name w:val="Intense Quote Char"/>
-    <w:basedOn w:val="1735"/>
-    <w:link w:val="1754"/>
+    <w:basedOn w:val="off_651"/>
+    <w:link w:val="off_670"/>
     <w:uiPriority w:val="30"/>
     <w:pPr>
       <w:pBdr/>
@@ -71720,9 +71640,9 @@
       <w:color w:val="0f4761" w:themeColor="accent1" w:themeShade="BF"/>
     </w:rPr>
   </w:style>
-  <w:style w:type="character" w:styleId="1756">
+  <w:style w:type="character" w:styleId="off_672">
     <w:name w:val="Intense Reference"/>
-    <w:basedOn w:val="1735"/>
+    <w:basedOn w:val="off_651"/>
     <w:uiPriority w:val="32"/>
     <w:qFormat/>
     <w:pPr>
@@ -71738,9 +71658,9 @@
       <w:spacing w:val="5"/>
     </w:rPr>
   </w:style>
-  <w:style w:type="paragraph" w:styleId="1757">
+  <w:style w:type="paragraph" w:styleId="off_673">
     <w:name w:val="No Spacing"/>
-    <w:basedOn w:val="1725"/>
+    <w:basedOn w:val="off_641"/>
     <w:uiPriority w:val="1"/>
     <w:qFormat/>
     <w:pPr>
@@ -71749,9 +71669,9 @@
       <w:ind/>
     </w:pPr>
   </w:style>
-  <w:style w:type="character" w:styleId="1758">
+  <w:style w:type="character" w:styleId="off_674">
     <w:name w:val="Subtle Emphasis"/>
-    <w:basedOn w:val="1735"/>
+    <w:basedOn w:val="off_651"/>
     <w:uiPriority w:val="19"/>
     <w:qFormat/>
     <w:pPr>
@@ -71765,9 +71685,9 @@
       <w:color w:val="404040" w:themeColor="text1" w:themeTint="BF"/>
     </w:rPr>
   </w:style>
-  <w:style w:type="character" w:styleId="1759">
+  <w:style w:type="character" w:styleId="off_675">
     <w:name w:val="Emphasis"/>
-    <w:basedOn w:val="1735"/>
+    <w:basedOn w:val="off_651"/>
     <w:uiPriority w:val="20"/>
     <w:qFormat/>
     <w:pPr>
@@ -71780,9 +71700,9 @@
       <w:iCs/>
     </w:rPr>
   </w:style>
-  <w:style w:type="character" w:styleId="1760">
+  <w:style w:type="character" w:styleId="off_676">
     <w:name w:val="Strong"/>
-    <w:basedOn w:val="1735"/>
+    <w:basedOn w:val="off_651"/>
     <w:uiPriority w:val="22"/>
     <w:qFormat/>
     <w:pPr>
@@ -71795,9 +71715,9 @@
       <w:bCs/>
     </w:rPr>
   </w:style>
-  <w:style w:type="character" w:styleId="1761">
+  <w:style w:type="character" w:styleId="off_677">
     <w:name w:val="Subtle Reference"/>
-    <w:basedOn w:val="1735"/>
+    <w:basedOn w:val="off_651"/>
     <w:uiPriority w:val="31"/>
     <w:qFormat/>
     <w:pPr>
@@ -71810,9 +71730,9 @@
       <w:color w:val="5a5a5a" w:themeColor="text1" w:themeTint="A5"/>
     </w:rPr>
   </w:style>
-  <w:style w:type="character" w:styleId="1762">
+  <w:style w:type="character" w:styleId="off_678">
     <w:name w:val="Book Title"/>
-    <w:basedOn w:val="1735"/>
+    <w:basedOn w:val="off_651"/>
     <w:uiPriority w:val="33"/>
     <w:qFormat/>
     <w:pPr>
@@ -71828,10 +71748,10 @@
       <w:spacing w:val="5"/>
     </w:rPr>
   </w:style>
-  <w:style w:type="paragraph" w:styleId="1763">
+  <w:style w:type="paragraph" w:styleId="off_679">
     <w:name w:val="Header"/>
-    <w:basedOn w:val="1725"/>
-    <w:link w:val="1764"/>
+    <w:basedOn w:val="off_641"/>
+    <w:link w:val="off_680"/>
     <w:uiPriority w:val="99"/>
     <w:unhideWhenUsed/>
     <w:pPr>
@@ -71844,10 +71764,10 @@
       <w:ind/>
     </w:pPr>
   </w:style>
-  <w:style w:type="character" w:styleId="1764">
+  <w:style w:type="character" w:styleId="off_680">
     <w:name w:val="Header Char"/>
-    <w:basedOn w:val="1735"/>
-    <w:link w:val="1763"/>
+    <w:basedOn w:val="off_651"/>
+    <w:link w:val="off_679"/>
     <w:uiPriority w:val="99"/>
     <w:pPr>
       <w:pBdr/>
@@ -71855,10 +71775,10 @@
       <w:ind/>
     </w:pPr>
   </w:style>
-  <w:style w:type="paragraph" w:styleId="1765">
+  <w:style w:type="paragraph" w:styleId="off_681">
     <w:name w:val="Footer"/>
-    <w:basedOn w:val="1725"/>
-    <w:link w:val="1766"/>
+    <w:basedOn w:val="off_641"/>
+    <w:link w:val="off_682"/>
     <w:uiPriority w:val="99"/>
     <w:unhideWhenUsed/>
     <w:pPr>
@@ -71871,10 +71791,10 @@
       <w:ind/>
     </w:pPr>
   </w:style>
-  <w:style w:type="character" w:styleId="1766">
+  <w:style w:type="character" w:styleId="off_682">
     <w:name w:val="Footer Char"/>
-    <w:basedOn w:val="1735"/>
-    <w:link w:val="1765"/>
+    <w:basedOn w:val="off_651"/>
+    <w:link w:val="off_681"/>
     <w:uiPriority w:val="99"/>
     <w:pPr>
       <w:pBdr/>
@@ -71882,10 +71802,10 @@
       <w:ind/>
     </w:pPr>
   </w:style>
-  <w:style w:type="paragraph" w:styleId="1767">
+  <w:style w:type="paragraph" w:styleId="off_683">
     <w:name w:val="Caption"/>
-    <w:basedOn w:val="1725"/>
-    <w:next w:val="1725"/>
+    <w:basedOn w:val="off_641"/>
+    <w:next w:val="off_641"/>
     <w:uiPriority w:val="35"/>
     <w:unhideWhenUsed/>
     <w:qFormat/>
@@ -71902,10 +71822,10 @@
       <w:szCs w:val="18"/>
     </w:rPr>
   </w:style>
-  <w:style w:type="paragraph" w:styleId="1768">
+  <w:style w:type="paragraph" w:styleId="off_684">
     <w:name w:val="footnote text"/>
-    <w:basedOn w:val="1725"/>
-    <w:link w:val="1769"/>
+    <w:basedOn w:val="off_641"/>
+    <w:link w:val="off_685"/>
     <w:uiPriority w:val="99"/>
     <w:semiHidden/>
     <w:unhideWhenUsed/>
@@ -71919,10 +71839,10 @@
       <w:szCs w:val="20"/>
     </w:rPr>
   </w:style>
-  <w:style w:type="character" w:styleId="1769">
+  <w:style w:type="character" w:styleId="off_685">
     <w:name w:val="Footnote Text Char"/>
-    <w:basedOn w:val="1735"/>
-    <w:link w:val="1768"/>
+    <w:basedOn w:val="off_651"/>
+    <w:link w:val="off_684"/>
     <w:uiPriority w:val="99"/>
     <w:semiHidden/>
     <w:pPr>
@@ -71935,9 +71855,9 @@
       <w:szCs w:val="20"/>
     </w:rPr>
   </w:style>
-  <w:style w:type="character" w:styleId="1770">
+  <w:style w:type="character" w:styleId="off_686">
     <w:name w:val="footnote reference"/>
-    <w:basedOn w:val="1735"/>
+    <w:basedOn w:val="off_651"/>
     <w:uiPriority w:val="99"/>
     <w:semiHidden/>
     <w:unhideWhenUsed/>
@@ -71950,10 +71870,10 @@
       <w:vertAlign w:val="superscript"/>
     </w:rPr>
   </w:style>
-  <w:style w:type="paragraph" w:styleId="1771">
+  <w:style w:type="paragraph" w:styleId="off_687">
     <w:name w:val="endnote text"/>
-    <w:basedOn w:val="1725"/>
-    <w:link w:val="1772"/>
+    <w:basedOn w:val="off_641"/>
+    <w:link w:val="off_688"/>
     <w:uiPriority w:val="99"/>
     <w:semiHidden/>
     <w:unhideWhenUsed/>
@@ -71967,10 +71887,10 @@
       <w:szCs w:val="20"/>
     </w:rPr>
   </w:style>
-  <w:style w:type="character" w:styleId="1772">
+  <w:style w:type="character" w:styleId="off_688">
     <w:name w:val="Endnote Text Char"/>
-    <w:basedOn w:val="1735"/>
-    <w:link w:val="1771"/>
+    <w:basedOn w:val="off_651"/>
+    <w:link w:val="off_687"/>
     <w:uiPriority w:val="99"/>
     <w:semiHidden/>
     <w:pPr>
@@ -71983,9 +71903,9 @@
       <w:szCs w:val="20"/>
     </w:rPr>
   </w:style>
-  <w:style w:type="character" w:styleId="1773">
+  <w:style w:type="character" w:styleId="off_689">
     <w:name w:val="endnote reference"/>
-    <w:basedOn w:val="1735"/>
+    <w:basedOn w:val="off_651"/>
     <w:uiPriority w:val="99"/>
     <w:semiHidden/>
     <w:unhideWhenUsed/>
@@ -71998,9 +71918,9 @@
       <w:vertAlign w:val="superscript"/>
     </w:rPr>
   </w:style>
-  <w:style w:type="character" w:styleId="1774">
+  <w:style w:type="character" w:styleId="off_690">
     <w:name w:val="Hyperlink"/>
-    <w:basedOn w:val="1735"/>
+    <w:basedOn w:val="off_651"/>
     <w:uiPriority w:val="99"/>
     <w:unhideWhenUsed/>
     <w:pPr>
@@ -72013,9 +71933,9 @@
       <w:u w:val="single"/>
     </w:rPr>
   </w:style>
-  <w:style w:type="character" w:styleId="1775">
+  <w:style w:type="character" w:styleId="off_691">
     <w:name w:val="FollowedHyperlink"/>
-    <w:basedOn w:val="1735"/>
+    <w:basedOn w:val="off_651"/>
     <w:uiPriority w:val="99"/>
     <w:semiHidden/>
     <w:unhideWhenUsed/>
@@ -72029,10 +71949,10 @@
       <w:u w:val="single"/>
     </w:rPr>
   </w:style>
-  <w:style w:type="paragraph" w:styleId="1776">
+  <w:style w:type="paragraph" w:styleId="off_692">
     <w:name w:val="toc 1"/>
-    <w:basedOn w:val="1725"/>
-    <w:next w:val="1725"/>
+    <w:basedOn w:val="off_641"/>
+    <w:next w:val="off_641"/>
     <w:uiPriority w:val="39"/>
     <w:unhideWhenUsed/>
     <w:pPr>
@@ -72041,10 +71961,10 @@
       <w:ind/>
     </w:pPr>
   </w:style>
-  <w:style w:type="paragraph" w:styleId="1777">
+  <w:style w:type="paragraph" w:styleId="off_693">
     <w:name w:val="toc 2"/>
-    <w:basedOn w:val="1725"/>
-    <w:next w:val="1725"/>
+    <w:basedOn w:val="off_641"/>
+    <w:next w:val="off_641"/>
     <w:uiPriority w:val="39"/>
     <w:unhideWhenUsed/>
     <w:pPr>
@@ -72053,10 +71973,10 @@
       <w:ind w:left="220"/>
     </w:pPr>
   </w:style>
-  <w:style w:type="paragraph" w:styleId="1778">
+  <w:style w:type="paragraph" w:styleId="off_694">
     <w:name w:val="toc 3"/>
-    <w:basedOn w:val="1725"/>
-    <w:next w:val="1725"/>
+    <w:basedOn w:val="off_641"/>
+    <w:next w:val="off_641"/>
     <w:uiPriority w:val="39"/>
     <w:unhideWhenUsed/>
     <w:pPr>
@@ -72065,10 +71985,10 @@
       <w:ind w:left="440"/>
     </w:pPr>
   </w:style>
-  <w:style w:type="paragraph" w:styleId="1779">
+  <w:style w:type="paragraph" w:styleId="off_695">
     <w:name w:val="toc 4"/>
-    <w:basedOn w:val="1725"/>
-    <w:next w:val="1725"/>
+    <w:basedOn w:val="off_641"/>
+    <w:next w:val="off_641"/>
     <w:uiPriority w:val="39"/>
     <w:unhideWhenUsed/>
     <w:pPr>
@@ -72077,10 +71997,10 @@
       <w:ind w:left="660"/>
     </w:pPr>
   </w:style>
-  <w:style w:type="paragraph" w:styleId="1780">
+  <w:style w:type="paragraph" w:styleId="off_696">
     <w:name w:val="toc 5"/>
-    <w:basedOn w:val="1725"/>
-    <w:next w:val="1725"/>
+    <w:basedOn w:val="off_641"/>
+    <w:next w:val="off_641"/>
     <w:uiPriority w:val="39"/>
     <w:unhideWhenUsed/>
     <w:pPr>
@@ -72089,10 +72009,10 @@
       <w:ind w:left="880"/>
     </w:pPr>
   </w:style>
-  <w:style w:type="paragraph" w:styleId="1781">
+  <w:style w:type="paragraph" w:styleId="off_697">
     <w:name w:val="toc 6"/>
-    <w:basedOn w:val="1725"/>
-    <w:next w:val="1725"/>
+    <w:basedOn w:val="off_641"/>
+    <w:next w:val="off_641"/>
     <w:uiPriority w:val="39"/>
     <w:unhideWhenUsed/>
     <w:pPr>
@@ -72101,10 +72021,10 @@
       <w:ind w:left="1100"/>
     </w:pPr>
   </w:style>
-  <w:style w:type="paragraph" w:styleId="1782">
+  <w:style w:type="paragraph" w:styleId="off_698">
     <w:name w:val="toc 7"/>
-    <w:basedOn w:val="1725"/>
-    <w:next w:val="1725"/>
+    <w:basedOn w:val="off_641"/>
+    <w:next w:val="off_641"/>
     <w:uiPriority w:val="39"/>
     <w:unhideWhenUsed/>
     <w:pPr>
@@ -72113,10 +72033,10 @@
       <w:ind w:left="1320"/>
     </w:pPr>
   </w:style>
-  <w:style w:type="paragraph" w:styleId="1783">
+  <w:style w:type="paragraph" w:styleId="off_699">
     <w:name w:val="toc 8"/>
-    <w:basedOn w:val="1725"/>
-    <w:next w:val="1725"/>
+    <w:basedOn w:val="off_641"/>
+    <w:next w:val="off_641"/>
     <w:uiPriority w:val="39"/>
     <w:unhideWhenUsed/>
     <w:pPr>
@@ -72125,10 +72045,10 @@
       <w:ind w:left="1540"/>
     </w:pPr>
   </w:style>
-  <w:style w:type="paragraph" w:styleId="1784">
+  <w:style w:type="paragraph" w:styleId="off_700">
     <w:name w:val="toc 9"/>
-    <w:basedOn w:val="1725"/>
-    <w:next w:val="1725"/>
+    <w:basedOn w:val="off_641"/>
+    <w:next w:val="off_641"/>
     <w:uiPriority w:val="39"/>
     <w:unhideWhenUsed/>
     <w:pPr>
@@ -72137,9 +72057,9 @@
       <w:ind w:left="1760"/>
     </w:pPr>
   </w:style>
-  <w:style w:type="character" w:styleId="1785">
+  <w:style w:type="character" w:styleId="off_701">
     <w:name w:val="Placeholder Text"/>
-    <w:basedOn w:val="1735"/>
+    <w:basedOn w:val="off_651"/>
     <w:uiPriority w:val="99"/>
     <w:semiHidden/>
     <w:pPr>
@@ -72151,7 +72071,7 @@
       <w:color w:val="666666"/>
     </w:rPr>
   </w:style>
-  <w:style w:type="paragraph" w:styleId="1786">
+  <w:style w:type="paragraph" w:styleId="off_702">
     <w:name w:val="TOC Heading"/>
     <w:uiPriority w:val="39"/>
     <w:unhideWhenUsed/>
@@ -72161,10 +72081,10 @@
       <w:ind/>
     </w:pPr>
   </w:style>
-  <w:style w:type="paragraph" w:styleId="1787">
+  <w:style w:type="paragraph" w:styleId="off_703">
     <w:name w:val="table of figures"/>
-    <w:basedOn w:val="1725"/>
-    <w:next w:val="1725"/>
+    <w:basedOn w:val="off_641"/>
+    <w:next w:val="off_641"/>
     <w:uiPriority w:val="99"/>
     <w:unhideWhenUsed/>
     <w:pPr>
